--- a/analytics_engineer/Analytics_Engineer_Kurnosenko_EN.docx
+++ b/analytics_engineer/Analytics_Engineer_Kurnosenko_EN.docx
@@ -16,7 +16,24 @@
           <w:color w:val="1F497D"/>
           <w:sz w:val="36"/>
         </w:rPr>
-        <w:t xml:space="preserve">Kurnosenko Vitaly </w:t>
+        <w:t>Vitaly Kurnosenko</w:t>
+      </w:r>
+    </w:p>
+    <w:p>
+      <w:pPr>
+        <w:pStyle w:val="Normal"/>
+        <w:jc w:val="start"/>
+        <w:rPr/>
+      </w:pPr>
+      <w:r>
+        <w:rPr>
+          <w:rFonts w:eastAsia="Calibri"/>
+          <w:b/>
+          <w:i w:val="false"/>
+          <w:color w:val="2E5090"/>
+          <w:sz w:val="21"/>
+        </w:rPr>
+        <w:t>Analytics Engineer | SQL · DBT · Airflow · Spark | Data Marts · ETL · Data Quality</w:t>
       </w:r>
     </w:p>
     <w:p>
@@ -32,82 +49,7 @@
           <w:i w:val="false"/>
           <w:sz w:val="20"/>
         </w:rPr>
-        <w:t>Analytics Engineer</w:t>
-      </w:r>
-      <w:r>
-        <w:rPr>
-          <w:rFonts w:eastAsia="Calibri"/>
-          <w:b w:val="false"/>
-          <w:i w:val="false"/>
-          <w:sz w:val="20"/>
-        </w:rPr>
-        <w:t xml:space="preserve"> | DWH · Risk Domain | SQL · dbt · Airflow · Spark | Data Marts · Data Quality</w:t>
-      </w:r>
-    </w:p>
-    <w:p>
-      <w:pPr>
-        <w:pStyle w:val="Normal"/>
-        <w:jc w:val="start"/>
-        <w:rPr/>
-      </w:pPr>
-      <w:r>
-        <w:rPr>
-          <w:rFonts w:eastAsia="Calibri"/>
-          <w:b/>
-          <w:i w:val="false"/>
-          <w:sz w:val="20"/>
-        </w:rPr>
-        <w:t>Location:</w:t>
-      </w:r>
-      <w:r>
-        <w:rPr>
-          <w:rFonts w:eastAsia="Calibri"/>
-          <w:b w:val="false"/>
-          <w:i w:val="false"/>
-          <w:sz w:val="20"/>
-        </w:rPr>
-        <w:t xml:space="preserve"> Shanghai, China (open to relocation to Cyprus / Serbia / Georgia / Kazakhstan)</w:t>
-      </w:r>
-    </w:p>
-    <w:p>
-      <w:pPr>
-        <w:pStyle w:val="Normal"/>
-        <w:jc w:val="start"/>
-        <w:rPr/>
-      </w:pPr>
-      <w:r>
-        <w:rPr>
-          <w:rFonts w:eastAsia="Calibri"/>
-          <w:b/>
-          <w:i w:val="false"/>
-          <w:sz w:val="20"/>
-        </w:rPr>
-        <w:t>Citizenship:</w:t>
-      </w:r>
-      <w:r>
-        <w:rPr>
-          <w:rFonts w:eastAsia="Calibri"/>
-          <w:b w:val="false"/>
-          <w:i w:val="false"/>
-          <w:sz w:val="20"/>
-        </w:rPr>
-        <w:t xml:space="preserve"> Russia</w:t>
-      </w:r>
-    </w:p>
-    <w:p>
-      <w:pPr>
-        <w:pStyle w:val="Normal"/>
-        <w:jc w:val="start"/>
-        <w:rPr/>
-      </w:pPr>
-      <w:r>
-        <w:rPr>
-          <w:rFonts w:eastAsia="Calibri"/>
-          <w:b/>
-          <w:i w:val="false"/>
-          <w:sz w:val="20"/>
-        </w:rPr>
-        <w:t>Phone:</w:t>
+        <w:t>Phone / Skype:</w:t>
       </w:r>
       <w:r>
         <w:rPr>
@@ -141,7 +83,7 @@
           <w:i w:val="false"/>
           <w:sz w:val="20"/>
         </w:rPr>
-        <w:t xml:space="preserve"> vitaly@sinoptics.ai</w:t>
+        <w:t xml:space="preserve"> rikkimortycrypt@gmail.com</w:t>
       </w:r>
     </w:p>
     <w:p>
@@ -182,31 +124,6 @@
           <w:i w:val="false"/>
           <w:sz w:val="20"/>
         </w:rPr>
-        <w:t>WeChat:</w:t>
-      </w:r>
-      <w:r>
-        <w:rPr>
-          <w:rFonts w:eastAsia="Calibri"/>
-          <w:b w:val="false"/>
-          <w:i w:val="false"/>
-          <w:sz w:val="20"/>
-        </w:rPr>
-        <w:t xml:space="preserve"> porohnya</w:t>
-      </w:r>
-    </w:p>
-    <w:p>
-      <w:pPr>
-        <w:pStyle w:val="Normal"/>
-        <w:jc w:val="start"/>
-        <w:rPr/>
-      </w:pPr>
-      <w:r>
-        <w:rPr>
-          <w:rFonts w:eastAsia="Calibri"/>
-          <w:b/>
-          <w:i w:val="false"/>
-          <w:sz w:val="20"/>
-        </w:rPr>
         <w:t>Languages:</w:t>
       </w:r>
       <w:r>
@@ -216,7 +133,7 @@
           <w:i w:val="false"/>
           <w:sz w:val="20"/>
         </w:rPr>
-        <w:t xml:space="preserve"> Russian — native; English — A1 working proficiency; Chinese (Mandarin) — HSK 4</w:t>
+        <w:t xml:space="preserve"> English — B2 / Upper-Intermediate, fluent spoken and written; Chinese — HSK 4; Russian — native</w:t>
       </w:r>
     </w:p>
     <w:tbl>
@@ -286,7 +203,7 @@
           <w:i w:val="false"/>
           <w:sz w:val="20"/>
         </w:rPr>
-        <w:t>Analytics engineer with 5</w:t>
+        <w:t xml:space="preserve">Analytics engineer with </w:t>
       </w:r>
       <w:r>
         <w:rPr>
@@ -295,7 +212,7 @@
           <w:i w:val="false"/>
           <w:sz w:val="20"/>
         </w:rPr>
-        <w:t>+ years</w:t>
+        <w:t>3+ years</w:t>
       </w:r>
       <w:r>
         <w:rPr>
@@ -304,7 +221,7 @@
           <w:i w:val="false"/>
           <w:sz w:val="20"/>
         </w:rPr>
-        <w:t xml:space="preserve"> delivering production </w:t>
+        <w:t xml:space="preserve"> building production </w:t>
       </w:r>
       <w:r>
         <w:rPr>
@@ -358,7 +275,7 @@
           <w:i w:val="false"/>
           <w:sz w:val="20"/>
         </w:rPr>
-        <w:t xml:space="preserve"> on a high-volume </w:t>
+        <w:t xml:space="preserve"> on a high-volume e-commerce / anti-fraud platform (</w:t>
       </w:r>
       <w:r>
         <w:rPr>
@@ -367,7 +284,7 @@
           <w:i w:val="false"/>
           <w:sz w:val="20"/>
         </w:rPr>
-        <w:t>anti-fraud / risk platform</w:t>
+        <w:t>Yofi / Botnot</w:t>
       </w:r>
       <w:r>
         <w:rPr>
@@ -376,7 +293,7 @@
           <w:i w:val="false"/>
           <w:sz w:val="20"/>
         </w:rPr>
-        <w:t xml:space="preserve"> (Yofi, USA — enterprise Shopify merchants including Lululemon). Act as a trusted bridge between </w:t>
+        <w:t xml:space="preserve">, USA — </w:t>
       </w:r>
       <w:r>
         <w:rPr>
@@ -385,7 +302,7 @@
           <w:i w:val="false"/>
           <w:sz w:val="20"/>
         </w:rPr>
-        <w:t>risk-oriented business stakeholders</w:t>
+        <w:t>Shopify</w:t>
       </w:r>
       <w:r>
         <w:rPr>
@@ -394,7 +311,25 @@
           <w:i w:val="false"/>
           <w:sz w:val="20"/>
         </w:rPr>
-        <w:t xml:space="preserve"> and the data platform: translate requirements into </w:t>
+        <w:t xml:space="preserve"> merchants including </w:t>
+      </w:r>
+      <w:r>
+        <w:rPr>
+          <w:rFonts w:eastAsia="Calibri"/>
+          <w:b/>
+          <w:i w:val="false"/>
+          <w:sz w:val="20"/>
+        </w:rPr>
+        <w:t>Lululemon</w:t>
+      </w:r>
+      <w:r>
+        <w:rPr>
+          <w:rFonts w:eastAsia="Calibri"/>
+          <w:b w:val="false"/>
+          <w:i w:val="false"/>
+          <w:sz w:val="20"/>
+        </w:rPr>
+        <w:t xml:space="preserve">). Translate business and analyst needs into </w:t>
       </w:r>
       <w:r>
         <w:rPr>
@@ -430,7 +365,7 @@
           <w:i w:val="false"/>
           <w:sz w:val="20"/>
         </w:rPr>
-        <w:t xml:space="preserve"> orchestration, and </w:t>
+        <w:t xml:space="preserve"> DAGs, and </w:t>
       </w:r>
       <w:r>
         <w:rPr>
@@ -448,7 +383,7 @@
           <w:i w:val="false"/>
           <w:sz w:val="20"/>
         </w:rPr>
-        <w:t xml:space="preserve"> workloads; define metrics with clarity; ship </w:t>
+        <w:t xml:space="preserve"> jobs; document schemas and business logic; enforce </w:t>
       </w:r>
       <w:r>
         <w:rPr>
@@ -457,7 +392,7 @@
           <w:i w:val="false"/>
           <w:sz w:val="20"/>
         </w:rPr>
-        <w:t>documented, tested, production-grade</w:t>
+        <w:t>data quality</w:t>
       </w:r>
       <w:r>
         <w:rPr>
@@ -466,7 +401,7 @@
           <w:i w:val="false"/>
           <w:sz w:val="20"/>
         </w:rPr>
-        <w:t xml:space="preserve"> datasets.</w:t>
+        <w:t xml:space="preserve"> with automated tests and operational monitoring.</w:t>
       </w:r>
     </w:p>
     <w:p>
@@ -481,7 +416,7 @@
           <w:i w:val="false"/>
           <w:sz w:val="20"/>
         </w:rPr>
-        <w:t xml:space="preserve">Deep hands-on experience with </w:t>
+        <w:t xml:space="preserve">Strong in </w:t>
       </w:r>
       <w:r>
         <w:rPr>
@@ -490,7 +425,7 @@
           <w:i w:val="false"/>
           <w:sz w:val="20"/>
         </w:rPr>
-        <w:t>risk-adjacent data</w:t>
+        <w:t>advanced SQL</w:t>
       </w:r>
       <w:r>
         <w:rPr>
@@ -499,7 +434,7 @@
           <w:i w:val="false"/>
           <w:sz w:val="20"/>
         </w:rPr>
-        <w:t xml:space="preserve"> — fraud indicators, order and customer risk dimensions, scoring feature tables, rule-efficiency analytics, payment-validation signals (BIN, billing, transaction events), and operational monitoring of data quality. Strong </w:t>
+        <w:t xml:space="preserve"> (CTEs, window functions, complex joins, query tuning on </w:t>
       </w:r>
       <w:r>
         <w:rPr>
@@ -508,7 +443,7 @@
           <w:i w:val="false"/>
           <w:sz w:val="20"/>
         </w:rPr>
-        <w:t>Risk and Finance domain</w:t>
+        <w:t>BigQuery</w:t>
       </w:r>
       <w:r>
         <w:rPr>
@@ -517,7 +452,7 @@
           <w:i w:val="false"/>
           <w:sz w:val="20"/>
         </w:rPr>
-        <w:t xml:space="preserve"> foundation: </w:t>
+        <w:t xml:space="preserve"> and </w:t>
       </w:r>
       <w:r>
         <w:rPr>
@@ -526,7 +461,7 @@
           <w:i w:val="false"/>
           <w:sz w:val="20"/>
         </w:rPr>
-        <w:t>PhD in mathematical sciences</w:t>
+        <w:t>PostgreSQL</w:t>
       </w:r>
       <w:r>
         <w:rPr>
@@ -535,7 +470,7 @@
           <w:i w:val="false"/>
           <w:sz w:val="20"/>
         </w:rPr>
-        <w:t xml:space="preserve"> plus </w:t>
+        <w:t xml:space="preserve">), </w:t>
       </w:r>
       <w:r>
         <w:rPr>
@@ -544,7 +479,7 @@
           <w:i w:val="false"/>
           <w:sz w:val="20"/>
         </w:rPr>
-        <w:t>15+ years</w:t>
+        <w:t>Python</w:t>
       </w:r>
       <w:r>
         <w:rPr>
@@ -553,14 +488,17 @@
           <w:i w:val="false"/>
           <w:sz w:val="20"/>
         </w:rPr>
-        <w:t xml:space="preserve"> in corporate finance, treasury, payment controls, and IFRS/CAS reporting.</w:t>
+        <w:t xml:space="preserve"> for data processing (</w:t>
       </w:r>
-    </w:p>
-    <w:p>
-      <w:pPr>
-        <w:pStyle w:val="Normal"/>
-        <w:rPr/>
-      </w:pPr>
+      <w:r>
+        <w:rPr>
+          <w:rFonts w:eastAsia="Calibri"/>
+          <w:b/>
+          <w:i w:val="false"/>
+          <w:sz w:val="20"/>
+        </w:rPr>
+        <w:t>pandas</w:t>
+      </w:r>
       <w:r>
         <w:rPr>
           <w:rFonts w:eastAsia="Calibri"/>
@@ -568,7 +506,184 @@
           <w:i w:val="false"/>
           <w:sz w:val="20"/>
         </w:rPr>
-        <w:t>Comfortable owning the full path from stakeholder requirement to reliable mart — including incremental models, schema contracts, incident response, and cross-team enablement in international remote environments.</w:t>
+        <w:t xml:space="preserve">, </w:t>
+      </w:r>
+      <w:r>
+        <w:rPr>
+          <w:rFonts w:eastAsia="Calibri"/>
+          <w:b/>
+          <w:i w:val="false"/>
+          <w:sz w:val="20"/>
+        </w:rPr>
+        <w:t>PySpark</w:t>
+      </w:r>
+      <w:r>
+        <w:rPr>
+          <w:rFonts w:eastAsia="Calibri"/>
+          <w:b w:val="false"/>
+          <w:i w:val="false"/>
+          <w:sz w:val="20"/>
+        </w:rPr>
+        <w:t xml:space="preserve">), and </w:t>
+      </w:r>
+      <w:r>
+        <w:rPr>
+          <w:rFonts w:eastAsia="Calibri"/>
+          <w:b/>
+          <w:i w:val="false"/>
+          <w:sz w:val="20"/>
+        </w:rPr>
+        <w:t>dbt</w:t>
+      </w:r>
+      <w:r>
+        <w:rPr>
+          <w:rFonts w:eastAsia="Calibri"/>
+          <w:b w:val="false"/>
+          <w:i w:val="false"/>
+          <w:sz w:val="20"/>
+        </w:rPr>
+        <w:t xml:space="preserve"> transformation DAGs on </w:t>
+      </w:r>
+      <w:r>
+        <w:rPr>
+          <w:rFonts w:eastAsia="Calibri"/>
+          <w:b/>
+          <w:i w:val="false"/>
+          <w:sz w:val="20"/>
+        </w:rPr>
+        <w:t>BigQuery</w:t>
+      </w:r>
+      <w:r>
+        <w:rPr>
+          <w:rFonts w:eastAsia="Calibri"/>
+          <w:b w:val="false"/>
+          <w:i w:val="false"/>
+          <w:sz w:val="20"/>
+        </w:rPr>
+        <w:t xml:space="preserve">. Hands-on with </w:t>
+      </w:r>
+      <w:r>
+        <w:rPr>
+          <w:rFonts w:eastAsia="Calibri"/>
+          <w:b/>
+          <w:i w:val="false"/>
+          <w:sz w:val="20"/>
+        </w:rPr>
+        <w:t>lakehouse</w:t>
+      </w:r>
+      <w:r>
+        <w:rPr>
+          <w:rFonts w:eastAsia="Calibri"/>
+          <w:b w:val="false"/>
+          <w:i w:val="false"/>
+          <w:sz w:val="20"/>
+        </w:rPr>
+        <w:t xml:space="preserve"> patterns (</w:t>
+      </w:r>
+      <w:r>
+        <w:rPr>
+          <w:rFonts w:eastAsia="Calibri"/>
+          <w:b/>
+          <w:i w:val="false"/>
+          <w:sz w:val="20"/>
+        </w:rPr>
+        <w:t>Hudi</w:t>
+      </w:r>
+      <w:r>
+        <w:rPr>
+          <w:rFonts w:eastAsia="Calibri"/>
+          <w:b w:val="false"/>
+          <w:i w:val="false"/>
+          <w:sz w:val="20"/>
+        </w:rPr>
+        <w:t xml:space="preserve">, </w:t>
+      </w:r>
+      <w:r>
+        <w:rPr>
+          <w:rFonts w:eastAsia="Calibri"/>
+          <w:b/>
+          <w:i w:val="false"/>
+          <w:sz w:val="20"/>
+        </w:rPr>
+        <w:t>Delta Lake</w:t>
+      </w:r>
+      <w:r>
+        <w:rPr>
+          <w:rFonts w:eastAsia="Calibri"/>
+          <w:b w:val="false"/>
+          <w:i w:val="false"/>
+          <w:sz w:val="20"/>
+        </w:rPr>
+        <w:t xml:space="preserve">, </w:t>
+      </w:r>
+      <w:r>
+        <w:rPr>
+          <w:rFonts w:eastAsia="Calibri"/>
+          <w:b/>
+          <w:i w:val="false"/>
+          <w:sz w:val="20"/>
+        </w:rPr>
+        <w:t>BigLake</w:t>
+      </w:r>
+      <w:r>
+        <w:rPr>
+          <w:rFonts w:eastAsia="Calibri"/>
+          <w:b w:val="false"/>
+          <w:i w:val="false"/>
+          <w:sz w:val="20"/>
+        </w:rPr>
+        <w:t xml:space="preserve">, </w:t>
+      </w:r>
+      <w:r>
+        <w:rPr>
+          <w:rFonts w:eastAsia="Calibri"/>
+          <w:b/>
+          <w:i w:val="false"/>
+          <w:sz w:val="20"/>
+        </w:rPr>
+        <w:t>GCS</w:t>
+      </w:r>
+      <w:r>
+        <w:rPr>
+          <w:rFonts w:eastAsia="Calibri"/>
+          <w:b w:val="false"/>
+          <w:i w:val="false"/>
+          <w:sz w:val="20"/>
+        </w:rPr>
+        <w:t xml:space="preserve">) and </w:t>
+      </w:r>
+      <w:r>
+        <w:rPr>
+          <w:rFonts w:eastAsia="Calibri"/>
+          <w:b/>
+          <w:i w:val="false"/>
+          <w:sz w:val="20"/>
+        </w:rPr>
+        <w:t>~25 production Airflow DAGs</w:t>
+      </w:r>
+      <w:r>
+        <w:rPr>
+          <w:rFonts w:eastAsia="Calibri"/>
+          <w:b w:val="false"/>
+          <w:i w:val="false"/>
+          <w:sz w:val="20"/>
+        </w:rPr>
+        <w:t xml:space="preserve"> orchestrating ingestion and mart refresh. Comfortable collaborating with product and analyst stakeholders in international teams.</w:t>
+      </w:r>
+    </w:p>
+    <w:p>
+      <w:pPr>
+        <w:pStyle w:val="Normal"/>
+        <w:rPr/>
+      </w:pPr>
+      <w:r>
+        <w:rPr>
+          <w:rFonts w:eastAsia="Calibri"/>
+          <w:b w:val="false"/>
+          <w:i w:val="false"/>
+          <w:sz w:val="20"/>
+        </w:rPr>
+        <w:t>PhD in mathematical sciences; background in finance and KPI-driven reporting helps connect metrics definitions to reliable datasets.</w:t>
       </w:r>
     </w:p>
     <w:tbl>
@@ -623,7 +738,1771 @@
           <w:color w:val="1F497D"/>
           <w:sz w:val="24"/>
         </w:rPr>
-        <w:t>Core Skills</w:t>
+        <w:t>Core Skills (mapped to the role)</w:t>
+      </w:r>
+    </w:p>
+    <w:tbl>
+      <w:tblPr>
+        <w:tblStyle w:val="TableGrid"/>
+        <w:tblW w:w="10200" w:type="dxa"/>
+        <w:jc w:val="center"/>
+        <w:tblInd w:w="0" w:type="dxa"/>
+        <w:tblLayout w:type="fixed"/>
+        <w:tblCellMar>
+          <w:top w:w="0" w:type="dxa"/>
+          <w:start w:w="108" w:type="dxa"/>
+          <w:bottom w:w="0" w:type="dxa"/>
+          <w:end w:w="108" w:type="dxa"/>
+        </w:tblCellMar>
+        <w:tblLook w:val="04a0" w:firstRow="1" w:noVBand="1" w:lastRow="0" w:firstColumn="1" w:lastColumn="0" w:noHBand="0"/>
+      </w:tblPr>
+      <w:tblGrid>
+        <w:gridCol w:w="5100"/>
+        <w:gridCol w:w="5100"/>
+      </w:tblGrid>
+      <w:tr>
+        <w:trPr/>
+        <w:tc>
+          <w:tcPr>
+            <w:tcW w:w="5100" w:type="dxa"/>
+            <w:tcBorders/>
+            <w:shd w:fill="1F497D" w:val="clear"/>
+          </w:tcPr>
+          <w:p>
+            <w:pPr>
+              <w:pStyle w:val="Normal"/>
+              <w:widowControl/>
+              <w:spacing w:lineRule="auto" w:line="240" w:before="0" w:after="0"/>
+              <w:jc w:val="start"/>
+              <w:rPr>
+                <w:rFonts w:cs=""/>
+                <w:kern w:val="0"/>
+                <w:szCs w:val="22"/>
+                <w:lang w:val="en-US" w:eastAsia="en-US" w:bidi="ar-SA"/>
+              </w:rPr>
+            </w:pPr>
+            <w:r>
+              <w:rPr>
+                <w:rFonts w:eastAsia="Calibri" w:cs=""/>
+                <w:b/>
+                <w:i w:val="false"/>
+                <w:color w:val="FFFFFF"/>
+                <w:kern w:val="0"/>
+                <w:sz w:val="18"/>
+                <w:szCs w:val="22"/>
+                <w:lang w:val="en-US" w:eastAsia="en-US" w:bidi="ar-SA"/>
+              </w:rPr>
+              <w:t>Area</w:t>
+            </w:r>
+          </w:p>
+        </w:tc>
+        <w:tc>
+          <w:tcPr>
+            <w:tcW w:w="5100" w:type="dxa"/>
+            <w:tcBorders/>
+            <w:shd w:fill="1F497D" w:val="clear"/>
+          </w:tcPr>
+          <w:p>
+            <w:pPr>
+              <w:pStyle w:val="Normal"/>
+              <w:widowControl/>
+              <w:spacing w:lineRule="auto" w:line="240" w:before="0" w:after="0"/>
+              <w:jc w:val="start"/>
+              <w:rPr>
+                <w:rFonts w:cs=""/>
+                <w:kern w:val="0"/>
+                <w:szCs w:val="22"/>
+                <w:lang w:val="en-US" w:eastAsia="en-US" w:bidi="ar-SA"/>
+              </w:rPr>
+            </w:pPr>
+            <w:r>
+              <w:rPr>
+                <w:rFonts w:eastAsia="Calibri" w:cs=""/>
+                <w:b/>
+                <w:i w:val="false"/>
+                <w:color w:val="FFFFFF"/>
+                <w:kern w:val="0"/>
+                <w:sz w:val="18"/>
+                <w:szCs w:val="22"/>
+                <w:lang w:val="en-US" w:eastAsia="en-US" w:bidi="ar-SA"/>
+              </w:rPr>
+              <w:t>Tools and experience</w:t>
+            </w:r>
+          </w:p>
+        </w:tc>
+      </w:tr>
+      <w:tr>
+        <w:trPr/>
+        <w:tc>
+          <w:tcPr>
+            <w:tcW w:w="5100" w:type="dxa"/>
+            <w:tcBorders/>
+          </w:tcPr>
+          <w:p>
+            <w:pPr>
+              <w:pStyle w:val="Normal"/>
+              <w:widowControl/>
+              <w:spacing w:lineRule="auto" w:line="240" w:before="0" w:after="0"/>
+              <w:jc w:val="start"/>
+              <w:rPr>
+                <w:rFonts w:cs=""/>
+                <w:kern w:val="0"/>
+                <w:szCs w:val="22"/>
+                <w:lang w:val="en-US" w:eastAsia="en-US" w:bidi="ar-SA"/>
+              </w:rPr>
+            </w:pPr>
+            <w:r>
+              <w:rPr>
+                <w:rFonts w:eastAsia="Calibri" w:cs=""/>
+                <w:b/>
+                <w:i w:val="false"/>
+                <w:kern w:val="0"/>
+                <w:sz w:val="17"/>
+                <w:szCs w:val="22"/>
+                <w:lang w:val="en-US" w:eastAsia="en-US" w:bidi="ar-SA"/>
+              </w:rPr>
+              <w:t>SQL (advanced)</w:t>
+            </w:r>
+          </w:p>
+        </w:tc>
+        <w:tc>
+          <w:tcPr>
+            <w:tcW w:w="5100" w:type="dxa"/>
+            <w:tcBorders/>
+          </w:tcPr>
+          <w:p>
+            <w:pPr>
+              <w:pStyle w:val="Normal"/>
+              <w:widowControl/>
+              <w:spacing w:lineRule="auto" w:line="240" w:before="0" w:after="0"/>
+              <w:jc w:val="start"/>
+              <w:rPr>
+                <w:rFonts w:cs=""/>
+                <w:kern w:val="0"/>
+                <w:szCs w:val="22"/>
+                <w:lang w:val="en-US" w:eastAsia="en-US" w:bidi="ar-SA"/>
+              </w:rPr>
+            </w:pPr>
+            <w:r>
+              <w:rPr>
+                <w:rFonts w:eastAsia="Calibri" w:cs=""/>
+                <w:b w:val="false"/>
+                <w:i w:val="false"/>
+                <w:kern w:val="0"/>
+                <w:sz w:val="17"/>
+                <w:szCs w:val="22"/>
+                <w:lang w:val="en-US" w:eastAsia="en-US" w:bidi="ar-SA"/>
+              </w:rPr>
+              <w:t xml:space="preserve">Complex analytical queries — </w:t>
+            </w:r>
+            <w:r>
+              <w:rPr>
+                <w:rFonts w:eastAsia="Calibri" w:cs=""/>
+                <w:b/>
+                <w:i w:val="false"/>
+                <w:kern w:val="0"/>
+                <w:sz w:val="17"/>
+                <w:szCs w:val="22"/>
+                <w:lang w:val="en-US" w:eastAsia="en-US" w:bidi="ar-SA"/>
+              </w:rPr>
+              <w:t>CTEs</w:t>
+            </w:r>
+            <w:r>
+              <w:rPr>
+                <w:rFonts w:eastAsia="Calibri" w:cs=""/>
+                <w:b w:val="false"/>
+                <w:i w:val="false"/>
+                <w:kern w:val="0"/>
+                <w:sz w:val="17"/>
+                <w:szCs w:val="22"/>
+                <w:lang w:val="en-US" w:eastAsia="en-US" w:bidi="ar-SA"/>
+              </w:rPr>
+              <w:t xml:space="preserve">, </w:t>
+            </w:r>
+            <w:r>
+              <w:rPr>
+                <w:rFonts w:eastAsia="Calibri" w:cs=""/>
+                <w:b/>
+                <w:i w:val="false"/>
+                <w:kern w:val="0"/>
+                <w:sz w:val="17"/>
+                <w:szCs w:val="22"/>
+                <w:lang w:val="en-US" w:eastAsia="en-US" w:bidi="ar-SA"/>
+              </w:rPr>
+              <w:t>window functions</w:t>
+            </w:r>
+            <w:r>
+              <w:rPr>
+                <w:rFonts w:eastAsia="Calibri" w:cs=""/>
+                <w:b w:val="false"/>
+                <w:i w:val="false"/>
+                <w:kern w:val="0"/>
+                <w:sz w:val="17"/>
+                <w:szCs w:val="22"/>
+                <w:lang w:val="en-US" w:eastAsia="en-US" w:bidi="ar-SA"/>
+              </w:rPr>
+              <w:t xml:space="preserve">, subqueries, aggregations at scale; </w:t>
+            </w:r>
+            <w:r>
+              <w:rPr>
+                <w:rFonts w:eastAsia="Calibri" w:cs=""/>
+                <w:b/>
+                <w:i w:val="false"/>
+                <w:kern w:val="0"/>
+                <w:sz w:val="17"/>
+                <w:szCs w:val="22"/>
+                <w:lang w:val="en-US" w:eastAsia="en-US" w:bidi="ar-SA"/>
+              </w:rPr>
+              <w:t>BigQuery</w:t>
+            </w:r>
+            <w:r>
+              <w:rPr>
+                <w:rFonts w:eastAsia="Calibri" w:cs=""/>
+                <w:b w:val="false"/>
+                <w:i w:val="false"/>
+                <w:kern w:val="0"/>
+                <w:sz w:val="17"/>
+                <w:szCs w:val="22"/>
+                <w:lang w:val="en-US" w:eastAsia="en-US" w:bidi="ar-SA"/>
+              </w:rPr>
+              <w:t xml:space="preserve">, </w:t>
+            </w:r>
+            <w:r>
+              <w:rPr>
+                <w:rFonts w:eastAsia="Calibri" w:cs=""/>
+                <w:b/>
+                <w:i w:val="false"/>
+                <w:kern w:val="0"/>
+                <w:sz w:val="17"/>
+                <w:szCs w:val="22"/>
+                <w:lang w:val="en-US" w:eastAsia="en-US" w:bidi="ar-SA"/>
+              </w:rPr>
+              <w:t>PostgreSQL</w:t>
+            </w:r>
+            <w:r>
+              <w:rPr>
+                <w:rFonts w:eastAsia="Calibri" w:cs=""/>
+                <w:b w:val="false"/>
+                <w:i w:val="false"/>
+                <w:kern w:val="0"/>
+                <w:sz w:val="17"/>
+                <w:szCs w:val="22"/>
+                <w:lang w:val="en-US" w:eastAsia="en-US" w:bidi="ar-SA"/>
+              </w:rPr>
+              <w:t xml:space="preserve">, </w:t>
+            </w:r>
+            <w:r>
+              <w:rPr>
+                <w:rFonts w:eastAsia="Calibri" w:cs=""/>
+                <w:b/>
+                <w:i w:val="false"/>
+                <w:kern w:val="0"/>
+                <w:sz w:val="17"/>
+                <w:szCs w:val="22"/>
+                <w:lang w:val="en-US" w:eastAsia="en-US" w:bidi="ar-SA"/>
+              </w:rPr>
+              <w:t>MSSQL</w:t>
+            </w:r>
+            <w:r>
+              <w:rPr>
+                <w:rFonts w:eastAsia="Calibri" w:cs=""/>
+                <w:b w:val="false"/>
+                <w:i w:val="false"/>
+                <w:kern w:val="0"/>
+                <w:sz w:val="17"/>
+                <w:szCs w:val="22"/>
+                <w:lang w:val="en-US" w:eastAsia="en-US" w:bidi="ar-SA"/>
+              </w:rPr>
+              <w:t xml:space="preserve">, </w:t>
+            </w:r>
+            <w:r>
+              <w:rPr>
+                <w:rFonts w:eastAsia="Calibri" w:cs=""/>
+                <w:b/>
+                <w:i w:val="false"/>
+                <w:kern w:val="0"/>
+                <w:sz w:val="17"/>
+                <w:szCs w:val="22"/>
+                <w:lang w:val="en-US" w:eastAsia="en-US" w:bidi="ar-SA"/>
+              </w:rPr>
+              <w:t>Spanner</w:t>
+            </w:r>
+            <w:r>
+              <w:rPr>
+                <w:rFonts w:eastAsia="Calibri" w:cs=""/>
+                <w:b w:val="false"/>
+                <w:i w:val="false"/>
+                <w:kern w:val="0"/>
+                <w:sz w:val="17"/>
+                <w:szCs w:val="22"/>
+                <w:lang w:val="en-US" w:eastAsia="en-US" w:bidi="ar-SA"/>
+              </w:rPr>
+              <w:t xml:space="preserve">; query profiling and performance tuning; centralized </w:t>
+            </w:r>
+            <w:r>
+              <w:rPr>
+                <w:rFonts w:eastAsia="Calibri" w:cs=""/>
+                <w:b/>
+                <w:i w:val="false"/>
+                <w:kern w:val="0"/>
+                <w:sz w:val="17"/>
+                <w:szCs w:val="22"/>
+                <w:lang w:val="en-US" w:eastAsia="en-US" w:bidi="ar-SA"/>
+              </w:rPr>
+              <w:t>SQL data definitions</w:t>
+            </w:r>
+            <w:r>
+              <w:rPr>
+                <w:rFonts w:eastAsia="Calibri" w:cs=""/>
+                <w:b w:val="false"/>
+                <w:i w:val="false"/>
+                <w:kern w:val="0"/>
+                <w:sz w:val="17"/>
+                <w:szCs w:val="22"/>
+                <w:lang w:val="en-US" w:eastAsia="en-US" w:bidi="ar-SA"/>
+              </w:rPr>
+              <w:t xml:space="preserve"> shared across services</w:t>
+            </w:r>
+          </w:p>
+        </w:tc>
+      </w:tr>
+      <w:tr>
+        <w:trPr/>
+        <w:tc>
+          <w:tcPr>
+            <w:tcW w:w="5100" w:type="dxa"/>
+            <w:tcBorders/>
+          </w:tcPr>
+          <w:p>
+            <w:pPr>
+              <w:pStyle w:val="Normal"/>
+              <w:widowControl/>
+              <w:spacing w:lineRule="auto" w:line="240" w:before="0" w:after="0"/>
+              <w:jc w:val="start"/>
+              <w:rPr>
+                <w:rFonts w:cs=""/>
+                <w:kern w:val="0"/>
+                <w:szCs w:val="22"/>
+                <w:lang w:val="en-US" w:eastAsia="en-US" w:bidi="ar-SA"/>
+              </w:rPr>
+            </w:pPr>
+            <w:r>
+              <w:rPr>
+                <w:rFonts w:eastAsia="Calibri" w:cs=""/>
+                <w:b/>
+                <w:i w:val="false"/>
+                <w:kern w:val="0"/>
+                <w:sz w:val="17"/>
+                <w:szCs w:val="22"/>
+                <w:lang w:val="en-US" w:eastAsia="en-US" w:bidi="ar-SA"/>
+              </w:rPr>
+              <w:t>DBT</w:t>
+            </w:r>
+          </w:p>
+        </w:tc>
+        <w:tc>
+          <w:tcPr>
+            <w:tcW w:w="5100" w:type="dxa"/>
+            <w:tcBorders/>
+          </w:tcPr>
+          <w:p>
+            <w:pPr>
+              <w:pStyle w:val="Normal"/>
+              <w:widowControl/>
+              <w:spacing w:lineRule="auto" w:line="240" w:before="0" w:after="0"/>
+              <w:jc w:val="start"/>
+              <w:rPr>
+                <w:rFonts w:cs=""/>
+                <w:kern w:val="0"/>
+                <w:szCs w:val="22"/>
+                <w:lang w:val="en-US" w:eastAsia="en-US" w:bidi="ar-SA"/>
+              </w:rPr>
+            </w:pPr>
+            <w:r>
+              <w:rPr>
+                <w:rFonts w:eastAsia="Calibri" w:cs=""/>
+                <w:b/>
+                <w:i w:val="false"/>
+                <w:kern w:val="0"/>
+                <w:sz w:val="17"/>
+                <w:szCs w:val="22"/>
+                <w:lang w:val="en-US" w:eastAsia="en-US" w:bidi="ar-SA"/>
+              </w:rPr>
+              <w:t>dbt-bigquery</w:t>
+            </w:r>
+            <w:r>
+              <w:rPr>
+                <w:rFonts w:eastAsia="Calibri" w:cs=""/>
+                <w:b w:val="false"/>
+                <w:i w:val="false"/>
+                <w:kern w:val="0"/>
+                <w:sz w:val="17"/>
+                <w:szCs w:val="22"/>
+                <w:lang w:val="en-US" w:eastAsia="en-US" w:bidi="ar-SA"/>
+              </w:rPr>
+              <w:t xml:space="preserve"> projects, transformation DAGs, </w:t>
+            </w:r>
+            <w:r>
+              <w:rPr>
+                <w:rFonts w:eastAsia="Calibri" w:cs=""/>
+                <w:b/>
+                <w:i w:val="false"/>
+                <w:kern w:val="0"/>
+                <w:sz w:val="17"/>
+                <w:szCs w:val="22"/>
+                <w:lang w:val="en-US" w:eastAsia="en-US" w:bidi="ar-SA"/>
+              </w:rPr>
+              <w:t>incremental</w:t>
+            </w:r>
+            <w:r>
+              <w:rPr>
+                <w:rFonts w:eastAsia="Calibri" w:cs=""/>
+                <w:b w:val="false"/>
+                <w:i w:val="false"/>
+                <w:kern w:val="0"/>
+                <w:sz w:val="17"/>
+                <w:szCs w:val="22"/>
+                <w:lang w:val="en-US" w:eastAsia="en-US" w:bidi="ar-SA"/>
+              </w:rPr>
+              <w:t xml:space="preserve"> and mart-layer models, </w:t>
+            </w:r>
+            <w:r>
+              <w:rPr>
+                <w:rFonts w:eastAsia="Calibri" w:cs=""/>
+                <w:b/>
+                <w:i w:val="false"/>
+                <w:kern w:val="0"/>
+                <w:sz w:val="17"/>
+                <w:szCs w:val="22"/>
+                <w:lang w:val="en-US" w:eastAsia="en-US" w:bidi="ar-SA"/>
+              </w:rPr>
+              <w:t>model documentation</w:t>
+            </w:r>
+            <w:r>
+              <w:rPr>
+                <w:rFonts w:eastAsia="Calibri" w:cs=""/>
+                <w:b w:val="false"/>
+                <w:i w:val="false"/>
+                <w:kern w:val="0"/>
+                <w:sz w:val="17"/>
+                <w:szCs w:val="22"/>
+                <w:lang w:val="en-US" w:eastAsia="en-US" w:bidi="ar-SA"/>
+              </w:rPr>
+              <w:t xml:space="preserve">, </w:t>
+            </w:r>
+            <w:r>
+              <w:rPr>
+                <w:rFonts w:eastAsia="Calibri" w:cs=""/>
+                <w:b/>
+                <w:i w:val="false"/>
+                <w:kern w:val="0"/>
+                <w:sz w:val="17"/>
+                <w:szCs w:val="22"/>
+                <w:lang w:val="en-US" w:eastAsia="en-US" w:bidi="ar-SA"/>
+              </w:rPr>
+              <w:t>sqlfluff</w:t>
+            </w:r>
+            <w:r>
+              <w:rPr>
+                <w:rFonts w:eastAsia="Calibri" w:cs=""/>
+                <w:b w:val="false"/>
+                <w:i w:val="false"/>
+                <w:kern w:val="0"/>
+                <w:sz w:val="17"/>
+                <w:szCs w:val="22"/>
+                <w:lang w:val="en-US" w:eastAsia="en-US" w:bidi="ar-SA"/>
+              </w:rPr>
+              <w:t xml:space="preserve"> / </w:t>
+            </w:r>
+            <w:r>
+              <w:rPr>
+                <w:rFonts w:eastAsia="Calibri" w:cs=""/>
+                <w:b/>
+                <w:i w:val="false"/>
+                <w:kern w:val="0"/>
+                <w:sz w:val="17"/>
+                <w:szCs w:val="22"/>
+                <w:lang w:val="en-US" w:eastAsia="en-US" w:bidi="ar-SA"/>
+              </w:rPr>
+              <w:t>sqlfmt</w:t>
+            </w:r>
+            <w:r>
+              <w:rPr>
+                <w:rFonts w:eastAsia="Calibri" w:cs=""/>
+                <w:b w:val="false"/>
+                <w:i w:val="false"/>
+                <w:kern w:val="0"/>
+                <w:sz w:val="17"/>
+                <w:szCs w:val="22"/>
+                <w:lang w:val="en-US" w:eastAsia="en-US" w:bidi="ar-SA"/>
+              </w:rPr>
+              <w:t xml:space="preserve"> linting; merchant-specific model sets (e.g. enterprise retail analytics)</w:t>
+            </w:r>
+          </w:p>
+        </w:tc>
+      </w:tr>
+      <w:tr>
+        <w:trPr/>
+        <w:tc>
+          <w:tcPr>
+            <w:tcW w:w="5100" w:type="dxa"/>
+            <w:tcBorders/>
+          </w:tcPr>
+          <w:p>
+            <w:pPr>
+              <w:pStyle w:val="Normal"/>
+              <w:widowControl/>
+              <w:spacing w:lineRule="auto" w:line="240" w:before="0" w:after="0"/>
+              <w:jc w:val="start"/>
+              <w:rPr>
+                <w:rFonts w:cs=""/>
+                <w:kern w:val="0"/>
+                <w:szCs w:val="22"/>
+                <w:lang w:val="en-US" w:eastAsia="en-US" w:bidi="ar-SA"/>
+              </w:rPr>
+            </w:pPr>
+            <w:r>
+              <w:rPr>
+                <w:rFonts w:eastAsia="Calibri" w:cs=""/>
+                <w:b/>
+                <w:i w:val="false"/>
+                <w:kern w:val="0"/>
+                <w:sz w:val="17"/>
+                <w:szCs w:val="22"/>
+                <w:lang w:val="en-US" w:eastAsia="en-US" w:bidi="ar-SA"/>
+              </w:rPr>
+              <w:t>Python (data)</w:t>
+            </w:r>
+          </w:p>
+        </w:tc>
+        <w:tc>
+          <w:tcPr>
+            <w:tcW w:w="5100" w:type="dxa"/>
+            <w:tcBorders/>
+          </w:tcPr>
+          <w:p>
+            <w:pPr>
+              <w:pStyle w:val="Normal"/>
+              <w:widowControl/>
+              <w:spacing w:lineRule="auto" w:line="240" w:before="0" w:after="0"/>
+              <w:jc w:val="start"/>
+              <w:rPr>
+                <w:rFonts w:cs=""/>
+                <w:kern w:val="0"/>
+                <w:szCs w:val="22"/>
+                <w:lang w:val="en-US" w:eastAsia="en-US" w:bidi="ar-SA"/>
+              </w:rPr>
+            </w:pPr>
+            <w:r>
+              <w:rPr>
+                <w:rFonts w:eastAsia="Calibri" w:cs=""/>
+                <w:b/>
+                <w:i w:val="false"/>
+                <w:kern w:val="0"/>
+                <w:sz w:val="17"/>
+                <w:szCs w:val="22"/>
+                <w:lang w:val="en-US" w:eastAsia="en-US" w:bidi="ar-SA"/>
+              </w:rPr>
+              <w:t>pandas</w:t>
+            </w:r>
+            <w:r>
+              <w:rPr>
+                <w:rFonts w:eastAsia="Calibri" w:cs=""/>
+                <w:b w:val="false"/>
+                <w:i w:val="false"/>
+                <w:kern w:val="0"/>
+                <w:sz w:val="17"/>
+                <w:szCs w:val="22"/>
+                <w:lang w:val="en-US" w:eastAsia="en-US" w:bidi="ar-SA"/>
+              </w:rPr>
+              <w:t xml:space="preserve"> / </w:t>
+            </w:r>
+            <w:r>
+              <w:rPr>
+                <w:rFonts w:eastAsia="Calibri" w:cs=""/>
+                <w:b/>
+                <w:i w:val="false"/>
+                <w:kern w:val="0"/>
+                <w:sz w:val="17"/>
+                <w:szCs w:val="22"/>
+                <w:lang w:val="en-US" w:eastAsia="en-US" w:bidi="ar-SA"/>
+              </w:rPr>
+              <w:t>pandas-gbq</w:t>
+            </w:r>
+            <w:r>
+              <w:rPr>
+                <w:rFonts w:eastAsia="Calibri" w:cs=""/>
+                <w:b w:val="false"/>
+                <w:i w:val="false"/>
+                <w:kern w:val="0"/>
+                <w:sz w:val="17"/>
+                <w:szCs w:val="22"/>
+                <w:lang w:val="en-US" w:eastAsia="en-US" w:bidi="ar-SA"/>
+              </w:rPr>
+              <w:t xml:space="preserve"> for ad-hoc analysis and local ETL scripts; </w:t>
+            </w:r>
+            <w:r>
+              <w:rPr>
+                <w:rFonts w:eastAsia="Calibri" w:cs=""/>
+                <w:b/>
+                <w:i w:val="false"/>
+                <w:kern w:val="0"/>
+                <w:sz w:val="17"/>
+                <w:szCs w:val="22"/>
+                <w:lang w:val="en-US" w:eastAsia="en-US" w:bidi="ar-SA"/>
+              </w:rPr>
+              <w:t>PySpark</w:t>
+            </w:r>
+            <w:r>
+              <w:rPr>
+                <w:rFonts w:eastAsia="Calibri" w:cs=""/>
+                <w:b w:val="false"/>
+                <w:i w:val="false"/>
+                <w:kern w:val="0"/>
+                <w:sz w:val="17"/>
+                <w:szCs w:val="22"/>
+                <w:lang w:val="en-US" w:eastAsia="en-US" w:bidi="ar-SA"/>
+              </w:rPr>
+              <w:t xml:space="preserve"> batch jobs; </w:t>
+            </w:r>
+            <w:r>
+              <w:rPr>
+                <w:rFonts w:eastAsia="Calibri" w:cs=""/>
+                <w:b/>
+                <w:i w:val="false"/>
+                <w:kern w:val="0"/>
+                <w:sz w:val="17"/>
+                <w:szCs w:val="22"/>
+                <w:lang w:val="en-US" w:eastAsia="en-US" w:bidi="ar-SA"/>
+              </w:rPr>
+              <w:t>boto3</w:t>
+            </w:r>
+            <w:r>
+              <w:rPr>
+                <w:rFonts w:eastAsia="Calibri" w:cs=""/>
+                <w:b w:val="false"/>
+                <w:i w:val="false"/>
+                <w:kern w:val="0"/>
+                <w:sz w:val="17"/>
+                <w:szCs w:val="22"/>
+                <w:lang w:val="en-US" w:eastAsia="en-US" w:bidi="ar-SA"/>
+              </w:rPr>
+              <w:t xml:space="preserve">, </w:t>
+            </w:r>
+            <w:r>
+              <w:rPr>
+                <w:rFonts w:eastAsia="Calibri" w:cs=""/>
+                <w:b/>
+                <w:i w:val="false"/>
+                <w:kern w:val="0"/>
+                <w:sz w:val="17"/>
+                <w:szCs w:val="22"/>
+                <w:lang w:val="en-US" w:eastAsia="en-US" w:bidi="ar-SA"/>
+              </w:rPr>
+              <w:t>google-cloud-bigquery</w:t>
+            </w:r>
+            <w:r>
+              <w:rPr>
+                <w:rFonts w:eastAsia="Calibri" w:cs=""/>
+                <w:b w:val="false"/>
+                <w:i w:val="false"/>
+                <w:kern w:val="0"/>
+                <w:sz w:val="17"/>
+                <w:szCs w:val="22"/>
+                <w:lang w:val="en-US" w:eastAsia="en-US" w:bidi="ar-SA"/>
+              </w:rPr>
+              <w:t>; task automation and pipeline helpers</w:t>
+            </w:r>
+          </w:p>
+        </w:tc>
+      </w:tr>
+      <w:tr>
+        <w:trPr/>
+        <w:tc>
+          <w:tcPr>
+            <w:tcW w:w="5100" w:type="dxa"/>
+            <w:tcBorders/>
+          </w:tcPr>
+          <w:p>
+            <w:pPr>
+              <w:pStyle w:val="Normal"/>
+              <w:widowControl/>
+              <w:spacing w:lineRule="auto" w:line="240" w:before="0" w:after="0"/>
+              <w:jc w:val="start"/>
+              <w:rPr>
+                <w:rFonts w:cs=""/>
+                <w:kern w:val="0"/>
+                <w:szCs w:val="22"/>
+                <w:lang w:val="en-US" w:eastAsia="en-US" w:bidi="ar-SA"/>
+              </w:rPr>
+            </w:pPr>
+            <w:r>
+              <w:rPr>
+                <w:rFonts w:eastAsia="Calibri" w:cs=""/>
+                <w:b/>
+                <w:i w:val="false"/>
+                <w:kern w:val="0"/>
+                <w:sz w:val="17"/>
+                <w:szCs w:val="22"/>
+                <w:lang w:val="en-US" w:eastAsia="en-US" w:bidi="ar-SA"/>
+              </w:rPr>
+              <w:t>Orchestration</w:t>
+            </w:r>
+          </w:p>
+        </w:tc>
+        <w:tc>
+          <w:tcPr>
+            <w:tcW w:w="5100" w:type="dxa"/>
+            <w:tcBorders/>
+          </w:tcPr>
+          <w:p>
+            <w:pPr>
+              <w:pStyle w:val="Normal"/>
+              <w:widowControl/>
+              <w:spacing w:lineRule="auto" w:line="240" w:before="0" w:after="0"/>
+              <w:jc w:val="start"/>
+              <w:rPr>
+                <w:rFonts w:cs=""/>
+                <w:kern w:val="0"/>
+                <w:szCs w:val="22"/>
+                <w:lang w:val="en-US" w:eastAsia="en-US" w:bidi="ar-SA"/>
+              </w:rPr>
+            </w:pPr>
+            <w:r>
+              <w:rPr>
+                <w:rFonts w:eastAsia="Calibri" w:cs=""/>
+                <w:b/>
+                <w:i w:val="false"/>
+                <w:kern w:val="0"/>
+                <w:sz w:val="17"/>
+                <w:szCs w:val="22"/>
+                <w:lang w:val="en-US" w:eastAsia="en-US" w:bidi="ar-SA"/>
+              </w:rPr>
+              <w:t>Airflow</w:t>
+            </w:r>
+            <w:r>
+              <w:rPr>
+                <w:rFonts w:eastAsia="Calibri" w:cs=""/>
+                <w:b w:val="false"/>
+                <w:i w:val="false"/>
+                <w:kern w:val="0"/>
+                <w:sz w:val="17"/>
+                <w:szCs w:val="22"/>
+                <w:lang w:val="en-US" w:eastAsia="en-US" w:bidi="ar-SA"/>
+              </w:rPr>
+              <w:t xml:space="preserve"> on </w:t>
+            </w:r>
+            <w:r>
+              <w:rPr>
+                <w:rFonts w:eastAsia="Calibri" w:cs=""/>
+                <w:b/>
+                <w:i w:val="false"/>
+                <w:kern w:val="0"/>
+                <w:sz w:val="17"/>
+                <w:szCs w:val="22"/>
+                <w:lang w:val="en-US" w:eastAsia="en-US" w:bidi="ar-SA"/>
+              </w:rPr>
+              <w:t>Google Composer / GKE</w:t>
+            </w:r>
+            <w:r>
+              <w:rPr>
+                <w:rFonts w:eastAsia="Calibri" w:cs=""/>
+                <w:b w:val="false"/>
+                <w:i w:val="false"/>
+                <w:kern w:val="0"/>
+                <w:sz w:val="17"/>
+                <w:szCs w:val="22"/>
+                <w:lang w:val="en-US" w:eastAsia="en-US" w:bidi="ar-SA"/>
+              </w:rPr>
+              <w:t xml:space="preserve"> (~25 production DAGs): </w:t>
+            </w:r>
+            <w:r>
+              <w:rPr>
+                <w:rFonts w:eastAsia="Calibri" w:cs=""/>
+                <w:b/>
+                <w:i w:val="false"/>
+                <w:kern w:val="0"/>
+                <w:sz w:val="17"/>
+                <w:szCs w:val="22"/>
+                <w:lang w:val="en-US" w:eastAsia="en-US" w:bidi="ar-SA"/>
+              </w:rPr>
+              <w:t>KubernetesPodOperator</w:t>
+            </w:r>
+            <w:r>
+              <w:rPr>
+                <w:rFonts w:eastAsia="Calibri" w:cs=""/>
+                <w:b w:val="false"/>
+                <w:i w:val="false"/>
+                <w:kern w:val="0"/>
+                <w:sz w:val="17"/>
+                <w:szCs w:val="22"/>
+                <w:lang w:val="en-US" w:eastAsia="en-US" w:bidi="ar-SA"/>
+              </w:rPr>
+              <w:t xml:space="preserve"> for Spark/Python, </w:t>
+            </w:r>
+            <w:r>
+              <w:rPr>
+                <w:rFonts w:eastAsia="Calibri" w:cs=""/>
+                <w:b/>
+                <w:i w:val="false"/>
+                <w:kern w:val="0"/>
+                <w:sz w:val="17"/>
+                <w:szCs w:val="22"/>
+                <w:lang w:val="en-US" w:eastAsia="en-US" w:bidi="ar-SA"/>
+              </w:rPr>
+              <w:t>Airbyte</w:t>
+            </w:r>
+            <w:r>
+              <w:rPr>
+                <w:rFonts w:eastAsia="Calibri" w:cs=""/>
+                <w:b w:val="false"/>
+                <w:i w:val="false"/>
+                <w:kern w:val="0"/>
+                <w:sz w:val="17"/>
+                <w:szCs w:val="22"/>
+                <w:lang w:val="en-US" w:eastAsia="en-US" w:bidi="ar-SA"/>
+              </w:rPr>
+              <w:t xml:space="preserve"> sync DAGs, Slack alerting on failures, retries and resilient trigger rules</w:t>
+            </w:r>
+          </w:p>
+        </w:tc>
+      </w:tr>
+      <w:tr>
+        <w:trPr/>
+        <w:tc>
+          <w:tcPr>
+            <w:tcW w:w="5100" w:type="dxa"/>
+            <w:tcBorders/>
+          </w:tcPr>
+          <w:p>
+            <w:pPr>
+              <w:pStyle w:val="Normal"/>
+              <w:widowControl/>
+              <w:spacing w:lineRule="auto" w:line="240" w:before="0" w:after="0"/>
+              <w:jc w:val="start"/>
+              <w:rPr>
+                <w:rFonts w:cs=""/>
+                <w:kern w:val="0"/>
+                <w:szCs w:val="22"/>
+                <w:lang w:val="en-US" w:eastAsia="en-US" w:bidi="ar-SA"/>
+              </w:rPr>
+            </w:pPr>
+            <w:r>
+              <w:rPr>
+                <w:rFonts w:eastAsia="Calibri" w:cs=""/>
+                <w:b/>
+                <w:i w:val="false"/>
+                <w:kern w:val="0"/>
+                <w:sz w:val="17"/>
+                <w:szCs w:val="22"/>
+                <w:lang w:val="en-US" w:eastAsia="en-US" w:bidi="ar-SA"/>
+              </w:rPr>
+              <w:t>Spark &amp; lakehouse</w:t>
+            </w:r>
+          </w:p>
+        </w:tc>
+        <w:tc>
+          <w:tcPr>
+            <w:tcW w:w="5100" w:type="dxa"/>
+            <w:tcBorders/>
+          </w:tcPr>
+          <w:p>
+            <w:pPr>
+              <w:pStyle w:val="Normal"/>
+              <w:widowControl/>
+              <w:spacing w:lineRule="auto" w:line="240" w:before="0" w:after="0"/>
+              <w:jc w:val="start"/>
+              <w:rPr>
+                <w:rFonts w:cs=""/>
+                <w:kern w:val="0"/>
+                <w:szCs w:val="22"/>
+                <w:lang w:val="en-US" w:eastAsia="en-US" w:bidi="ar-SA"/>
+              </w:rPr>
+            </w:pPr>
+            <w:r>
+              <w:rPr>
+                <w:rFonts w:eastAsia="Calibri" w:cs=""/>
+                <w:b/>
+                <w:i w:val="false"/>
+                <w:kern w:val="0"/>
+                <w:sz w:val="17"/>
+                <w:szCs w:val="22"/>
+                <w:lang w:val="en-US" w:eastAsia="en-US" w:bidi="ar-SA"/>
+              </w:rPr>
+              <w:t>PySpark</w:t>
+            </w:r>
+            <w:r>
+              <w:rPr>
+                <w:rFonts w:eastAsia="Calibri" w:cs=""/>
+                <w:b w:val="false"/>
+                <w:i w:val="false"/>
+                <w:kern w:val="0"/>
+                <w:sz w:val="17"/>
+                <w:szCs w:val="22"/>
+                <w:lang w:val="en-US" w:eastAsia="en-US" w:bidi="ar-SA"/>
+              </w:rPr>
+              <w:t xml:space="preserve"> on </w:t>
+            </w:r>
+            <w:r>
+              <w:rPr>
+                <w:rFonts w:eastAsia="Calibri" w:cs=""/>
+                <w:b/>
+                <w:i w:val="false"/>
+                <w:kern w:val="0"/>
+                <w:sz w:val="17"/>
+                <w:szCs w:val="22"/>
+                <w:lang w:val="en-US" w:eastAsia="en-US" w:bidi="ar-SA"/>
+              </w:rPr>
+              <w:t>Dataproc Serverless</w:t>
+            </w:r>
+            <w:r>
+              <w:rPr>
+                <w:rFonts w:eastAsia="Calibri" w:cs=""/>
+                <w:b w:val="false"/>
+                <w:i w:val="false"/>
+                <w:kern w:val="0"/>
+                <w:sz w:val="17"/>
+                <w:szCs w:val="22"/>
+                <w:lang w:val="en-US" w:eastAsia="en-US" w:bidi="ar-SA"/>
+              </w:rPr>
+              <w:t xml:space="preserve"> and </w:t>
+            </w:r>
+            <w:r>
+              <w:rPr>
+                <w:rFonts w:eastAsia="Calibri" w:cs=""/>
+                <w:b/>
+                <w:i w:val="false"/>
+                <w:kern w:val="0"/>
+                <w:sz w:val="17"/>
+                <w:szCs w:val="22"/>
+                <w:lang w:val="en-US" w:eastAsia="en-US" w:bidi="ar-SA"/>
+              </w:rPr>
+              <w:t>Spark on Kubernetes</w:t>
+            </w:r>
+            <w:r>
+              <w:rPr>
+                <w:rFonts w:eastAsia="Calibri" w:cs=""/>
+                <w:b w:val="false"/>
+                <w:i w:val="false"/>
+                <w:kern w:val="0"/>
+                <w:sz w:val="17"/>
+                <w:szCs w:val="22"/>
+                <w:lang w:val="en-US" w:eastAsia="en-US" w:bidi="ar-SA"/>
+              </w:rPr>
+              <w:t xml:space="preserve">; </w:t>
+            </w:r>
+            <w:r>
+              <w:rPr>
+                <w:rFonts w:eastAsia="Calibri" w:cs=""/>
+                <w:b/>
+                <w:i w:val="false"/>
+                <w:kern w:val="0"/>
+                <w:sz w:val="17"/>
+                <w:szCs w:val="22"/>
+                <w:lang w:val="en-US" w:eastAsia="en-US" w:bidi="ar-SA"/>
+              </w:rPr>
+              <w:t>Hudi</w:t>
+            </w:r>
+            <w:r>
+              <w:rPr>
+                <w:rFonts w:eastAsia="Calibri" w:cs=""/>
+                <w:b w:val="false"/>
+                <w:i w:val="false"/>
+                <w:kern w:val="0"/>
+                <w:sz w:val="17"/>
+                <w:szCs w:val="22"/>
+                <w:lang w:val="en-US" w:eastAsia="en-US" w:bidi="ar-SA"/>
+              </w:rPr>
+              <w:t xml:space="preserve">, </w:t>
+            </w:r>
+            <w:r>
+              <w:rPr>
+                <w:rFonts w:eastAsia="Calibri" w:cs=""/>
+                <w:b/>
+                <w:i w:val="false"/>
+                <w:kern w:val="0"/>
+                <w:sz w:val="17"/>
+                <w:szCs w:val="22"/>
+                <w:lang w:val="en-US" w:eastAsia="en-US" w:bidi="ar-SA"/>
+              </w:rPr>
+              <w:t>Delta Lake</w:t>
+            </w:r>
+            <w:r>
+              <w:rPr>
+                <w:rFonts w:eastAsia="Calibri" w:cs=""/>
+                <w:b w:val="false"/>
+                <w:i w:val="false"/>
+                <w:kern w:val="0"/>
+                <w:sz w:val="17"/>
+                <w:szCs w:val="22"/>
+                <w:lang w:val="en-US" w:eastAsia="en-US" w:bidi="ar-SA"/>
+              </w:rPr>
+              <w:t xml:space="preserve">, </w:t>
+            </w:r>
+            <w:r>
+              <w:rPr>
+                <w:rFonts w:eastAsia="Calibri" w:cs=""/>
+                <w:b/>
+                <w:i w:val="false"/>
+                <w:kern w:val="0"/>
+                <w:sz w:val="17"/>
+                <w:szCs w:val="22"/>
+                <w:lang w:val="en-US" w:eastAsia="en-US" w:bidi="ar-SA"/>
+              </w:rPr>
+              <w:t>BigLake</w:t>
+            </w:r>
+            <w:r>
+              <w:rPr>
+                <w:rFonts w:eastAsia="Calibri" w:cs=""/>
+                <w:b w:val="false"/>
+                <w:i w:val="false"/>
+                <w:kern w:val="0"/>
+                <w:sz w:val="17"/>
+                <w:szCs w:val="22"/>
+                <w:lang w:val="en-US" w:eastAsia="en-US" w:bidi="ar-SA"/>
+              </w:rPr>
+              <w:t xml:space="preserve"> on </w:t>
+            </w:r>
+            <w:r>
+              <w:rPr>
+                <w:rFonts w:eastAsia="Calibri" w:cs=""/>
+                <w:b/>
+                <w:i w:val="false"/>
+                <w:kern w:val="0"/>
+                <w:sz w:val="17"/>
+                <w:szCs w:val="22"/>
+                <w:lang w:val="en-US" w:eastAsia="en-US" w:bidi="ar-SA"/>
+              </w:rPr>
+              <w:t>GCS</w:t>
+            </w:r>
+            <w:r>
+              <w:rPr>
+                <w:rFonts w:eastAsia="Calibri" w:cs=""/>
+                <w:b w:val="false"/>
+                <w:i w:val="false"/>
+                <w:kern w:val="0"/>
+                <w:sz w:val="17"/>
+                <w:szCs w:val="22"/>
+                <w:lang w:val="en-US" w:eastAsia="en-US" w:bidi="ar-SA"/>
+              </w:rPr>
+              <w:t>; partitioning and shuffle tuning for large event volumes</w:t>
+            </w:r>
+          </w:p>
+        </w:tc>
+      </w:tr>
+      <w:tr>
+        <w:trPr/>
+        <w:tc>
+          <w:tcPr>
+            <w:tcW w:w="5100" w:type="dxa"/>
+            <w:tcBorders/>
+          </w:tcPr>
+          <w:p>
+            <w:pPr>
+              <w:pStyle w:val="Normal"/>
+              <w:widowControl/>
+              <w:spacing w:lineRule="auto" w:line="240" w:before="0" w:after="0"/>
+              <w:jc w:val="start"/>
+              <w:rPr>
+                <w:rFonts w:cs=""/>
+                <w:kern w:val="0"/>
+                <w:szCs w:val="22"/>
+                <w:lang w:val="en-US" w:eastAsia="en-US" w:bidi="ar-SA"/>
+              </w:rPr>
+            </w:pPr>
+            <w:r>
+              <w:rPr>
+                <w:rFonts w:eastAsia="Calibri" w:cs=""/>
+                <w:b/>
+                <w:i w:val="false"/>
+                <w:kern w:val="0"/>
+                <w:sz w:val="17"/>
+                <w:szCs w:val="22"/>
+                <w:lang w:val="en-US" w:eastAsia="en-US" w:bidi="ar-SA"/>
+              </w:rPr>
+              <w:t>OLAP / warehouses</w:t>
+            </w:r>
+          </w:p>
+        </w:tc>
+        <w:tc>
+          <w:tcPr>
+            <w:tcW w:w="5100" w:type="dxa"/>
+            <w:tcBorders/>
+          </w:tcPr>
+          <w:p>
+            <w:pPr>
+              <w:pStyle w:val="Normal"/>
+              <w:widowControl/>
+              <w:spacing w:lineRule="auto" w:line="240" w:before="0" w:after="0"/>
+              <w:jc w:val="start"/>
+              <w:rPr>
+                <w:rFonts w:cs=""/>
+                <w:kern w:val="0"/>
+                <w:szCs w:val="22"/>
+                <w:lang w:val="en-US" w:eastAsia="en-US" w:bidi="ar-SA"/>
+              </w:rPr>
+            </w:pPr>
+            <w:r>
+              <w:rPr>
+                <w:rFonts w:eastAsia="Calibri" w:cs=""/>
+                <w:b/>
+                <w:i w:val="false"/>
+                <w:kern w:val="0"/>
+                <w:sz w:val="17"/>
+                <w:szCs w:val="22"/>
+                <w:lang w:val="en-US" w:eastAsia="en-US" w:bidi="ar-SA"/>
+              </w:rPr>
+              <w:t>BigQuery</w:t>
+            </w:r>
+            <w:r>
+              <w:rPr>
+                <w:rFonts w:eastAsia="Calibri" w:cs=""/>
+                <w:b w:val="false"/>
+                <w:i w:val="false"/>
+                <w:kern w:val="0"/>
+                <w:sz w:val="17"/>
+                <w:szCs w:val="22"/>
+                <w:lang w:val="en-US" w:eastAsia="en-US" w:bidi="ar-SA"/>
+              </w:rPr>
+              <w:t xml:space="preserve"> as primary analytical store; </w:t>
+            </w:r>
+            <w:r>
+              <w:rPr>
+                <w:rFonts w:eastAsia="Calibri" w:cs=""/>
+                <w:b/>
+                <w:i w:val="false"/>
+                <w:kern w:val="0"/>
+                <w:sz w:val="17"/>
+                <w:szCs w:val="22"/>
+                <w:lang w:val="en-US" w:eastAsia="en-US" w:bidi="ar-SA"/>
+              </w:rPr>
+              <w:t>MongoDB</w:t>
+            </w:r>
+            <w:r>
+              <w:rPr>
+                <w:rFonts w:eastAsia="Calibri" w:cs=""/>
+                <w:b w:val="false"/>
+                <w:i w:val="false"/>
+                <w:kern w:val="0"/>
+                <w:sz w:val="17"/>
+                <w:szCs w:val="22"/>
+                <w:lang w:val="en-US" w:eastAsia="en-US" w:bidi="ar-SA"/>
+              </w:rPr>
+              <w:t xml:space="preserve">, </w:t>
+            </w:r>
+            <w:r>
+              <w:rPr>
+                <w:rFonts w:eastAsia="Calibri" w:cs=""/>
+                <w:b/>
+                <w:i w:val="false"/>
+                <w:kern w:val="0"/>
+                <w:sz w:val="17"/>
+                <w:szCs w:val="22"/>
+                <w:lang w:val="en-US" w:eastAsia="en-US" w:bidi="ar-SA"/>
+              </w:rPr>
+              <w:t>Redis</w:t>
+            </w:r>
+            <w:r>
+              <w:rPr>
+                <w:rFonts w:eastAsia="Calibri" w:cs=""/>
+                <w:b w:val="false"/>
+                <w:i w:val="false"/>
+                <w:kern w:val="0"/>
+                <w:sz w:val="17"/>
+                <w:szCs w:val="22"/>
+                <w:lang w:val="en-US" w:eastAsia="en-US" w:bidi="ar-SA"/>
+              </w:rPr>
+              <w:t xml:space="preserve">, </w:t>
+            </w:r>
+            <w:r>
+              <w:rPr>
+                <w:rFonts w:eastAsia="Calibri" w:cs=""/>
+                <w:b/>
+                <w:i w:val="false"/>
+                <w:kern w:val="0"/>
+                <w:sz w:val="17"/>
+                <w:szCs w:val="22"/>
+                <w:lang w:val="en-US" w:eastAsia="en-US" w:bidi="ar-SA"/>
+              </w:rPr>
+              <w:t>Neo4j</w:t>
+            </w:r>
+            <w:r>
+              <w:rPr>
+                <w:rFonts w:eastAsia="Calibri" w:cs=""/>
+                <w:b w:val="false"/>
+                <w:i w:val="false"/>
+                <w:kern w:val="0"/>
+                <w:sz w:val="17"/>
+                <w:szCs w:val="22"/>
+                <w:lang w:val="en-US" w:eastAsia="en-US" w:bidi="ar-SA"/>
+              </w:rPr>
+              <w:t xml:space="preserve">, </w:t>
+            </w:r>
+            <w:r>
+              <w:rPr>
+                <w:rFonts w:eastAsia="Calibri" w:cs=""/>
+                <w:b/>
+                <w:i w:val="false"/>
+                <w:kern w:val="0"/>
+                <w:sz w:val="17"/>
+                <w:szCs w:val="22"/>
+                <w:lang w:val="en-US" w:eastAsia="en-US" w:bidi="ar-SA"/>
+              </w:rPr>
+              <w:t>Spanner</w:t>
+            </w:r>
+            <w:r>
+              <w:rPr>
+                <w:rFonts w:eastAsia="Calibri" w:cs=""/>
+                <w:b w:val="false"/>
+                <w:i w:val="false"/>
+                <w:kern w:val="0"/>
+                <w:sz w:val="17"/>
+                <w:szCs w:val="22"/>
+                <w:lang w:val="en-US" w:eastAsia="en-US" w:bidi="ar-SA"/>
+              </w:rPr>
+              <w:t xml:space="preserve"> as operational sources; lake-to-warehouse pipelines (`mongodb_to_biglake`, `spanner_to_bigquery`, analytics / sessions / stats marts)</w:t>
+            </w:r>
+          </w:p>
+        </w:tc>
+      </w:tr>
+      <w:tr>
+        <w:trPr/>
+        <w:tc>
+          <w:tcPr>
+            <w:tcW w:w="5100" w:type="dxa"/>
+            <w:tcBorders/>
+          </w:tcPr>
+          <w:p>
+            <w:pPr>
+              <w:pStyle w:val="Normal"/>
+              <w:widowControl/>
+              <w:spacing w:lineRule="auto" w:line="240" w:before="0" w:after="0"/>
+              <w:jc w:val="start"/>
+              <w:rPr>
+                <w:rFonts w:cs=""/>
+                <w:kern w:val="0"/>
+                <w:szCs w:val="22"/>
+                <w:lang w:val="en-US" w:eastAsia="en-US" w:bidi="ar-SA"/>
+              </w:rPr>
+            </w:pPr>
+            <w:r>
+              <w:rPr>
+                <w:rFonts w:eastAsia="Calibri" w:cs=""/>
+                <w:b/>
+                <w:i w:val="false"/>
+                <w:kern w:val="0"/>
+                <w:sz w:val="17"/>
+                <w:szCs w:val="22"/>
+                <w:lang w:val="en-US" w:eastAsia="en-US" w:bidi="ar-SA"/>
+              </w:rPr>
+              <w:t>Data quality &amp; docs</w:t>
+            </w:r>
+          </w:p>
+        </w:tc>
+        <w:tc>
+          <w:tcPr>
+            <w:tcW w:w="5100" w:type="dxa"/>
+            <w:tcBorders/>
+          </w:tcPr>
+          <w:p>
+            <w:pPr>
+              <w:pStyle w:val="Normal"/>
+              <w:widowControl/>
+              <w:spacing w:lineRule="auto" w:line="240" w:before="0" w:after="0"/>
+              <w:jc w:val="start"/>
+              <w:rPr>
+                <w:rFonts w:cs=""/>
+                <w:kern w:val="0"/>
+                <w:szCs w:val="22"/>
+                <w:lang w:val="en-US" w:eastAsia="en-US" w:bidi="ar-SA"/>
+              </w:rPr>
+            </w:pPr>
+            <w:r>
+              <w:rPr>
+                <w:rFonts w:eastAsia="Calibri" w:cs=""/>
+                <w:b/>
+                <w:i w:val="false"/>
+                <w:kern w:val="0"/>
+                <w:sz w:val="17"/>
+                <w:szCs w:val="22"/>
+                <w:lang w:val="en-US" w:eastAsia="en-US" w:bidi="ar-SA"/>
+              </w:rPr>
+              <w:t>dbt tests</w:t>
+            </w:r>
+            <w:r>
+              <w:rPr>
+                <w:rFonts w:eastAsia="Calibri" w:cs=""/>
+                <w:b w:val="false"/>
+                <w:i w:val="false"/>
+                <w:kern w:val="0"/>
+                <w:sz w:val="17"/>
+                <w:szCs w:val="22"/>
+                <w:lang w:val="en-US" w:eastAsia="en-US" w:bidi="ar-SA"/>
+              </w:rPr>
+              <w:t xml:space="preserve">, schema contracts, null / consistency fixes in production models; </w:t>
+            </w:r>
+            <w:r>
+              <w:rPr>
+                <w:rFonts w:eastAsia="Calibri" w:cs=""/>
+                <w:b/>
+                <w:i w:val="false"/>
+                <w:kern w:val="0"/>
+                <w:sz w:val="17"/>
+                <w:szCs w:val="22"/>
+                <w:lang w:val="en-US" w:eastAsia="en-US" w:bidi="ar-SA"/>
+              </w:rPr>
+              <w:t>GitBook</w:t>
+            </w:r>
+            <w:r>
+              <w:rPr>
+                <w:rFonts w:eastAsia="Calibri" w:cs=""/>
+                <w:b w:val="false"/>
+                <w:i w:val="false"/>
+                <w:kern w:val="0"/>
+                <w:sz w:val="17"/>
+                <w:szCs w:val="22"/>
+                <w:lang w:val="en-US" w:eastAsia="en-US" w:bidi="ar-SA"/>
+              </w:rPr>
+              <w:t xml:space="preserve"> internal data/API documentation; code reviews and shared SQL conventions</w:t>
+            </w:r>
+          </w:p>
+        </w:tc>
+      </w:tr>
+      <w:tr>
+        <w:trPr/>
+        <w:tc>
+          <w:tcPr>
+            <w:tcW w:w="5100" w:type="dxa"/>
+            <w:tcBorders/>
+          </w:tcPr>
+          <w:p>
+            <w:pPr>
+              <w:pStyle w:val="Normal"/>
+              <w:widowControl/>
+              <w:spacing w:lineRule="auto" w:line="240" w:before="0" w:after="0"/>
+              <w:jc w:val="start"/>
+              <w:rPr>
+                <w:rFonts w:cs=""/>
+                <w:kern w:val="0"/>
+                <w:szCs w:val="22"/>
+                <w:lang w:val="en-US" w:eastAsia="en-US" w:bidi="ar-SA"/>
+              </w:rPr>
+            </w:pPr>
+            <w:r>
+              <w:rPr>
+                <w:rFonts w:eastAsia="Calibri" w:cs=""/>
+                <w:b/>
+                <w:i w:val="false"/>
+                <w:kern w:val="0"/>
+                <w:sz w:val="17"/>
+                <w:szCs w:val="22"/>
+                <w:lang w:val="en-US" w:eastAsia="en-US" w:bidi="ar-SA"/>
+              </w:rPr>
+              <w:t>Ingestion &amp; integrations</w:t>
+            </w:r>
+          </w:p>
+        </w:tc>
+        <w:tc>
+          <w:tcPr>
+            <w:tcW w:w="5100" w:type="dxa"/>
+            <w:tcBorders/>
+          </w:tcPr>
+          <w:p>
+            <w:pPr>
+              <w:pStyle w:val="Normal"/>
+              <w:widowControl/>
+              <w:spacing w:lineRule="auto" w:line="240" w:before="0" w:after="0"/>
+              <w:jc w:val="start"/>
+              <w:rPr>
+                <w:rFonts w:cs=""/>
+                <w:kern w:val="0"/>
+                <w:szCs w:val="22"/>
+                <w:lang w:val="en-US" w:eastAsia="en-US" w:bidi="ar-SA"/>
+              </w:rPr>
+            </w:pPr>
+            <w:r>
+              <w:rPr>
+                <w:rFonts w:eastAsia="Calibri" w:cs=""/>
+                <w:b/>
+                <w:i w:val="false"/>
+                <w:kern w:val="0"/>
+                <w:sz w:val="17"/>
+                <w:szCs w:val="22"/>
+                <w:lang w:val="en-US" w:eastAsia="en-US" w:bidi="ar-SA"/>
+              </w:rPr>
+              <w:t>Airbyte</w:t>
+            </w:r>
+            <w:r>
+              <w:rPr>
+                <w:rFonts w:eastAsia="Calibri" w:cs=""/>
+                <w:b w:val="false"/>
+                <w:i w:val="false"/>
+                <w:kern w:val="0"/>
+                <w:sz w:val="17"/>
+                <w:szCs w:val="22"/>
+                <w:lang w:val="en-US" w:eastAsia="en-US" w:bidi="ar-SA"/>
+              </w:rPr>
+              <w:t xml:space="preserve"> (custom </w:t>
+            </w:r>
+            <w:r>
+              <w:rPr>
+                <w:rFonts w:eastAsia="Calibri" w:cs=""/>
+                <w:b/>
+                <w:i w:val="false"/>
+                <w:kern w:val="0"/>
+                <w:sz w:val="17"/>
+                <w:szCs w:val="22"/>
+                <w:lang w:val="en-US" w:eastAsia="en-US" w:bidi="ar-SA"/>
+              </w:rPr>
+              <w:t>Klaviyo</w:t>
+            </w:r>
+            <w:r>
+              <w:rPr>
+                <w:rFonts w:eastAsia="Calibri" w:cs=""/>
+                <w:b w:val="false"/>
+                <w:i w:val="false"/>
+                <w:kern w:val="0"/>
+                <w:sz w:val="17"/>
+                <w:szCs w:val="22"/>
+                <w:lang w:val="en-US" w:eastAsia="en-US" w:bidi="ar-SA"/>
+              </w:rPr>
+              <w:t xml:space="preserve"> sources, forked platform), </w:t>
+            </w:r>
+            <w:r>
+              <w:rPr>
+                <w:rFonts w:eastAsia="Calibri" w:cs=""/>
+                <w:b/>
+                <w:i w:val="false"/>
+                <w:kern w:val="0"/>
+                <w:sz w:val="17"/>
+                <w:szCs w:val="22"/>
+                <w:lang w:val="en-US" w:eastAsia="en-US" w:bidi="ar-SA"/>
+              </w:rPr>
+              <w:t>Shopify</w:t>
+            </w:r>
+            <w:r>
+              <w:rPr>
+                <w:rFonts w:eastAsia="Calibri" w:cs=""/>
+                <w:b w:val="false"/>
+                <w:i w:val="false"/>
+                <w:kern w:val="0"/>
+                <w:sz w:val="17"/>
+                <w:szCs w:val="22"/>
+                <w:lang w:val="en-US" w:eastAsia="en-US" w:bidi="ar-SA"/>
+              </w:rPr>
+              <w:t xml:space="preserve"> historical ingestion, partner webhooks; </w:t>
+            </w:r>
+            <w:r>
+              <w:rPr>
+                <w:rFonts w:eastAsia="Calibri" w:cs=""/>
+                <w:b/>
+                <w:i w:val="false"/>
+                <w:kern w:val="0"/>
+                <w:sz w:val="17"/>
+                <w:szCs w:val="22"/>
+                <w:lang w:val="en-US" w:eastAsia="en-US" w:bidi="ar-SA"/>
+              </w:rPr>
+              <w:t>GraphQL</w:t>
+            </w:r>
+            <w:r>
+              <w:rPr>
+                <w:rFonts w:eastAsia="Calibri" w:cs=""/>
+                <w:b w:val="false"/>
+                <w:i w:val="false"/>
+                <w:kern w:val="0"/>
+                <w:sz w:val="17"/>
+                <w:szCs w:val="22"/>
+                <w:lang w:val="en-US" w:eastAsia="en-US" w:bidi="ar-SA"/>
+              </w:rPr>
+              <w:t xml:space="preserve"> and REST source integration</w:t>
+            </w:r>
+          </w:p>
+        </w:tc>
+      </w:tr>
+      <w:tr>
+        <w:trPr/>
+        <w:tc>
+          <w:tcPr>
+            <w:tcW w:w="5100" w:type="dxa"/>
+            <w:tcBorders/>
+          </w:tcPr>
+          <w:p>
+            <w:pPr>
+              <w:pStyle w:val="Normal"/>
+              <w:widowControl/>
+              <w:spacing w:lineRule="auto" w:line="240" w:before="0" w:after="0"/>
+              <w:jc w:val="start"/>
+              <w:rPr>
+                <w:rFonts w:cs=""/>
+                <w:kern w:val="0"/>
+                <w:szCs w:val="22"/>
+                <w:lang w:val="en-US" w:eastAsia="en-US" w:bidi="ar-SA"/>
+              </w:rPr>
+            </w:pPr>
+            <w:r>
+              <w:rPr>
+                <w:rFonts w:eastAsia="Calibri" w:cs=""/>
+                <w:b/>
+                <w:i w:val="false"/>
+                <w:kern w:val="0"/>
+                <w:sz w:val="17"/>
+                <w:szCs w:val="22"/>
+                <w:lang w:val="en-US" w:eastAsia="en-US" w:bidi="ar-SA"/>
+              </w:rPr>
+              <w:t>Analytical thinking</w:t>
+            </w:r>
+          </w:p>
+        </w:tc>
+        <w:tc>
+          <w:tcPr>
+            <w:tcW w:w="5100" w:type="dxa"/>
+            <w:tcBorders/>
+          </w:tcPr>
+          <w:p>
+            <w:pPr>
+              <w:pStyle w:val="Normal"/>
+              <w:widowControl/>
+              <w:spacing w:lineRule="auto" w:line="240" w:before="0" w:after="0"/>
+              <w:jc w:val="start"/>
+              <w:rPr>
+                <w:rFonts w:cs=""/>
+                <w:kern w:val="0"/>
+                <w:szCs w:val="22"/>
+                <w:lang w:val="en-US" w:eastAsia="en-US" w:bidi="ar-SA"/>
+              </w:rPr>
+            </w:pPr>
+            <w:r>
+              <w:rPr>
+                <w:rFonts w:eastAsia="Calibri" w:cs=""/>
+                <w:b w:val="false"/>
+                <w:i w:val="false"/>
+                <w:kern w:val="0"/>
+                <w:sz w:val="17"/>
+                <w:szCs w:val="22"/>
+                <w:lang w:val="en-US" w:eastAsia="en-US" w:bidi="ar-SA"/>
+              </w:rPr>
+              <w:t>Anti-fraud and e-commerce domain — orders, billing, customer clusters, fraud confirmation codes, merchant KPIs; ROI dashboards and operational reporting</w:t>
+            </w:r>
+          </w:p>
+        </w:tc>
+      </w:tr>
+      <w:tr>
+        <w:trPr/>
+        <w:tc>
+          <w:tcPr>
+            <w:tcW w:w="5100" w:type="dxa"/>
+            <w:tcBorders/>
+          </w:tcPr>
+          <w:p>
+            <w:pPr>
+              <w:pStyle w:val="Normal"/>
+              <w:widowControl/>
+              <w:spacing w:lineRule="auto" w:line="240" w:before="0" w:after="0"/>
+              <w:jc w:val="start"/>
+              <w:rPr>
+                <w:rFonts w:cs=""/>
+                <w:kern w:val="0"/>
+                <w:szCs w:val="22"/>
+                <w:lang w:val="en-US" w:eastAsia="en-US" w:bidi="ar-SA"/>
+              </w:rPr>
+            </w:pPr>
+            <w:r>
+              <w:rPr>
+                <w:rFonts w:eastAsia="Calibri" w:cs=""/>
+                <w:b/>
+                <w:i w:val="false"/>
+                <w:kern w:val="0"/>
+                <w:sz w:val="17"/>
+                <w:szCs w:val="22"/>
+                <w:lang w:val="en-US" w:eastAsia="en-US" w:bidi="ar-SA"/>
+              </w:rPr>
+              <w:t>Plus / adjacent</w:t>
+            </w:r>
+          </w:p>
+        </w:tc>
+        <w:tc>
+          <w:tcPr>
+            <w:tcW w:w="5100" w:type="dxa"/>
+            <w:tcBorders/>
+          </w:tcPr>
+          <w:p>
+            <w:pPr>
+              <w:pStyle w:val="Normal"/>
+              <w:widowControl/>
+              <w:spacing w:lineRule="auto" w:line="240" w:before="0" w:after="0"/>
+              <w:jc w:val="start"/>
+              <w:rPr>
+                <w:rFonts w:cs=""/>
+                <w:kern w:val="0"/>
+                <w:szCs w:val="22"/>
+                <w:lang w:val="en-US" w:eastAsia="en-US" w:bidi="ar-SA"/>
+              </w:rPr>
+            </w:pPr>
+            <w:r>
+              <w:rPr>
+                <w:rFonts w:eastAsia="Calibri" w:cs=""/>
+                <w:b w:val="false"/>
+                <w:i w:val="false"/>
+                <w:kern w:val="0"/>
+                <w:sz w:val="17"/>
+                <w:szCs w:val="22"/>
+                <w:lang w:val="en-US" w:eastAsia="en-US" w:bidi="ar-SA"/>
+              </w:rPr>
+              <w:t>Open table formats (</w:t>
+            </w:r>
+            <w:r>
+              <w:rPr>
+                <w:rFonts w:eastAsia="Calibri" w:cs=""/>
+                <w:b/>
+                <w:i w:val="false"/>
+                <w:kern w:val="0"/>
+                <w:sz w:val="17"/>
+                <w:szCs w:val="22"/>
+                <w:lang w:val="en-US" w:eastAsia="en-US" w:bidi="ar-SA"/>
+              </w:rPr>
+              <w:t>Hudi/Delta</w:t>
+            </w:r>
+            <w:r>
+              <w:rPr>
+                <w:rFonts w:eastAsia="Calibri" w:cs=""/>
+                <w:b w:val="false"/>
+                <w:i w:val="false"/>
+                <w:kern w:val="0"/>
+                <w:sz w:val="17"/>
+                <w:szCs w:val="22"/>
+                <w:lang w:val="en-US" w:eastAsia="en-US" w:bidi="ar-SA"/>
+              </w:rPr>
+              <w:t xml:space="preserve"> — concepts transferable to </w:t>
+            </w:r>
+            <w:r>
+              <w:rPr>
+                <w:rFonts w:eastAsia="Calibri" w:cs=""/>
+                <w:b/>
+                <w:i w:val="false"/>
+                <w:kern w:val="0"/>
+                <w:sz w:val="17"/>
+                <w:szCs w:val="22"/>
+                <w:lang w:val="en-US" w:eastAsia="en-US" w:bidi="ar-SA"/>
+              </w:rPr>
+              <w:t>Iceberg</w:t>
+            </w:r>
+            <w:r>
+              <w:rPr>
+                <w:rFonts w:eastAsia="Calibri" w:cs=""/>
+                <w:b w:val="false"/>
+                <w:i w:val="false"/>
+                <w:kern w:val="0"/>
+                <w:sz w:val="17"/>
+                <w:szCs w:val="22"/>
+                <w:lang w:val="en-US" w:eastAsia="en-US" w:bidi="ar-SA"/>
+              </w:rPr>
+              <w:t xml:space="preserve">); OLAP-style workloads on </w:t>
+            </w:r>
+            <w:r>
+              <w:rPr>
+                <w:rFonts w:eastAsia="Calibri" w:cs=""/>
+                <w:b/>
+                <w:i w:val="false"/>
+                <w:kern w:val="0"/>
+                <w:sz w:val="17"/>
+                <w:szCs w:val="22"/>
+                <w:lang w:val="en-US" w:eastAsia="en-US" w:bidi="ar-SA"/>
+              </w:rPr>
+              <w:t>BigQuery</w:t>
+            </w:r>
+            <w:r>
+              <w:rPr>
+                <w:rFonts w:eastAsia="Calibri" w:cs=""/>
+                <w:b w:val="false"/>
+                <w:i w:val="false"/>
+                <w:kern w:val="0"/>
+                <w:sz w:val="17"/>
+                <w:szCs w:val="22"/>
+                <w:lang w:val="en-US" w:eastAsia="en-US" w:bidi="ar-SA"/>
+              </w:rPr>
+              <w:t xml:space="preserve"> (not </w:t>
+            </w:r>
+            <w:r>
+              <w:rPr>
+                <w:rFonts w:eastAsia="Calibri" w:cs=""/>
+                <w:b/>
+                <w:i w:val="false"/>
+                <w:kern w:val="0"/>
+                <w:sz w:val="17"/>
+                <w:szCs w:val="22"/>
+                <w:lang w:val="en-US" w:eastAsia="en-US" w:bidi="ar-SA"/>
+              </w:rPr>
+              <w:t>ClickHouse</w:t>
+            </w:r>
+            <w:r>
+              <w:rPr>
+                <w:rFonts w:eastAsia="Calibri" w:cs=""/>
+                <w:b w:val="false"/>
+                <w:i w:val="false"/>
+                <w:kern w:val="0"/>
+                <w:sz w:val="17"/>
+                <w:szCs w:val="22"/>
+                <w:lang w:val="en-US" w:eastAsia="en-US" w:bidi="ar-SA"/>
+              </w:rPr>
+              <w:t xml:space="preserve"> in production yet, strong SQL foundation)</w:t>
+            </w:r>
+          </w:p>
+        </w:tc>
+      </w:tr>
+    </w:tbl>
+    <w:tbl>
+      <w:tblPr>
+        <w:tblW w:w="10200" w:type="dxa"/>
+        <w:jc w:val="center"/>
+        <w:tblInd w:w="0" w:type="dxa"/>
+        <w:tblLayout w:type="fixed"/>
+        <w:tblCellMar>
+          <w:top w:w="0" w:type="dxa"/>
+          <w:start w:w="108" w:type="dxa"/>
+          <w:bottom w:w="0" w:type="dxa"/>
+          <w:end w:w="108" w:type="dxa"/>
+        </w:tblCellMar>
+        <w:tblLook w:val="04a0" w:firstRow="1" w:noVBand="1" w:lastRow="0" w:firstColumn="1" w:lastColumn="0" w:noHBand="0"/>
+      </w:tblPr>
+      <w:tblGrid>
+        <w:gridCol w:w="10200"/>
+      </w:tblGrid>
+      <w:tr>
+        <w:trPr/>
+        <w:tc>
+          <w:tcPr>
+            <w:tcW w:w="10200" w:type="dxa"/>
+            <w:tcBorders>
+              <w:bottom w:val="single" w:sz="6" w:space="0" w:color="2E5090"/>
+            </w:tcBorders>
+          </w:tcPr>
+          <w:p>
+            <w:pPr>
+              <w:pStyle w:val="Normal"/>
+              <w:widowControl/>
+              <w:bidi w:val="0"/>
+              <w:spacing w:lineRule="auto" w:line="276" w:before="0" w:after="200"/>
+              <w:jc w:val="start"/>
+              <w:rPr/>
+            </w:pPr>
+            <w:r>
+              <w:rPr/>
+            </w:r>
+          </w:p>
+        </w:tc>
+      </w:tr>
+    </w:tbl>
+    <w:p>
+      <w:pPr>
+        <w:pStyle w:val="Heading1"/>
+        <w:rPr/>
+      </w:pPr>
+      <w:r>
+        <w:rPr>
+          <w:color w:val="1F497D"/>
+          <w:sz w:val="24"/>
+        </w:rPr>
+        <w:t>Professional Experience</w:t>
       </w:r>
     </w:p>
     <w:p>
@@ -639,7 +2518,23 @@
           <w:color w:val="2E5090"/>
           <w:sz w:val="21"/>
         </w:rPr>
-        <w:t>Analytics Engineering &amp; DWH</w:t>
+        <w:t>Analytics Engineer / Data Engineer — Yofi Inc. (USA)</w:t>
+      </w:r>
+    </w:p>
+    <w:p>
+      <w:pPr>
+        <w:pStyle w:val="Normal"/>
+        <w:rPr/>
+      </w:pPr>
+      <w:r>
+        <w:rPr>
+          <w:rFonts w:eastAsia="Calibri"/>
+          <w:b w:val="false"/>
+          <w:i/>
+          <w:color w:val="555555"/>
+          <w:sz w:val="19"/>
+        </w:rPr>
+        <w:t>February 2022 — October 2025 (remote)</w:t>
       </w:r>
     </w:p>
     <w:p>
@@ -654,7 +2549,713 @@
           <w:i w:val="false"/>
           <w:sz w:val="20"/>
         </w:rPr>
-        <w:t>dbt (staging → marts, incremental models, tests, documentation), dimensional modeling, metric semantic layers, ELT on BigQuery, lakehouse patterns (Hudi, Delta, GCS/BigLake)</w:t>
+        <w:t xml:space="preserve">Yofi is an anti-fraud and customer-intelligence platform for </w:t>
+      </w:r>
+      <w:r>
+        <w:rPr>
+          <w:rFonts w:eastAsia="Calibri"/>
+          <w:b/>
+          <w:i w:val="false"/>
+          <w:sz w:val="20"/>
+        </w:rPr>
+        <w:t>Shopify</w:t>
+      </w:r>
+      <w:r>
+        <w:rPr>
+          <w:rFonts w:eastAsia="Calibri"/>
+          <w:b w:val="false"/>
+          <w:i w:val="false"/>
+          <w:sz w:val="20"/>
+        </w:rPr>
+        <w:t xml:space="preserve"> merchants (enterprise customers including </w:t>
+      </w:r>
+      <w:r>
+        <w:rPr>
+          <w:rFonts w:eastAsia="Calibri"/>
+          <w:b/>
+          <w:i w:val="false"/>
+          <w:sz w:val="20"/>
+        </w:rPr>
+        <w:t>Lululemon</w:t>
+      </w:r>
+      <w:r>
+        <w:rPr>
+          <w:rFonts w:eastAsia="Calibri"/>
+          <w:b w:val="false"/>
+          <w:i w:val="false"/>
+          <w:sz w:val="20"/>
+        </w:rPr>
+        <w:t xml:space="preserve">). Owned the analytics-engineering slice of the data platform on internal </w:t>
+      </w:r>
+      <w:r>
+        <w:rPr>
+          <w:rFonts w:eastAsia="Calibri"/>
+          <w:b/>
+          <w:i w:val="false"/>
+          <w:sz w:val="20"/>
+        </w:rPr>
+        <w:t>Botnot</w:t>
+      </w:r>
+      <w:r>
+        <w:rPr>
+          <w:rFonts w:eastAsia="Calibri"/>
+          <w:b w:val="false"/>
+          <w:i w:val="false"/>
+          <w:sz w:val="20"/>
+        </w:rPr>
+        <w:t xml:space="preserve"> codebases.</w:t>
+      </w:r>
+    </w:p>
+    <w:p>
+      <w:pPr>
+        <w:pStyle w:val="ListBullet"/>
+        <w:numPr>
+          <w:ilvl w:val="0"/>
+          <w:numId w:val="1"/>
+        </w:numPr>
+        <w:ind w:hanging="360" w:start="283"/>
+        <w:rPr/>
+      </w:pPr>
+      <w:r>
+        <w:rPr>
+          <w:rFonts w:eastAsia="Calibri"/>
+          <w:b w:val="false"/>
+          <w:i w:val="false"/>
+          <w:sz w:val="20"/>
+        </w:rPr>
+        <w:t xml:space="preserve">Translated analyst and product requirements into </w:t>
+      </w:r>
+      <w:r>
+        <w:rPr>
+          <w:rFonts w:eastAsia="Calibri"/>
+          <w:b/>
+          <w:i w:val="false"/>
+          <w:sz w:val="20"/>
+        </w:rPr>
+        <w:t>dbt</w:t>
+      </w:r>
+      <w:r>
+        <w:rPr>
+          <w:rFonts w:eastAsia="Calibri"/>
+          <w:b w:val="false"/>
+          <w:i w:val="false"/>
+          <w:sz w:val="20"/>
+        </w:rPr>
+        <w:t xml:space="preserve"> models and </w:t>
+      </w:r>
+      <w:r>
+        <w:rPr>
+          <w:rFonts w:eastAsia="Calibri"/>
+          <w:b/>
+          <w:i w:val="false"/>
+          <w:sz w:val="20"/>
+        </w:rPr>
+        <w:t>BigQuery</w:t>
+      </w:r>
+      <w:r>
+        <w:rPr>
+          <w:rFonts w:eastAsia="Calibri"/>
+          <w:b w:val="false"/>
+          <w:i w:val="false"/>
+          <w:sz w:val="20"/>
+        </w:rPr>
+        <w:t xml:space="preserve"> marts: fraud indicators, order/customer dimensions, merchant-specific reporting layers; maintained </w:t>
+      </w:r>
+      <w:r>
+        <w:rPr>
+          <w:rFonts w:eastAsia="Calibri"/>
+          <w:b/>
+          <w:i w:val="false"/>
+          <w:sz w:val="20"/>
+        </w:rPr>
+        <w:t>sqlfluff</w:t>
+      </w:r>
+      <w:r>
+        <w:rPr>
+          <w:rFonts w:eastAsia="Calibri"/>
+          <w:b w:val="false"/>
+          <w:i w:val="false"/>
+          <w:sz w:val="20"/>
+        </w:rPr>
+        <w:t>-based SQL quality gates and model refactors for schema consistency.</w:t>
+      </w:r>
+    </w:p>
+    <w:p>
+      <w:pPr>
+        <w:pStyle w:val="ListBullet"/>
+        <w:numPr>
+          <w:ilvl w:val="0"/>
+          <w:numId w:val="1"/>
+        </w:numPr>
+        <w:ind w:hanging="360" w:start="283"/>
+        <w:rPr/>
+      </w:pPr>
+      <w:r>
+        <w:rPr>
+          <w:rFonts w:eastAsia="Calibri"/>
+          <w:b w:val="false"/>
+          <w:i w:val="false"/>
+          <w:sz w:val="20"/>
+        </w:rPr>
+        <w:t xml:space="preserve">Built and maintained </w:t>
+      </w:r>
+      <w:r>
+        <w:rPr>
+          <w:rFonts w:eastAsia="Calibri"/>
+          <w:b/>
+          <w:i w:val="false"/>
+          <w:sz w:val="20"/>
+        </w:rPr>
+        <w:t>ETL/ELT</w:t>
+      </w:r>
+      <w:r>
+        <w:rPr>
+          <w:rFonts w:eastAsia="Calibri"/>
+          <w:b w:val="false"/>
+          <w:i w:val="false"/>
+          <w:sz w:val="20"/>
+        </w:rPr>
+        <w:t xml:space="preserve"> pipelines with </w:t>
+      </w:r>
+      <w:r>
+        <w:rPr>
+          <w:rFonts w:eastAsia="Calibri"/>
+          <w:b/>
+          <w:i w:val="false"/>
+          <w:sz w:val="20"/>
+        </w:rPr>
+        <w:t>Airflow</w:t>
+      </w:r>
+      <w:r>
+        <w:rPr>
+          <w:rFonts w:eastAsia="Calibri"/>
+          <w:b w:val="false"/>
+          <w:i w:val="false"/>
+          <w:sz w:val="20"/>
+        </w:rPr>
+        <w:t xml:space="preserve"> (~25 production DAGs): </w:t>
+      </w:r>
+      <w:r>
+        <w:rPr>
+          <w:rFonts w:eastAsia="Calibri"/>
+          <w:b/>
+          <w:i w:val="false"/>
+          <w:sz w:val="20"/>
+        </w:rPr>
+        <w:t>Spark</w:t>
+      </w:r>
+      <w:r>
+        <w:rPr>
+          <w:rFonts w:eastAsia="Calibri"/>
+          <w:b w:val="false"/>
+          <w:i w:val="false"/>
+          <w:sz w:val="20"/>
+        </w:rPr>
+        <w:t xml:space="preserve"> jobs on </w:t>
+      </w:r>
+      <w:r>
+        <w:rPr>
+          <w:rFonts w:eastAsia="Calibri"/>
+          <w:b/>
+          <w:i w:val="false"/>
+          <w:sz w:val="20"/>
+        </w:rPr>
+        <w:t>Kubernetes</w:t>
+      </w:r>
+      <w:r>
+        <w:rPr>
+          <w:rFonts w:eastAsia="Calibri"/>
+          <w:b w:val="false"/>
+          <w:i w:val="false"/>
+          <w:sz w:val="20"/>
+        </w:rPr>
+        <w:t xml:space="preserve">, </w:t>
+      </w:r>
+      <w:r>
+        <w:rPr>
+          <w:rFonts w:eastAsia="Calibri"/>
+          <w:b/>
+          <w:i w:val="false"/>
+          <w:sz w:val="20"/>
+        </w:rPr>
+        <w:t>Airbyte</w:t>
+      </w:r>
+      <w:r>
+        <w:rPr>
+          <w:rFonts w:eastAsia="Calibri"/>
+          <w:b w:val="false"/>
+          <w:i w:val="false"/>
+          <w:sz w:val="20"/>
+        </w:rPr>
+        <w:t xml:space="preserve"> synchronization, incremental and full-refresh patterns, </w:t>
+      </w:r>
+      <w:r>
+        <w:rPr>
+          <w:rFonts w:eastAsia="Calibri"/>
+          <w:b/>
+          <w:i w:val="false"/>
+          <w:sz w:val="20"/>
+        </w:rPr>
+        <w:t>Slack</w:t>
+      </w:r>
+      <w:r>
+        <w:rPr>
+          <w:rFonts w:eastAsia="Calibri"/>
+          <w:b w:val="false"/>
+          <w:i w:val="false"/>
+          <w:sz w:val="20"/>
+        </w:rPr>
+        <w:t xml:space="preserve"> alerts on DAG failures.</w:t>
+      </w:r>
+    </w:p>
+    <w:p>
+      <w:pPr>
+        <w:pStyle w:val="ListBullet"/>
+        <w:numPr>
+          <w:ilvl w:val="0"/>
+          <w:numId w:val="1"/>
+        </w:numPr>
+        <w:ind w:hanging="360" w:start="283"/>
+        <w:rPr/>
+      </w:pPr>
+      <w:r>
+        <w:rPr>
+          <w:rFonts w:eastAsia="Calibri"/>
+          <w:b w:val="false"/>
+          <w:i w:val="false"/>
+          <w:sz w:val="20"/>
+        </w:rPr>
+        <w:t xml:space="preserve">Developed </w:t>
+      </w:r>
+      <w:r>
+        <w:rPr>
+          <w:rFonts w:eastAsia="Calibri"/>
+          <w:b/>
+          <w:i w:val="false"/>
+          <w:sz w:val="20"/>
+        </w:rPr>
+        <w:t>PySpark</w:t>
+      </w:r>
+      <w:r>
+        <w:rPr>
+          <w:rFonts w:eastAsia="Calibri"/>
+          <w:b w:val="false"/>
+          <w:i w:val="false"/>
+          <w:sz w:val="20"/>
+        </w:rPr>
+        <w:t xml:space="preserve"> jobs for lakehouse ingestion and transformation — </w:t>
+      </w:r>
+      <w:r>
+        <w:rPr>
+          <w:rFonts w:eastAsia="Calibri"/>
+          <w:b/>
+          <w:i w:val="false"/>
+          <w:sz w:val="20"/>
+        </w:rPr>
+        <w:t>GCS + BigLake + Hudi/Delta</w:t>
+      </w:r>
+      <w:r>
+        <w:rPr>
+          <w:rFonts w:eastAsia="Calibri"/>
+          <w:b w:val="false"/>
+          <w:i w:val="false"/>
+          <w:sz w:val="20"/>
+        </w:rPr>
+        <w:t xml:space="preserve"> (`raffles_to_hudi`, `mongodb_to_biglake`, `firestore_to_bq`, `spanner_to_bigquery`, analytics / sessions / stats pipelines); tuned partitioning and IO for high-volume event processing.</w:t>
+      </w:r>
+    </w:p>
+    <w:p>
+      <w:pPr>
+        <w:pStyle w:val="ListBullet"/>
+        <w:numPr>
+          <w:ilvl w:val="0"/>
+          <w:numId w:val="1"/>
+        </w:numPr>
+        <w:ind w:hanging="360" w:start="283"/>
+        <w:rPr/>
+      </w:pPr>
+      <w:r>
+        <w:rPr>
+          <w:rFonts w:eastAsia="Calibri"/>
+          <w:b w:val="false"/>
+          <w:i w:val="false"/>
+          <w:sz w:val="20"/>
+        </w:rPr>
+        <w:t xml:space="preserve">Wrote and optimized </w:t>
+      </w:r>
+      <w:r>
+        <w:rPr>
+          <w:rFonts w:eastAsia="Calibri"/>
+          <w:b/>
+          <w:i w:val="false"/>
+          <w:sz w:val="20"/>
+        </w:rPr>
+        <w:t>SQL</w:t>
+      </w:r>
+      <w:r>
+        <w:rPr>
+          <w:rFonts w:eastAsia="Calibri"/>
+          <w:b w:val="false"/>
+          <w:i w:val="false"/>
+          <w:sz w:val="20"/>
+        </w:rPr>
+        <w:t xml:space="preserve"> for analytical tasks — complex joins across operational stores (</w:t>
+      </w:r>
+      <w:r>
+        <w:rPr>
+          <w:rFonts w:eastAsia="Calibri"/>
+          <w:b/>
+          <w:i w:val="false"/>
+          <w:sz w:val="20"/>
+        </w:rPr>
+        <w:t>MongoDB</w:t>
+      </w:r>
+      <w:r>
+        <w:rPr>
+          <w:rFonts w:eastAsia="Calibri"/>
+          <w:b w:val="false"/>
+          <w:i w:val="false"/>
+          <w:sz w:val="20"/>
+        </w:rPr>
+        <w:t xml:space="preserve">, </w:t>
+      </w:r>
+      <w:r>
+        <w:rPr>
+          <w:rFonts w:eastAsia="Calibri"/>
+          <w:b/>
+          <w:i w:val="false"/>
+          <w:sz w:val="20"/>
+        </w:rPr>
+        <w:t>PostgreSQL/RDS</w:t>
+      </w:r>
+      <w:r>
+        <w:rPr>
+          <w:rFonts w:eastAsia="Calibri"/>
+          <w:b w:val="false"/>
+          <w:i w:val="false"/>
+          <w:sz w:val="20"/>
+        </w:rPr>
+        <w:t xml:space="preserve">, </w:t>
+      </w:r>
+      <w:r>
+        <w:rPr>
+          <w:rFonts w:eastAsia="Calibri"/>
+          <w:b/>
+          <w:i w:val="false"/>
+          <w:sz w:val="20"/>
+        </w:rPr>
+        <w:t>Spanner</w:t>
+      </w:r>
+      <w:r>
+        <w:rPr>
+          <w:rFonts w:eastAsia="Calibri"/>
+          <w:b w:val="false"/>
+          <w:i w:val="false"/>
+          <w:sz w:val="20"/>
+        </w:rPr>
+        <w:t>) and the warehouse; used window functions and CTEs for sessionization, funnel, and fraud-confirmation logic.</w:t>
+      </w:r>
+    </w:p>
+    <w:p>
+      <w:pPr>
+        <w:pStyle w:val="ListBullet"/>
+        <w:numPr>
+          <w:ilvl w:val="0"/>
+          <w:numId w:val="1"/>
+        </w:numPr>
+        <w:ind w:hanging="360" w:start="283"/>
+        <w:rPr/>
+      </w:pPr>
+      <w:r>
+        <w:rPr>
+          <w:rFonts w:eastAsia="Calibri"/>
+          <w:b w:val="false"/>
+          <w:i w:val="false"/>
+          <w:sz w:val="20"/>
+        </w:rPr>
+        <w:t xml:space="preserve">Ensured </w:t>
+      </w:r>
+      <w:r>
+        <w:rPr>
+          <w:rFonts w:eastAsia="Calibri"/>
+          <w:b/>
+          <w:i w:val="false"/>
+          <w:sz w:val="20"/>
+        </w:rPr>
+        <w:t>data quality</w:t>
+      </w:r>
+      <w:r>
+        <w:rPr>
+          <w:rFonts w:eastAsia="Calibri"/>
+          <w:b w:val="false"/>
+          <w:i w:val="false"/>
+          <w:sz w:val="20"/>
+        </w:rPr>
+        <w:t xml:space="preserve"> through </w:t>
+      </w:r>
+      <w:r>
+        <w:rPr>
+          <w:rFonts w:eastAsia="Calibri"/>
+          <w:b/>
+          <w:i w:val="false"/>
+          <w:sz w:val="20"/>
+        </w:rPr>
+        <w:t>dbt tests</w:t>
+      </w:r>
+      <w:r>
+        <w:rPr>
+          <w:rFonts w:eastAsia="Calibri"/>
+          <w:b w:val="false"/>
+          <w:i w:val="false"/>
+          <w:sz w:val="20"/>
+        </w:rPr>
+        <w:t xml:space="preserve">, null-handling fixes, and validation in Spark/Airflow steps; contributed to </w:t>
+      </w:r>
+      <w:r>
+        <w:rPr>
+          <w:rFonts w:eastAsia="Calibri"/>
+          <w:b/>
+          <w:i w:val="false"/>
+          <w:sz w:val="20"/>
+        </w:rPr>
+        <w:t>central SQL data definitions</w:t>
+      </w:r>
+      <w:r>
+        <w:rPr>
+          <w:rFonts w:eastAsia="Calibri"/>
+          <w:b w:val="false"/>
+          <w:i w:val="false"/>
+          <w:sz w:val="20"/>
+        </w:rPr>
+        <w:t xml:space="preserve"> so application and analytics schemas stay aligned.</w:t>
+      </w:r>
+    </w:p>
+    <w:p>
+      <w:pPr>
+        <w:pStyle w:val="ListBullet"/>
+        <w:numPr>
+          <w:ilvl w:val="0"/>
+          <w:numId w:val="1"/>
+        </w:numPr>
+        <w:ind w:hanging="360" w:start="283"/>
+        <w:rPr/>
+      </w:pPr>
+      <w:r>
+        <w:rPr>
+          <w:rFonts w:eastAsia="Calibri"/>
+          <w:b w:val="false"/>
+          <w:i w:val="false"/>
+          <w:sz w:val="20"/>
+        </w:rPr>
+        <w:t xml:space="preserve">Documented data models, pipeline behavior, and business rules in </w:t>
+      </w:r>
+      <w:r>
+        <w:rPr>
+          <w:rFonts w:eastAsia="Calibri"/>
+          <w:b/>
+          <w:i w:val="false"/>
+          <w:sz w:val="20"/>
+        </w:rPr>
+        <w:t>GitBook</w:t>
+      </w:r>
+      <w:r>
+        <w:rPr>
+          <w:rFonts w:eastAsia="Calibri"/>
+          <w:b w:val="false"/>
+          <w:i w:val="false"/>
+          <w:sz w:val="20"/>
+        </w:rPr>
+        <w:t xml:space="preserve"> and repo READMEs; participated in </w:t>
+      </w:r>
+      <w:r>
+        <w:rPr>
+          <w:rFonts w:eastAsia="Calibri"/>
+          <w:b/>
+          <w:i w:val="false"/>
+          <w:sz w:val="20"/>
+        </w:rPr>
+        <w:t>code reviews</w:t>
+      </w:r>
+      <w:r>
+        <w:rPr>
+          <w:rFonts w:eastAsia="Calibri"/>
+          <w:b w:val="false"/>
+          <w:i w:val="false"/>
+          <w:sz w:val="20"/>
+        </w:rPr>
+        <w:t xml:space="preserve"> and trained analysts and engineers on </w:t>
+      </w:r>
+      <w:r>
+        <w:rPr>
+          <w:rFonts w:eastAsia="Calibri"/>
+          <w:b/>
+          <w:i w:val="false"/>
+          <w:sz w:val="20"/>
+        </w:rPr>
+        <w:t>dbt</w:t>
+      </w:r>
+      <w:r>
+        <w:rPr>
+          <w:rFonts w:eastAsia="Calibri"/>
+          <w:b w:val="false"/>
+          <w:i w:val="false"/>
+          <w:sz w:val="20"/>
+        </w:rPr>
+        <w:t xml:space="preserve">, </w:t>
+      </w:r>
+      <w:r>
+        <w:rPr>
+          <w:rFonts w:eastAsia="Calibri"/>
+          <w:b/>
+          <w:i w:val="false"/>
+          <w:sz w:val="20"/>
+        </w:rPr>
+        <w:t>Airbyte</w:t>
+      </w:r>
+      <w:r>
+        <w:rPr>
+          <w:rFonts w:eastAsia="Calibri"/>
+          <w:b w:val="false"/>
+          <w:i w:val="false"/>
+          <w:sz w:val="20"/>
+        </w:rPr>
+        <w:t xml:space="preserve">, and </w:t>
+      </w:r>
+      <w:r>
+        <w:rPr>
+          <w:rFonts w:eastAsia="Calibri"/>
+          <w:b/>
+          <w:i w:val="false"/>
+          <w:sz w:val="20"/>
+        </w:rPr>
+        <w:t>Spark</w:t>
+      </w:r>
+      <w:r>
+        <w:rPr>
+          <w:rFonts w:eastAsia="Calibri"/>
+          <w:b w:val="false"/>
+          <w:i w:val="false"/>
+          <w:sz w:val="20"/>
+        </w:rPr>
+        <w:t xml:space="preserve"> practices.</w:t>
+      </w:r>
+    </w:p>
+    <w:p>
+      <w:pPr>
+        <w:pStyle w:val="ListBullet"/>
+        <w:numPr>
+          <w:ilvl w:val="0"/>
+          <w:numId w:val="1"/>
+        </w:numPr>
+        <w:ind w:hanging="360" w:start="283"/>
+        <w:rPr/>
+      </w:pPr>
+      <w:r>
+        <w:rPr>
+          <w:rFonts w:eastAsia="Calibri"/>
+          <w:b w:val="false"/>
+          <w:i w:val="false"/>
+          <w:sz w:val="20"/>
+        </w:rPr>
+        <w:t>Monitored and troubleshooted pipeline issues: idempotent DAG design, retry policies, runbook-driven incident response alongside DataOps alerting.</w:t>
+      </w:r>
+    </w:p>
+    <w:p>
+      <w:pPr>
+        <w:pStyle w:val="ListBullet"/>
+        <w:numPr>
+          <w:ilvl w:val="0"/>
+          <w:numId w:val="1"/>
+        </w:numPr>
+        <w:ind w:hanging="360" w:start="283"/>
+        <w:rPr/>
+      </w:pPr>
+      <w:r>
+        <w:rPr>
+          <w:rFonts w:eastAsia="Calibri"/>
+          <w:b w:val="false"/>
+          <w:i w:val="false"/>
+          <w:sz w:val="20"/>
+        </w:rPr>
+        <w:t xml:space="preserve">Supported </w:t>
+      </w:r>
+      <w:r>
+        <w:rPr>
+          <w:rFonts w:eastAsia="Calibri"/>
+          <w:b/>
+          <w:i w:val="false"/>
+          <w:sz w:val="20"/>
+        </w:rPr>
+        <w:t>ROI</w:t>
+      </w:r>
+      <w:r>
+        <w:rPr>
+          <w:rFonts w:eastAsia="Calibri"/>
+          <w:b w:val="false"/>
+          <w:i w:val="false"/>
+          <w:sz w:val="20"/>
+        </w:rPr>
+        <w:t xml:space="preserve"> and operational dashboards; used </w:t>
+      </w:r>
+      <w:r>
+        <w:rPr>
+          <w:rFonts w:eastAsia="Calibri"/>
+          <w:b/>
+          <w:i w:val="false"/>
+          <w:sz w:val="20"/>
+        </w:rPr>
+        <w:t>pandas</w:t>
+      </w:r>
+      <w:r>
+        <w:rPr>
+          <w:rFonts w:eastAsia="Calibri"/>
+          <w:b w:val="false"/>
+          <w:i w:val="false"/>
+          <w:sz w:val="20"/>
+        </w:rPr>
+        <w:t xml:space="preserve"> / </w:t>
+      </w:r>
+      <w:r>
+        <w:rPr>
+          <w:rFonts w:eastAsia="Calibri"/>
+          <w:b/>
+          <w:i w:val="false"/>
+          <w:sz w:val="20"/>
+        </w:rPr>
+        <w:t>pandas-gbq</w:t>
+      </w:r>
+      <w:r>
+        <w:rPr>
+          <w:rFonts w:eastAsia="Calibri"/>
+          <w:b w:val="false"/>
+          <w:i w:val="false"/>
+          <w:sz w:val="20"/>
+        </w:rPr>
+        <w:t xml:space="preserve"> in ad-hoc data-engineering scripts for exploration, normalization, and one-off mart backfills.</w:t>
+      </w:r>
+    </w:p>
+    <w:p>
+      <w:pPr>
+        <w:pStyle w:val="Normal"/>
+        <w:rPr/>
+      </w:pPr>
+      <w:r>
+        <w:rPr>
+          <w:rFonts w:eastAsia="Calibri"/>
+          <w:b/>
+          <w:i w:val="false"/>
+          <w:sz w:val="20"/>
+        </w:rPr>
+        <w:t>Stack:</w:t>
+      </w:r>
+      <w:r>
+        <w:rPr>
+          <w:rFonts w:eastAsia="Calibri"/>
+          <w:b w:val="false"/>
+          <w:i w:val="false"/>
+          <w:sz w:val="20"/>
+        </w:rPr>
+        <w:t xml:space="preserve"> SQL, Python, PySpark, DBT, Airflow, Airbyte, BigQuery, GCS, BigLake, Hudi, Delta Lake, PostgreSQL, MongoDB, Redis, Neo4j, Spanner, GraphQL, AWS (Lambda, S3, SQS/SNS), GCP (GKE, Cloud Build, Pulumi).</w:t>
       </w:r>
     </w:p>
     <w:p>
@@ -670,12 +3271,43 @@
           <w:color w:val="2E5090"/>
           <w:sz w:val="21"/>
         </w:rPr>
-        <w:t>SQL &amp; Python</w:t>
+        <w:t>Business Analyst / AI Platform Engineer — Sinoptics AI</w:t>
       </w:r>
     </w:p>
     <w:p>
       <w:pPr>
         <w:pStyle w:val="Normal"/>
+        <w:rPr/>
+      </w:pPr>
+      <w:r>
+        <w:rPr>
+          <w:rFonts w:eastAsia="Calibri"/>
+          <w:b w:val="false"/>
+          <w:i/>
+          <w:color w:val="555555"/>
+          <w:sz w:val="19"/>
+        </w:rPr>
+        <w:t xml:space="preserve">March 2025 — </w:t>
+      </w:r>
+      <w:r>
+        <w:rPr>
+          <w:rFonts w:eastAsia="Calibri"/>
+          <w:b w:val="false"/>
+          <w:i/>
+          <w:color w:val="555555"/>
+          <w:sz w:val="19"/>
+        </w:rPr>
+        <w:t>July 2026</w:t>
+      </w:r>
+    </w:p>
+    <w:p>
+      <w:pPr>
+        <w:pStyle w:val="ListBullet"/>
+        <w:numPr>
+          <w:ilvl w:val="0"/>
+          <w:numId w:val="1"/>
+        </w:numPr>
+        <w:ind w:hanging="360" w:start="283"/>
         <w:rPr/>
       </w:pPr>
       <w:r>
@@ -685,7 +3317,83 @@
           <w:i w:val="false"/>
           <w:sz w:val="20"/>
         </w:rPr>
-        <w:t>Advanced SQL — CTEs, window functions, complex joins, performance tuning; Python (pandas, PySpark) for transformations, backfills, and ad-hoc analysis</w:t>
+        <w:t>Gathered and structured requirements between business and engineering for document-processing and analytics workflows; defined validation rules and readiness criteria that improved reporting transparency.</w:t>
+      </w:r>
+    </w:p>
+    <w:p>
+      <w:pPr>
+        <w:pStyle w:val="ListBullet"/>
+        <w:numPr>
+          <w:ilvl w:val="0"/>
+          <w:numId w:val="1"/>
+        </w:numPr>
+        <w:ind w:hanging="360" w:start="283"/>
+        <w:rPr/>
+      </w:pPr>
+      <w:r>
+        <w:rPr>
+          <w:rFonts w:eastAsia="Calibri"/>
+          <w:b w:val="false"/>
+          <w:i w:val="false"/>
+          <w:sz w:val="20"/>
+        </w:rPr>
+        <w:t xml:space="preserve">Built data flows on </w:t>
+      </w:r>
+      <w:r>
+        <w:rPr>
+          <w:rFonts w:eastAsia="Calibri"/>
+          <w:b/>
+          <w:i w:val="false"/>
+          <w:sz w:val="20"/>
+        </w:rPr>
+        <w:t>Python</w:t>
+      </w:r>
+      <w:r>
+        <w:rPr>
+          <w:rFonts w:eastAsia="Calibri"/>
+          <w:b w:val="false"/>
+          <w:i w:val="false"/>
+          <w:sz w:val="20"/>
+        </w:rPr>
+        <w:t xml:space="preserve"> and </w:t>
+      </w:r>
+      <w:r>
+        <w:rPr>
+          <w:rFonts w:eastAsia="Calibri"/>
+          <w:b/>
+          <w:i w:val="false"/>
+          <w:sz w:val="20"/>
+        </w:rPr>
+        <w:t>SQL</w:t>
+      </w:r>
+      <w:r>
+        <w:rPr>
+          <w:rFonts w:eastAsia="Calibri"/>
+          <w:b w:val="false"/>
+          <w:i w:val="false"/>
+          <w:sz w:val="20"/>
+        </w:rPr>
+        <w:t>, turning semi-structured inputs into reusable datasets for product analytics and AI features.</w:t>
+      </w:r>
+    </w:p>
+    <w:p>
+      <w:pPr>
+        <w:pStyle w:val="ListBullet"/>
+        <w:numPr>
+          <w:ilvl w:val="0"/>
+          <w:numId w:val="1"/>
+        </w:numPr>
+        <w:ind w:hanging="360" w:start="283"/>
+        <w:rPr/>
+      </w:pPr>
+      <w:r>
+        <w:rPr>
+          <w:rFonts w:eastAsia="Calibri"/>
+          <w:b w:val="false"/>
+          <w:i w:val="false"/>
+          <w:sz w:val="20"/>
+        </w:rPr>
+        <w:t>Coordinated pilots and cross-functional delivery; prepared stakeholder-facing status and risk reporting.</w:t>
       </w:r>
     </w:p>
     <w:p>
@@ -701,12 +3409,33 @@
           <w:color w:val="2E5090"/>
           <w:sz w:val="21"/>
         </w:rPr>
-        <w:t>Orchestration &amp; Scale</w:t>
+        <w:t>Head of IT and Finance — Engineering Solutions LLC</w:t>
       </w:r>
     </w:p>
     <w:p>
       <w:pPr>
         <w:pStyle w:val="Normal"/>
+        <w:rPr/>
+      </w:pPr>
+      <w:r>
+        <w:rPr>
+          <w:rFonts w:eastAsia="Calibri"/>
+          <w:b w:val="false"/>
+          <w:i/>
+          <w:color w:val="555555"/>
+          <w:sz w:val="19"/>
+        </w:rPr>
+        <w:t>March 2013 — December 2017</w:t>
+      </w:r>
+    </w:p>
+    <w:p>
+      <w:pPr>
+        <w:pStyle w:val="ListBullet"/>
+        <w:numPr>
+          <w:ilvl w:val="0"/>
+          <w:numId w:val="1"/>
+        </w:numPr>
+        <w:ind w:hanging="360" w:start="283"/>
         <w:rPr/>
       </w:pPr>
       <w:r>
@@ -716,7 +3445,7 @@
           <w:i w:val="false"/>
           <w:sz w:val="20"/>
         </w:rPr>
-        <w:t>Airflow on GKE/Composer (~25 production DAGs), Spark on Kubernetes, Airbyte ingestion, idempotent pipelines, cost-aware partitioning and IO tuning</w:t>
+        <w:t>Led financial and IT operations: investment analysis, budgeting, management reporting, and process automation supporting KPI tracking and operational control.</w:t>
       </w:r>
     </w:p>
     <w:p>
@@ -732,12 +3461,33 @@
           <w:color w:val="2E5090"/>
           <w:sz w:val="21"/>
         </w:rPr>
-        <w:t>Risk &amp; Finance Domain</w:t>
+        <w:t>Head of IT Department — New Engineering Solution</w:t>
       </w:r>
     </w:p>
     <w:p>
       <w:pPr>
         <w:pStyle w:val="Normal"/>
+        <w:rPr/>
+      </w:pPr>
+      <w:r>
+        <w:rPr>
+          <w:rFonts w:eastAsia="Calibri"/>
+          <w:b w:val="false"/>
+          <w:i/>
+          <w:color w:val="555555"/>
+          <w:sz w:val="19"/>
+        </w:rPr>
+        <w:t>April 2003 — February 2013</w:t>
+      </w:r>
+    </w:p>
+    <w:p>
+      <w:pPr>
+        <w:pStyle w:val="ListBullet"/>
+        <w:numPr>
+          <w:ilvl w:val="0"/>
+          <w:numId w:val="1"/>
+        </w:numPr>
+        <w:ind w:hanging="360" w:start="283"/>
         <w:rPr/>
       </w:pPr>
       <w:r>
@@ -747,69 +3497,7 @@
           <w:i w:val="false"/>
           <w:sz w:val="20"/>
         </w:rPr>
-        <w:t>Fraud/risk indicators, customer and order risk dimensions, rule-efficiency analytics, payment and BIN-related signals, treasury and banking operations, IFRS/CAS reporting discipline</w:t>
-      </w:r>
-    </w:p>
-    <w:p>
-      <w:pPr>
-        <w:pStyle w:val="Normal"/>
-        <w:rPr/>
-      </w:pPr>
-      <w:r>
-        <w:rPr>
-          <w:rFonts w:eastAsia="Calibri"/>
-          <w:b/>
-          <w:i w:val="false"/>
-          <w:color w:val="2E5090"/>
-          <w:sz w:val="21"/>
-        </w:rPr>
-        <w:t>Data Quality &amp; Governance</w:t>
-      </w:r>
-    </w:p>
-    <w:p>
-      <w:pPr>
-        <w:pStyle w:val="Normal"/>
-        <w:rPr/>
-      </w:pPr>
-      <w:r>
-        <w:rPr>
-          <w:rFonts w:eastAsia="Calibri"/>
-          <w:b w:val="false"/>
-          <w:i w:val="false"/>
-          <w:sz w:val="20"/>
-        </w:rPr>
-        <w:t>dbt tests, schema consistency, null and drift handling, centralized SQL data definitions, code review standards, operational monitoring and incident response</w:t>
-      </w:r>
-    </w:p>
-    <w:p>
-      <w:pPr>
-        <w:pStyle w:val="Normal"/>
-        <w:rPr/>
-      </w:pPr>
-      <w:r>
-        <w:rPr>
-          <w:rFonts w:eastAsia="Calibri"/>
-          <w:b/>
-          <w:i w:val="false"/>
-          <w:color w:val="2E5090"/>
-          <w:sz w:val="21"/>
-        </w:rPr>
-        <w:t>Collaboration</w:t>
-      </w:r>
-    </w:p>
-    <w:p>
-      <w:pPr>
-        <w:pStyle w:val="Normal"/>
-        <w:rPr/>
-      </w:pPr>
-      <w:r>
-        <w:rPr>
-          <w:rFonts w:eastAsia="Calibri"/>
-          <w:b w:val="false"/>
-          <w:i w:val="false"/>
-          <w:sz w:val="20"/>
-        </w:rPr>
-        <w:t>Requirements gathering with analysts and product; cross-functional delivery with engineering and ML teams; international remote teams (USA, China, Thailand)</w:t>
+        <w:t>Owned ERP and reporting systems; built structured internal reporting and data-management practices for management decision-making.</w:t>
       </w:r>
     </w:p>
     <w:tbl>
@@ -864,73 +3552,567 @@
           <w:color w:val="1F497D"/>
           <w:sz w:val="24"/>
         </w:rPr>
-        <w:t>Professional Experience</w:t>
+        <w:t>Relevant Yofi / Botnot Projects</w:t>
+      </w:r>
+    </w:p>
+    <w:tbl>
+      <w:tblPr>
+        <w:tblStyle w:val="TableGrid"/>
+        <w:tblW w:w="10200" w:type="dxa"/>
+        <w:jc w:val="center"/>
+        <w:tblInd w:w="0" w:type="dxa"/>
+        <w:tblLayout w:type="fixed"/>
+        <w:tblCellMar>
+          <w:top w:w="0" w:type="dxa"/>
+          <w:start w:w="108" w:type="dxa"/>
+          <w:bottom w:w="0" w:type="dxa"/>
+          <w:end w:w="108" w:type="dxa"/>
+        </w:tblCellMar>
+        <w:tblLook w:val="04a0" w:firstRow="1" w:noVBand="1" w:lastRow="0" w:firstColumn="1" w:lastColumn="0" w:noHBand="0"/>
+      </w:tblPr>
+      <w:tblGrid>
+        <w:gridCol w:w="5100"/>
+        <w:gridCol w:w="5100"/>
+      </w:tblGrid>
+      <w:tr>
+        <w:trPr/>
+        <w:tc>
+          <w:tcPr>
+            <w:tcW w:w="5100" w:type="dxa"/>
+            <w:tcBorders/>
+            <w:shd w:fill="1F497D" w:val="clear"/>
+          </w:tcPr>
+          <w:p>
+            <w:pPr>
+              <w:pStyle w:val="Normal"/>
+              <w:widowControl/>
+              <w:spacing w:lineRule="auto" w:line="240" w:before="0" w:after="0"/>
+              <w:jc w:val="start"/>
+              <w:rPr>
+                <w:rFonts w:cs=""/>
+                <w:kern w:val="0"/>
+                <w:szCs w:val="22"/>
+                <w:lang w:val="en-US" w:eastAsia="en-US" w:bidi="ar-SA"/>
+              </w:rPr>
+            </w:pPr>
+            <w:r>
+              <w:rPr>
+                <w:rFonts w:eastAsia="Calibri" w:cs=""/>
+                <w:b/>
+                <w:i w:val="false"/>
+                <w:color w:val="FFFFFF"/>
+                <w:kern w:val="0"/>
+                <w:sz w:val="18"/>
+                <w:szCs w:val="22"/>
+                <w:lang w:val="en-US" w:eastAsia="en-US" w:bidi="ar-SA"/>
+              </w:rPr>
+              <w:t>Project</w:t>
+            </w:r>
+          </w:p>
+        </w:tc>
+        <w:tc>
+          <w:tcPr>
+            <w:tcW w:w="5100" w:type="dxa"/>
+            <w:tcBorders/>
+            <w:shd w:fill="1F497D" w:val="clear"/>
+          </w:tcPr>
+          <w:p>
+            <w:pPr>
+              <w:pStyle w:val="Normal"/>
+              <w:widowControl/>
+              <w:spacing w:lineRule="auto" w:line="240" w:before="0" w:after="0"/>
+              <w:jc w:val="start"/>
+              <w:rPr>
+                <w:rFonts w:cs=""/>
+                <w:kern w:val="0"/>
+                <w:szCs w:val="22"/>
+                <w:lang w:val="en-US" w:eastAsia="en-US" w:bidi="ar-SA"/>
+              </w:rPr>
+            </w:pPr>
+            <w:r>
+              <w:rPr>
+                <w:rFonts w:eastAsia="Calibri" w:cs=""/>
+                <w:b/>
+                <w:i w:val="false"/>
+                <w:color w:val="FFFFFF"/>
+                <w:kern w:val="0"/>
+                <w:sz w:val="18"/>
+                <w:szCs w:val="22"/>
+                <w:lang w:val="en-US" w:eastAsia="en-US" w:bidi="ar-SA"/>
+              </w:rPr>
+              <w:t>Analytics-engineering contribution</w:t>
+            </w:r>
+          </w:p>
+        </w:tc>
+      </w:tr>
+      <w:tr>
+        <w:trPr/>
+        <w:tc>
+          <w:tcPr>
+            <w:tcW w:w="5100" w:type="dxa"/>
+            <w:tcBorders/>
+          </w:tcPr>
+          <w:p>
+            <w:pPr>
+              <w:pStyle w:val="Normal"/>
+              <w:widowControl/>
+              <w:spacing w:lineRule="auto" w:line="240" w:before="0" w:after="0"/>
+              <w:jc w:val="start"/>
+              <w:rPr>
+                <w:rFonts w:cs=""/>
+                <w:kern w:val="0"/>
+                <w:szCs w:val="22"/>
+                <w:lang w:val="en-US" w:eastAsia="en-US" w:bidi="ar-SA"/>
+              </w:rPr>
+            </w:pPr>
+            <w:r>
+              <w:rPr>
+                <w:rFonts w:eastAsia="Calibri" w:cs=""/>
+                <w:b/>
+                <w:i w:val="false"/>
+                <w:kern w:val="0"/>
+                <w:sz w:val="17"/>
+                <w:szCs w:val="22"/>
+                <w:lang w:val="en-US" w:eastAsia="en-US" w:bidi="ar-SA"/>
+              </w:rPr>
+              <w:t>yofi-dbt-models</w:t>
+            </w:r>
+          </w:p>
+        </w:tc>
+        <w:tc>
+          <w:tcPr>
+            <w:tcW w:w="5100" w:type="dxa"/>
+            <w:tcBorders/>
+          </w:tcPr>
+          <w:p>
+            <w:pPr>
+              <w:pStyle w:val="Normal"/>
+              <w:widowControl/>
+              <w:spacing w:lineRule="auto" w:line="240" w:before="0" w:after="0"/>
+              <w:jc w:val="start"/>
+              <w:rPr>
+                <w:rFonts w:cs=""/>
+                <w:kern w:val="0"/>
+                <w:szCs w:val="22"/>
+                <w:lang w:val="en-US" w:eastAsia="en-US" w:bidi="ar-SA"/>
+              </w:rPr>
+            </w:pPr>
+            <w:r>
+              <w:rPr>
+                <w:rFonts w:eastAsia="Calibri" w:cs=""/>
+                <w:b w:val="false"/>
+                <w:i w:val="false"/>
+                <w:kern w:val="0"/>
+                <w:sz w:val="17"/>
+                <w:szCs w:val="22"/>
+                <w:lang w:val="en-US" w:eastAsia="en-US" w:bidi="ar-SA"/>
+              </w:rPr>
+              <w:t>dbt-bigquery marts, SQL refactors, fraud-code datasets, sqlfluff/sqlfmt standards</w:t>
+            </w:r>
+          </w:p>
+        </w:tc>
+      </w:tr>
+      <w:tr>
+        <w:trPr/>
+        <w:tc>
+          <w:tcPr>
+            <w:tcW w:w="5100" w:type="dxa"/>
+            <w:tcBorders/>
+          </w:tcPr>
+          <w:p>
+            <w:pPr>
+              <w:pStyle w:val="Normal"/>
+              <w:widowControl/>
+              <w:spacing w:lineRule="auto" w:line="240" w:before="0" w:after="0"/>
+              <w:jc w:val="start"/>
+              <w:rPr>
+                <w:rFonts w:cs=""/>
+                <w:kern w:val="0"/>
+                <w:szCs w:val="22"/>
+                <w:lang w:val="en-US" w:eastAsia="en-US" w:bidi="ar-SA"/>
+              </w:rPr>
+            </w:pPr>
+            <w:r>
+              <w:rPr>
+                <w:rFonts w:eastAsia="Calibri" w:cs=""/>
+                <w:b/>
+                <w:i w:val="false"/>
+                <w:kern w:val="0"/>
+                <w:sz w:val="17"/>
+                <w:szCs w:val="22"/>
+                <w:lang w:val="en-US" w:eastAsia="en-US" w:bidi="ar-SA"/>
+              </w:rPr>
+              <w:t>Yofi-airflow-dags</w:t>
+            </w:r>
+          </w:p>
+        </w:tc>
+        <w:tc>
+          <w:tcPr>
+            <w:tcW w:w="5100" w:type="dxa"/>
+            <w:tcBorders/>
+          </w:tcPr>
+          <w:p>
+            <w:pPr>
+              <w:pStyle w:val="Normal"/>
+              <w:widowControl/>
+              <w:spacing w:lineRule="auto" w:line="240" w:before="0" w:after="0"/>
+              <w:jc w:val="start"/>
+              <w:rPr>
+                <w:rFonts w:cs=""/>
+                <w:kern w:val="0"/>
+                <w:szCs w:val="22"/>
+                <w:lang w:val="en-US" w:eastAsia="en-US" w:bidi="ar-SA"/>
+              </w:rPr>
+            </w:pPr>
+            <w:r>
+              <w:rPr>
+                <w:rFonts w:eastAsia="Calibri" w:cs=""/>
+                <w:b w:val="false"/>
+                <w:i w:val="false"/>
+                <w:kern w:val="0"/>
+                <w:sz w:val="17"/>
+                <w:szCs w:val="22"/>
+                <w:lang w:val="en-US" w:eastAsia="en-US" w:bidi="ar-SA"/>
+              </w:rPr>
+              <w:t>Production DAGs — Airbyte sync, dynamic operators, Composer/GKE orchestration</w:t>
+            </w:r>
+          </w:p>
+        </w:tc>
+      </w:tr>
+      <w:tr>
+        <w:trPr/>
+        <w:tc>
+          <w:tcPr>
+            <w:tcW w:w="5100" w:type="dxa"/>
+            <w:tcBorders/>
+          </w:tcPr>
+          <w:p>
+            <w:pPr>
+              <w:pStyle w:val="Normal"/>
+              <w:widowControl/>
+              <w:spacing w:lineRule="auto" w:line="240" w:before="0" w:after="0"/>
+              <w:jc w:val="start"/>
+              <w:rPr>
+                <w:rFonts w:cs=""/>
+                <w:kern w:val="0"/>
+                <w:szCs w:val="22"/>
+                <w:lang w:val="en-US" w:eastAsia="en-US" w:bidi="ar-SA"/>
+              </w:rPr>
+            </w:pPr>
+            <w:r>
+              <w:rPr>
+                <w:rFonts w:eastAsia="Calibri" w:cs=""/>
+                <w:b/>
+                <w:i w:val="false"/>
+                <w:kern w:val="0"/>
+                <w:sz w:val="17"/>
+                <w:szCs w:val="22"/>
+                <w:lang w:val="en-US" w:eastAsia="en-US" w:bidi="ar-SA"/>
+              </w:rPr>
+              <w:t>Yofi-Spark-jobs</w:t>
+            </w:r>
+          </w:p>
+        </w:tc>
+        <w:tc>
+          <w:tcPr>
+            <w:tcW w:w="5100" w:type="dxa"/>
+            <w:tcBorders/>
+          </w:tcPr>
+          <w:p>
+            <w:pPr>
+              <w:pStyle w:val="Normal"/>
+              <w:widowControl/>
+              <w:spacing w:lineRule="auto" w:line="240" w:before="0" w:after="0"/>
+              <w:jc w:val="start"/>
+              <w:rPr>
+                <w:rFonts w:cs=""/>
+                <w:kern w:val="0"/>
+                <w:szCs w:val="22"/>
+                <w:lang w:val="en-US" w:eastAsia="en-US" w:bidi="ar-SA"/>
+              </w:rPr>
+            </w:pPr>
+            <w:r>
+              <w:rPr>
+                <w:rFonts w:eastAsia="Calibri" w:cs=""/>
+                <w:b w:val="false"/>
+                <w:i w:val="false"/>
+                <w:kern w:val="0"/>
+                <w:sz w:val="17"/>
+                <w:szCs w:val="22"/>
+                <w:lang w:val="en-US" w:eastAsia="en-US" w:bidi="ar-SA"/>
+              </w:rPr>
+              <w:t>PySpark transformations, timestamp/JSON fixes, Airbyte API integration in batch jobs</w:t>
+            </w:r>
+          </w:p>
+        </w:tc>
+      </w:tr>
+      <w:tr>
+        <w:trPr/>
+        <w:tc>
+          <w:tcPr>
+            <w:tcW w:w="5100" w:type="dxa"/>
+            <w:tcBorders/>
+          </w:tcPr>
+          <w:p>
+            <w:pPr>
+              <w:pStyle w:val="Normal"/>
+              <w:widowControl/>
+              <w:spacing w:lineRule="auto" w:line="240" w:before="0" w:after="0"/>
+              <w:jc w:val="start"/>
+              <w:rPr>
+                <w:rFonts w:cs=""/>
+                <w:kern w:val="0"/>
+                <w:szCs w:val="22"/>
+                <w:lang w:val="en-US" w:eastAsia="en-US" w:bidi="ar-SA"/>
+              </w:rPr>
+            </w:pPr>
+            <w:r>
+              <w:rPr>
+                <w:rFonts w:eastAsia="Calibri" w:cs=""/>
+                <w:b/>
+                <w:i w:val="false"/>
+                <w:kern w:val="0"/>
+                <w:sz w:val="17"/>
+                <w:szCs w:val="22"/>
+                <w:lang w:val="en-US" w:eastAsia="en-US" w:bidi="ar-SA"/>
+              </w:rPr>
+              <w:t>yofi-data-eng-scripts</w:t>
+            </w:r>
+          </w:p>
+        </w:tc>
+        <w:tc>
+          <w:tcPr>
+            <w:tcW w:w="5100" w:type="dxa"/>
+            <w:tcBorders/>
+          </w:tcPr>
+          <w:p>
+            <w:pPr>
+              <w:pStyle w:val="Normal"/>
+              <w:widowControl/>
+              <w:spacing w:lineRule="auto" w:line="240" w:before="0" w:after="0"/>
+              <w:jc w:val="start"/>
+              <w:rPr>
+                <w:rFonts w:cs=""/>
+                <w:kern w:val="0"/>
+                <w:szCs w:val="22"/>
+                <w:lang w:val="en-US" w:eastAsia="en-US" w:bidi="ar-SA"/>
+              </w:rPr>
+            </w:pPr>
+            <w:r>
+              <w:rPr>
+                <w:rFonts w:eastAsia="Calibri" w:cs=""/>
+                <w:b w:val="false"/>
+                <w:i w:val="false"/>
+                <w:kern w:val="0"/>
+                <w:sz w:val="17"/>
+                <w:szCs w:val="22"/>
+                <w:lang w:val="en-US" w:eastAsia="en-US" w:bidi="ar-SA"/>
+              </w:rPr>
+              <w:t>pandas-gbq ad-hoc ETL, BigQuery/Mongo exploration, local pipeline experiments</w:t>
+            </w:r>
+          </w:p>
+        </w:tc>
+      </w:tr>
+      <w:tr>
+        <w:trPr/>
+        <w:tc>
+          <w:tcPr>
+            <w:tcW w:w="5100" w:type="dxa"/>
+            <w:tcBorders/>
+          </w:tcPr>
+          <w:p>
+            <w:pPr>
+              <w:pStyle w:val="Normal"/>
+              <w:widowControl/>
+              <w:spacing w:lineRule="auto" w:line="240" w:before="0" w:after="0"/>
+              <w:jc w:val="start"/>
+              <w:rPr>
+                <w:rFonts w:cs=""/>
+                <w:kern w:val="0"/>
+                <w:szCs w:val="22"/>
+                <w:lang w:val="en-US" w:eastAsia="en-US" w:bidi="ar-SA"/>
+              </w:rPr>
+            </w:pPr>
+            <w:r>
+              <w:rPr>
+                <w:rFonts w:eastAsia="Calibri" w:cs=""/>
+                <w:b/>
+                <w:i w:val="false"/>
+                <w:kern w:val="0"/>
+                <w:sz w:val="17"/>
+                <w:szCs w:val="22"/>
+                <w:lang w:val="en-US" w:eastAsia="en-US" w:bidi="ar-SA"/>
+              </w:rPr>
+              <w:t>botnot-central-SQL-data-definitions</w:t>
+            </w:r>
+          </w:p>
+        </w:tc>
+        <w:tc>
+          <w:tcPr>
+            <w:tcW w:w="5100" w:type="dxa"/>
+            <w:tcBorders/>
+          </w:tcPr>
+          <w:p>
+            <w:pPr>
+              <w:pStyle w:val="Normal"/>
+              <w:widowControl/>
+              <w:spacing w:lineRule="auto" w:line="240" w:before="0" w:after="0"/>
+              <w:jc w:val="start"/>
+              <w:rPr>
+                <w:rFonts w:cs=""/>
+                <w:kern w:val="0"/>
+                <w:szCs w:val="22"/>
+                <w:lang w:val="en-US" w:eastAsia="en-US" w:bidi="ar-SA"/>
+              </w:rPr>
+            </w:pPr>
+            <w:r>
+              <w:rPr>
+                <w:rFonts w:eastAsia="Calibri" w:cs=""/>
+                <w:b w:val="false"/>
+                <w:i w:val="false"/>
+                <w:kern w:val="0"/>
+                <w:sz w:val="17"/>
+                <w:szCs w:val="22"/>
+                <w:lang w:val="en-US" w:eastAsia="en-US" w:bidi="ar-SA"/>
+              </w:rPr>
+              <w:t>Single source of truth for relational schemas shared with analytics layers</w:t>
+            </w:r>
+          </w:p>
+        </w:tc>
+      </w:tr>
+      <w:tr>
+        <w:trPr/>
+        <w:tc>
+          <w:tcPr>
+            <w:tcW w:w="5100" w:type="dxa"/>
+            <w:tcBorders/>
+          </w:tcPr>
+          <w:p>
+            <w:pPr>
+              <w:pStyle w:val="Normal"/>
+              <w:widowControl/>
+              <w:spacing w:lineRule="auto" w:line="240" w:before="0" w:after="0"/>
+              <w:jc w:val="start"/>
+              <w:rPr>
+                <w:rFonts w:cs=""/>
+                <w:kern w:val="0"/>
+                <w:szCs w:val="22"/>
+                <w:lang w:val="en-US" w:eastAsia="en-US" w:bidi="ar-SA"/>
+              </w:rPr>
+            </w:pPr>
+            <w:r>
+              <w:rPr>
+                <w:rFonts w:eastAsia="Calibri" w:cs=""/>
+                <w:b/>
+                <w:i w:val="false"/>
+                <w:kern w:val="0"/>
+                <w:sz w:val="17"/>
+                <w:szCs w:val="22"/>
+                <w:lang w:val="en-US" w:eastAsia="en-US" w:bidi="ar-SA"/>
+              </w:rPr>
+              <w:t>Airbyte / Shopify ingestion</w:t>
+            </w:r>
+          </w:p>
+        </w:tc>
+        <w:tc>
+          <w:tcPr>
+            <w:tcW w:w="5100" w:type="dxa"/>
+            <w:tcBorders/>
+          </w:tcPr>
+          <w:p>
+            <w:pPr>
+              <w:pStyle w:val="Normal"/>
+              <w:widowControl/>
+              <w:spacing w:lineRule="auto" w:line="240" w:before="0" w:after="0"/>
+              <w:jc w:val="start"/>
+              <w:rPr>
+                <w:rFonts w:cs=""/>
+                <w:kern w:val="0"/>
+                <w:szCs w:val="22"/>
+                <w:lang w:val="en-US" w:eastAsia="en-US" w:bidi="ar-SA"/>
+              </w:rPr>
+            </w:pPr>
+            <w:r>
+              <w:rPr>
+                <w:rFonts w:eastAsia="Calibri" w:cs=""/>
+                <w:b w:val="false"/>
+                <w:i w:val="false"/>
+                <w:kern w:val="0"/>
+                <w:sz w:val="17"/>
+                <w:szCs w:val="22"/>
+                <w:lang w:val="en-US" w:eastAsia="en-US" w:bidi="ar-SA"/>
+              </w:rPr>
+              <w:t>Klaviyo custom sources, historical Shopify loads, partner event webhooks into the lake</w:t>
+            </w:r>
+          </w:p>
+        </w:tc>
+      </w:tr>
+    </w:tbl>
+    <w:tbl>
+      <w:tblPr>
+        <w:tblW w:w="10200" w:type="dxa"/>
+        <w:jc w:val="center"/>
+        <w:tblInd w:w="0" w:type="dxa"/>
+        <w:tblLayout w:type="fixed"/>
+        <w:tblCellMar>
+          <w:top w:w="0" w:type="dxa"/>
+          <w:start w:w="108" w:type="dxa"/>
+          <w:bottom w:w="0" w:type="dxa"/>
+          <w:end w:w="108" w:type="dxa"/>
+        </w:tblCellMar>
+        <w:tblLook w:val="04a0" w:firstRow="1" w:noVBand="1" w:lastRow="0" w:firstColumn="1" w:lastColumn="0" w:noHBand="0"/>
+      </w:tblPr>
+      <w:tblGrid>
+        <w:gridCol w:w="10200"/>
+      </w:tblGrid>
+      <w:tr>
+        <w:trPr/>
+        <w:tc>
+          <w:tcPr>
+            <w:tcW w:w="10200" w:type="dxa"/>
+            <w:tcBorders>
+              <w:bottom w:val="single" w:sz="6" w:space="0" w:color="2E5090"/>
+            </w:tcBorders>
+          </w:tcPr>
+          <w:p>
+            <w:pPr>
+              <w:pStyle w:val="Normal"/>
+              <w:widowControl/>
+              <w:bidi w:val="0"/>
+              <w:spacing w:lineRule="auto" w:line="276" w:before="0" w:after="200"/>
+              <w:jc w:val="start"/>
+              <w:rPr/>
+            </w:pPr>
+            <w:r>
+              <w:rPr/>
+            </w:r>
+          </w:p>
+        </w:tc>
+      </w:tr>
+    </w:tbl>
+    <w:p>
+      <w:pPr>
+        <w:pStyle w:val="Heading1"/>
+        <w:rPr/>
+      </w:pPr>
+      <w:r>
+        <w:rPr>
+          <w:color w:val="1F497D"/>
+          <w:sz w:val="24"/>
+        </w:rPr>
+        <w:t>Education</w:t>
       </w:r>
     </w:p>
     <w:p>
       <w:pPr>
-        <w:pStyle w:val="Normal"/>
+        <w:pStyle w:val="ListBullet"/>
+        <w:numPr>
+          <w:ilvl w:val="0"/>
+          <w:numId w:val="1"/>
+        </w:numPr>
+        <w:ind w:hanging="360" w:start="283"/>
         <w:rPr/>
       </w:pPr>
-      <w:r>
-        <w:rPr>
-          <w:rFonts w:eastAsia="Calibri"/>
-          <w:b/>
-          <w:i w:val="false"/>
-          <w:color w:val="2E5090"/>
-          <w:sz w:val="21"/>
-        </w:rPr>
-        <w:t xml:space="preserve">Analytics Engineer / Data Engineer — </w:t>
-      </w:r>
-      <w:r>
-        <w:rPr>
-          <w:rFonts w:eastAsia="Calibri"/>
-          <w:b/>
-          <w:i w:val="false"/>
-          <w:sz w:val="21"/>
-        </w:rPr>
-        <w:t>Yofi Inc.</w:t>
-      </w:r>
-      <w:r>
-        <w:rPr>
-          <w:rFonts w:eastAsia="Calibri"/>
-          <w:b w:val="false"/>
-          <w:i w:val="false"/>
-          <w:sz w:val="21"/>
-        </w:rPr>
-        <w:t xml:space="preserve"> (USA, remote)</w:t>
-      </w:r>
-    </w:p>
-    <w:p>
-      <w:pPr>
-        <w:pStyle w:val="Normal"/>
-        <w:rPr/>
-      </w:pPr>
-      <w:r>
-        <w:rPr>
-          <w:rFonts w:eastAsia="Calibri"/>
-          <w:b w:val="false"/>
-          <w:i/>
-          <w:color w:val="555555"/>
-          <w:sz w:val="19"/>
-        </w:rPr>
-        <w:t>February 2022 — October 2025</w:t>
-      </w:r>
-    </w:p>
-    <w:p>
-      <w:pPr>
-        <w:pStyle w:val="Normal"/>
-        <w:rPr/>
-      </w:pPr>
-      <w:r>
-        <w:rPr>
-          <w:rFonts w:eastAsia="Calibri"/>
-          <w:b w:val="false"/>
-          <w:i w:val="false"/>
-          <w:sz w:val="20"/>
-        </w:rPr>
-        <w:t xml:space="preserve">Anti-fraud and customer-intelligence platform for </w:t>
-      </w:r>
       <w:r>
         <w:rPr>
           <w:rFonts w:eastAsia="Calibri"/>
@@ -938,7 +4120,7 @@
           <w:i w:val="false"/>
           <w:sz w:val="20"/>
         </w:rPr>
-        <w:t>Shopify</w:t>
+        <w:t>RPANEPA</w:t>
       </w:r>
       <w:r>
         <w:rPr>
@@ -947,8 +4129,19 @@
           <w:i w:val="false"/>
           <w:sz w:val="20"/>
         </w:rPr>
-        <w:t xml:space="preserve"> merchants (enterprise customers including </w:t>
+        <w:t xml:space="preserve"> — MBA, Information Technology *(September 2005 — May 2007)*</w:t>
       </w:r>
+    </w:p>
+    <w:p>
+      <w:pPr>
+        <w:pStyle w:val="ListBullet"/>
+        <w:numPr>
+          <w:ilvl w:val="0"/>
+          <w:numId w:val="1"/>
+        </w:numPr>
+        <w:ind w:hanging="360" w:start="283"/>
+        <w:rPr/>
+      </w:pPr>
       <w:r>
         <w:rPr>
           <w:rFonts w:eastAsia="Calibri"/>
@@ -956,7 +4149,7 @@
           <w:i w:val="false"/>
           <w:sz w:val="20"/>
         </w:rPr>
-        <w:t>Lululemon</w:t>
+        <w:t>Southern Federal University</w:t>
       </w:r>
       <w:r>
         <w:rPr>
@@ -965,893 +4158,7 @@
           <w:i w:val="false"/>
           <w:sz w:val="20"/>
         </w:rPr>
-        <w:t xml:space="preserve">). Led the </w:t>
-      </w:r>
-      <w:r>
-        <w:rPr>
-          <w:rFonts w:eastAsia="Calibri"/>
-          <w:b/>
-          <w:i w:val="false"/>
-          <w:sz w:val="20"/>
-        </w:rPr>
-        <w:t>analytics-engineering workstream</w:t>
-      </w:r>
-      <w:r>
-        <w:rPr>
-          <w:rFonts w:eastAsia="Calibri"/>
-          <w:b w:val="false"/>
-          <w:i w:val="false"/>
-          <w:sz w:val="20"/>
-        </w:rPr>
-        <w:t xml:space="preserve"> for risk and fraud datasets on a production DWH serving analysts, ML scoring, and operational reporting.</w:t>
-      </w:r>
-    </w:p>
-    <w:p>
-      <w:pPr>
-        <w:pStyle w:val="ListBullet"/>
-        <w:numPr>
-          <w:ilvl w:val="0"/>
-          <w:numId w:val="1"/>
-        </w:numPr>
-        <w:ind w:hanging="360" w:start="283"/>
-        <w:rPr/>
-      </w:pPr>
-      <w:r>
-        <w:rPr>
-          <w:rFonts w:eastAsia="Calibri"/>
-          <w:b/>
-          <w:i w:val="false"/>
-          <w:sz w:val="20"/>
-        </w:rPr>
-        <w:t>Risk &amp; fraud marts:</w:t>
-      </w:r>
-      <w:r>
-        <w:rPr>
-          <w:rFonts w:eastAsia="Calibri"/>
-          <w:b w:val="false"/>
-          <w:i w:val="false"/>
-          <w:sz w:val="20"/>
-        </w:rPr>
-        <w:t xml:space="preserve"> Designed and maintained </w:t>
-      </w:r>
-      <w:r>
-        <w:rPr>
-          <w:rFonts w:eastAsia="Calibri"/>
-          <w:b/>
-          <w:i w:val="false"/>
-          <w:sz w:val="20"/>
-        </w:rPr>
-        <w:t>dbt models and BigQuery marts</w:t>
-      </w:r>
-      <w:r>
-        <w:rPr>
-          <w:rFonts w:eastAsia="Calibri"/>
-          <w:b w:val="false"/>
-          <w:i w:val="false"/>
-          <w:sz w:val="20"/>
-        </w:rPr>
-        <w:t xml:space="preserve"> — fraud indicators, order/customer dimensions, merchant-specific risk reporting layers, rule-efficiency datasets; enforced SQL quality standards and kept business logic documented for analyst self-service.</w:t>
-      </w:r>
-    </w:p>
-    <w:p>
-      <w:pPr>
-        <w:pStyle w:val="ListBullet"/>
-        <w:numPr>
-          <w:ilvl w:val="0"/>
-          <w:numId w:val="1"/>
-        </w:numPr>
-        <w:ind w:hanging="360" w:start="283"/>
-        <w:rPr/>
-      </w:pPr>
-      <w:r>
-        <w:rPr>
-          <w:rFonts w:eastAsia="Calibri"/>
-          <w:b/>
-          <w:i w:val="false"/>
-          <w:sz w:val="20"/>
-        </w:rPr>
-        <w:t>Stakeholder partnership:</w:t>
-      </w:r>
-      <w:r>
-        <w:rPr>
-          <w:rFonts w:eastAsia="Calibri"/>
-          <w:b w:val="false"/>
-          <w:i w:val="false"/>
-          <w:sz w:val="20"/>
-        </w:rPr>
-        <w:t xml:space="preserve"> Worked directly with </w:t>
-      </w:r>
-      <w:r>
-        <w:rPr>
-          <w:rFonts w:eastAsia="Calibri"/>
-          <w:b/>
-          <w:i w:val="false"/>
-          <w:sz w:val="20"/>
-        </w:rPr>
-        <w:t>risk/fraud analysts and product</w:t>
-      </w:r>
-      <w:r>
-        <w:rPr>
-          <w:rFonts w:eastAsia="Calibri"/>
-          <w:b w:val="false"/>
-          <w:i w:val="false"/>
-          <w:sz w:val="20"/>
-        </w:rPr>
-        <w:t xml:space="preserve"> to define metrics, align definitions across teams, and turn recurring ad-hoc requests into </w:t>
-      </w:r>
-      <w:r>
-        <w:rPr>
-          <w:rFonts w:eastAsia="Calibri"/>
-          <w:b/>
-          <w:i w:val="false"/>
-          <w:sz w:val="20"/>
-        </w:rPr>
-        <w:t>reusable, tested marts</w:t>
-      </w:r>
-      <w:r>
-        <w:rPr>
-          <w:rFonts w:eastAsia="Calibri"/>
-          <w:b w:val="false"/>
-          <w:i w:val="false"/>
-          <w:sz w:val="20"/>
-        </w:rPr>
-        <w:t xml:space="preserve"> — reducing duplicate logic and improving trust in reporting.</w:t>
-      </w:r>
-    </w:p>
-    <w:p>
-      <w:pPr>
-        <w:pStyle w:val="ListBullet"/>
-        <w:numPr>
-          <w:ilvl w:val="0"/>
-          <w:numId w:val="1"/>
-        </w:numPr>
-        <w:ind w:hanging="360" w:start="283"/>
-        <w:rPr/>
-      </w:pPr>
-      <w:r>
-        <w:rPr>
-          <w:rFonts w:eastAsia="Calibri"/>
-          <w:b/>
-          <w:i w:val="false"/>
-          <w:sz w:val="20"/>
-        </w:rPr>
-        <w:t>ETL/ELT at scale:</w:t>
-      </w:r>
-      <w:r>
-        <w:rPr>
-          <w:rFonts w:eastAsia="Calibri"/>
-          <w:b w:val="false"/>
-          <w:i w:val="false"/>
-          <w:sz w:val="20"/>
-        </w:rPr>
-        <w:t xml:space="preserve"> Built and operated </w:t>
-      </w:r>
-      <w:r>
-        <w:rPr>
-          <w:rFonts w:eastAsia="Calibri"/>
-          <w:b/>
-          <w:i w:val="false"/>
-          <w:sz w:val="20"/>
-        </w:rPr>
-        <w:t>~25 production Airflow DAGs</w:t>
-      </w:r>
-      <w:r>
-        <w:rPr>
-          <w:rFonts w:eastAsia="Calibri"/>
-          <w:b w:val="false"/>
-          <w:i w:val="false"/>
-          <w:sz w:val="20"/>
-        </w:rPr>
-        <w:t xml:space="preserve"> — Spark on Kubernetes, Airbyte syncs, incremental and full-refresh patterns; Slack alerting, retries, and runbook-driven support for pipeline reliability.</w:t>
-      </w:r>
-    </w:p>
-    <w:p>
-      <w:pPr>
-        <w:pStyle w:val="ListBullet"/>
-        <w:numPr>
-          <w:ilvl w:val="0"/>
-          <w:numId w:val="1"/>
-        </w:numPr>
-        <w:ind w:hanging="360" w:start="283"/>
-        <w:rPr/>
-      </w:pPr>
-      <w:r>
-        <w:rPr>
-          <w:rFonts w:eastAsia="Calibri"/>
-          <w:b/>
-          <w:i w:val="false"/>
-          <w:sz w:val="20"/>
-        </w:rPr>
-        <w:t>Lakehouse pipelines:</w:t>
-      </w:r>
-      <w:r>
-        <w:rPr>
-          <w:rFonts w:eastAsia="Calibri"/>
-          <w:b w:val="false"/>
-          <w:i w:val="false"/>
-          <w:sz w:val="20"/>
-        </w:rPr>
-        <w:t xml:space="preserve"> Developed </w:t>
-      </w:r>
-      <w:r>
-        <w:rPr>
-          <w:rFonts w:eastAsia="Calibri"/>
-          <w:b/>
-          <w:i w:val="false"/>
-          <w:sz w:val="20"/>
-        </w:rPr>
-        <w:t>PySpark</w:t>
-      </w:r>
-      <w:r>
-        <w:rPr>
-          <w:rFonts w:eastAsia="Calibri"/>
-          <w:b w:val="false"/>
-          <w:i w:val="false"/>
-          <w:sz w:val="20"/>
-        </w:rPr>
-        <w:t xml:space="preserve"> jobs for high-volume ingestion and transformation on GCS (Hudi/Delta, BigLake); tuned partitioning and shuffle for large event streams feeding risk analytics.</w:t>
-      </w:r>
-    </w:p>
-    <w:p>
-      <w:pPr>
-        <w:pStyle w:val="ListBullet"/>
-        <w:numPr>
-          <w:ilvl w:val="0"/>
-          <w:numId w:val="1"/>
-        </w:numPr>
-        <w:ind w:hanging="360" w:start="283"/>
-        <w:rPr/>
-      </w:pPr>
-      <w:r>
-        <w:rPr>
-          <w:rFonts w:eastAsia="Calibri"/>
-          <w:b/>
-          <w:i w:val="false"/>
-          <w:sz w:val="20"/>
-        </w:rPr>
-        <w:t>Advanced SQL:</w:t>
-      </w:r>
-      <w:r>
-        <w:rPr>
-          <w:rFonts w:eastAsia="Calibri"/>
-          <w:b w:val="false"/>
-          <w:i w:val="false"/>
-          <w:sz w:val="20"/>
-        </w:rPr>
-        <w:t xml:space="preserve"> Wrote and optimized analytical SQL across operational sources (MongoDB, PostgreSQL, Spanner) and the warehouse — window functions and CTEs for sessionization, funnel logic, and </w:t>
-      </w:r>
-      <w:r>
-        <w:rPr>
-          <w:rFonts w:eastAsia="Calibri"/>
-          <w:b/>
-          <w:i w:val="false"/>
-          <w:sz w:val="20"/>
-        </w:rPr>
-        <w:t>risk-confirmation analytics</w:t>
-      </w:r>
-      <w:r>
-        <w:rPr>
-          <w:rFonts w:eastAsia="Calibri"/>
-          <w:b w:val="false"/>
-          <w:i w:val="false"/>
-          <w:sz w:val="20"/>
-        </w:rPr>
-        <w:t>.</w:t>
-      </w:r>
-    </w:p>
-    <w:p>
-      <w:pPr>
-        <w:pStyle w:val="ListBullet"/>
-        <w:numPr>
-          <w:ilvl w:val="0"/>
-          <w:numId w:val="1"/>
-        </w:numPr>
-        <w:ind w:hanging="360" w:start="283"/>
-        <w:rPr/>
-      </w:pPr>
-      <w:r>
-        <w:rPr>
-          <w:rFonts w:eastAsia="Calibri"/>
-          <w:b/>
-          <w:i w:val="false"/>
-          <w:sz w:val="20"/>
-        </w:rPr>
-        <w:t>Data quality:</w:t>
-      </w:r>
-      <w:r>
-        <w:rPr>
-          <w:rFonts w:eastAsia="Calibri"/>
-          <w:b w:val="false"/>
-          <w:i w:val="false"/>
-          <w:sz w:val="20"/>
-        </w:rPr>
-        <w:t xml:space="preserve"> Implemented </w:t>
-      </w:r>
-      <w:r>
-        <w:rPr>
-          <w:rFonts w:eastAsia="Calibri"/>
-          <w:b/>
-          <w:i w:val="false"/>
-          <w:sz w:val="20"/>
-        </w:rPr>
-        <w:t>dbt tests</w:t>
-      </w:r>
-      <w:r>
-        <w:rPr>
-          <w:rFonts w:eastAsia="Calibri"/>
-          <w:b w:val="false"/>
-          <w:i w:val="false"/>
-          <w:sz w:val="20"/>
-        </w:rPr>
-        <w:t xml:space="preserve">, validation in Spark/Airflow steps, and fixes for nulls and schema drift; contributed to </w:t>
-      </w:r>
-      <w:r>
-        <w:rPr>
-          <w:rFonts w:eastAsia="Calibri"/>
-          <w:b/>
-          <w:i w:val="false"/>
-          <w:sz w:val="20"/>
-        </w:rPr>
-        <w:t>central SQL schema definitions</w:t>
-      </w:r>
-      <w:r>
-        <w:rPr>
-          <w:rFonts w:eastAsia="Calibri"/>
-          <w:b w:val="false"/>
-          <w:i w:val="false"/>
-          <w:sz w:val="20"/>
-        </w:rPr>
-        <w:t xml:space="preserve"> shared by application and analytics teams.</w:t>
-      </w:r>
-    </w:p>
-    <w:p>
-      <w:pPr>
-        <w:pStyle w:val="ListBullet"/>
-        <w:numPr>
-          <w:ilvl w:val="0"/>
-          <w:numId w:val="1"/>
-        </w:numPr>
-        <w:ind w:hanging="360" w:start="283"/>
-        <w:rPr/>
-      </w:pPr>
-      <w:r>
-        <w:rPr>
-          <w:rFonts w:eastAsia="Calibri"/>
-          <w:b/>
-          <w:i w:val="false"/>
-          <w:sz w:val="20"/>
-        </w:rPr>
-        <w:t>Risk feature enablement:</w:t>
-      </w:r>
-      <w:r>
-        <w:rPr>
-          <w:rFonts w:eastAsia="Calibri"/>
-          <w:b w:val="false"/>
-          <w:i w:val="false"/>
-          <w:sz w:val="20"/>
-        </w:rPr>
-        <w:t xml:space="preserve"> Delivered datasets supporting </w:t>
-      </w:r>
-      <w:r>
-        <w:rPr>
-          <w:rFonts w:eastAsia="Calibri"/>
-          <w:b/>
-          <w:i w:val="false"/>
-          <w:sz w:val="20"/>
-        </w:rPr>
-        <w:t>real-time scoring, rule back-testing, and severity workflows</w:t>
-      </w:r>
-      <w:r>
-        <w:rPr>
-          <w:rFonts w:eastAsia="Calibri"/>
-          <w:b w:val="false"/>
-          <w:i w:val="false"/>
-          <w:sz w:val="20"/>
-        </w:rPr>
-        <w:t xml:space="preserve"> — connecting event ingestion to downstream risk and reporting use cases.</w:t>
-      </w:r>
-    </w:p>
-    <w:p>
-      <w:pPr>
-        <w:pStyle w:val="ListBullet"/>
-        <w:numPr>
-          <w:ilvl w:val="0"/>
-          <w:numId w:val="1"/>
-        </w:numPr>
-        <w:ind w:hanging="360" w:start="283"/>
-        <w:rPr/>
-      </w:pPr>
-      <w:r>
-        <w:rPr>
-          <w:rFonts w:eastAsia="Calibri"/>
-          <w:b/>
-          <w:i w:val="false"/>
-          <w:sz w:val="20"/>
-        </w:rPr>
-        <w:t>Documentation &amp; enablement:</w:t>
-      </w:r>
-      <w:r>
-        <w:rPr>
-          <w:rFonts w:eastAsia="Calibri"/>
-          <w:b w:val="false"/>
-          <w:i w:val="false"/>
-          <w:sz w:val="20"/>
-        </w:rPr>
-        <w:t xml:space="preserve"> Documented models and pipeline behavior in </w:t>
-      </w:r>
-      <w:r>
-        <w:rPr>
-          <w:rFonts w:eastAsia="Calibri"/>
-          <w:b/>
-          <w:i w:val="false"/>
-          <w:sz w:val="20"/>
-        </w:rPr>
-        <w:t>GitBook</w:t>
-      </w:r>
-      <w:r>
-        <w:rPr>
-          <w:rFonts w:eastAsia="Calibri"/>
-          <w:b w:val="false"/>
-          <w:i w:val="false"/>
-          <w:sz w:val="20"/>
-        </w:rPr>
-        <w:t xml:space="preserve">; conducted code reviews and </w:t>
-      </w:r>
-      <w:r>
-        <w:rPr>
-          <w:rFonts w:eastAsia="Calibri"/>
-          <w:b/>
-          <w:i w:val="false"/>
-          <w:sz w:val="20"/>
-        </w:rPr>
-        <w:t>trained analysts and engineers</w:t>
-      </w:r>
-      <w:r>
-        <w:rPr>
-          <w:rFonts w:eastAsia="Calibri"/>
-          <w:b w:val="false"/>
-          <w:i w:val="false"/>
-          <w:sz w:val="20"/>
-        </w:rPr>
-        <w:t xml:space="preserve"> on dbt, Airbyte, and Spark practices.</w:t>
-      </w:r>
-    </w:p>
-    <w:p>
-      <w:pPr>
-        <w:pStyle w:val="Normal"/>
-        <w:rPr/>
-      </w:pPr>
-      <w:r>
-        <w:rPr>
-          <w:rFonts w:eastAsia="Calibri"/>
-          <w:b/>
-          <w:i w:val="false"/>
-          <w:sz w:val="20"/>
-        </w:rPr>
-        <w:t>Stack:</w:t>
-      </w:r>
-      <w:r>
-        <w:rPr>
-          <w:rFonts w:eastAsia="Calibri"/>
-          <w:b w:val="false"/>
-          <w:i w:val="false"/>
-          <w:sz w:val="20"/>
-        </w:rPr>
-        <w:t xml:space="preserve"> SQL, Python, PySpark, dbt, Airflow, Airbyte, BigQuery, GCS, PostgreSQL, MongoDB, Spanner, Spark, AWS, GCP.</w:t>
-      </w:r>
-    </w:p>
-    <w:p>
-      <w:pPr>
-        <w:pStyle w:val="Normal"/>
-        <w:rPr/>
-      </w:pPr>
-      <w:r>
-        <w:rPr>
-          <w:rFonts w:eastAsia="Calibri"/>
-          <w:b/>
-          <w:i w:val="false"/>
-          <w:color w:val="2E5090"/>
-          <w:sz w:val="21"/>
-        </w:rPr>
-        <w:t xml:space="preserve">Business Analyst / AI Platform — </w:t>
-      </w:r>
-      <w:r>
-        <w:rPr>
-          <w:rFonts w:eastAsia="Calibri"/>
-          <w:b/>
-          <w:i w:val="false"/>
-          <w:sz w:val="21"/>
-        </w:rPr>
-        <w:t>Sinoptics AI</w:t>
-      </w:r>
-      <w:r>
-        <w:rPr>
-          <w:rFonts w:eastAsia="Calibri"/>
-          <w:b w:val="false"/>
-          <w:i w:val="false"/>
-          <w:sz w:val="21"/>
-        </w:rPr>
-        <w:t xml:space="preserve"> (remote)</w:t>
-      </w:r>
-    </w:p>
-    <w:p>
-      <w:pPr>
-        <w:pStyle w:val="Normal"/>
-        <w:rPr/>
-      </w:pPr>
-      <w:r>
-        <w:rPr>
-          <w:rFonts w:eastAsia="Calibri"/>
-          <w:b w:val="false"/>
-          <w:i/>
-          <w:color w:val="555555"/>
-          <w:sz w:val="19"/>
-        </w:rPr>
-        <w:t>March 2025 — June 2026</w:t>
-      </w:r>
-    </w:p>
-    <w:p>
-      <w:pPr>
-        <w:pStyle w:val="ListBullet"/>
-        <w:numPr>
-          <w:ilvl w:val="0"/>
-          <w:numId w:val="1"/>
-        </w:numPr>
-        <w:ind w:hanging="360" w:start="283"/>
-        <w:rPr/>
-      </w:pPr>
-      <w:r>
-        <w:rPr>
-          <w:rFonts w:eastAsia="Calibri"/>
-          <w:b w:val="false"/>
-          <w:i w:val="false"/>
-          <w:sz w:val="20"/>
-        </w:rPr>
-        <w:t xml:space="preserve">Structured requirements between business and engineering for document-processing and analytics workflows; defined </w:t>
-      </w:r>
-      <w:r>
-        <w:rPr>
-          <w:rFonts w:eastAsia="Calibri"/>
-          <w:b/>
-          <w:i w:val="false"/>
-          <w:sz w:val="20"/>
-        </w:rPr>
-        <w:t>validation rules</w:t>
-      </w:r>
-      <w:r>
-        <w:rPr>
-          <w:rFonts w:eastAsia="Calibri"/>
-          <w:b w:val="false"/>
-          <w:i w:val="false"/>
-          <w:sz w:val="20"/>
-        </w:rPr>
-        <w:t xml:space="preserve"> and acceptance criteria that improved data quality and reporting transparency.</w:t>
-      </w:r>
-    </w:p>
-    <w:p>
-      <w:pPr>
-        <w:pStyle w:val="ListBullet"/>
-        <w:numPr>
-          <w:ilvl w:val="0"/>
-          <w:numId w:val="1"/>
-        </w:numPr>
-        <w:ind w:hanging="360" w:start="283"/>
-        <w:rPr/>
-      </w:pPr>
-      <w:r>
-        <w:rPr>
-          <w:rFonts w:eastAsia="Calibri"/>
-          <w:b w:val="false"/>
-          <w:i w:val="false"/>
-          <w:sz w:val="20"/>
-        </w:rPr>
-        <w:t xml:space="preserve">Built </w:t>
-      </w:r>
-      <w:r>
-        <w:rPr>
-          <w:rFonts w:eastAsia="Calibri"/>
-          <w:b/>
-          <w:i w:val="false"/>
-          <w:sz w:val="20"/>
-        </w:rPr>
-        <w:t>Python and SQL data flows</w:t>
-      </w:r>
-      <w:r>
-        <w:rPr>
-          <w:rFonts w:eastAsia="Calibri"/>
-          <w:b w:val="false"/>
-          <w:i w:val="false"/>
-          <w:sz w:val="20"/>
-        </w:rPr>
-        <w:t xml:space="preserve"> into reusable datasets for product analytics and AI-assisted validation — including false-positive review and </w:t>
-      </w:r>
-      <w:r>
-        <w:rPr>
-          <w:rFonts w:eastAsia="Calibri"/>
-          <w:b/>
-          <w:i w:val="false"/>
-          <w:sz w:val="20"/>
-        </w:rPr>
-        <w:t>risk assessment</w:t>
-      </w:r>
-      <w:r>
-        <w:rPr>
-          <w:rFonts w:eastAsia="Calibri"/>
-          <w:b w:val="false"/>
-          <w:i w:val="false"/>
-          <w:sz w:val="20"/>
-        </w:rPr>
-        <w:t xml:space="preserve"> outputs.</w:t>
-      </w:r>
-    </w:p>
-    <w:p>
-      <w:pPr>
-        <w:pStyle w:val="ListBullet"/>
-        <w:numPr>
-          <w:ilvl w:val="0"/>
-          <w:numId w:val="1"/>
-        </w:numPr>
-        <w:ind w:hanging="360" w:start="283"/>
-        <w:rPr/>
-      </w:pPr>
-      <w:r>
-        <w:rPr>
-          <w:rFonts w:eastAsia="Calibri"/>
-          <w:b w:val="false"/>
-          <w:i w:val="false"/>
-          <w:sz w:val="20"/>
-        </w:rPr>
-        <w:t>Coordinated pilots and cross-functional delivery; prepared stakeholder-facing status and risk reporting.</w:t>
-      </w:r>
-    </w:p>
-    <w:p>
-      <w:pPr>
-        <w:pStyle w:val="Normal"/>
-        <w:rPr/>
-      </w:pPr>
-      <w:r>
-        <w:rPr>
-          <w:rFonts w:eastAsia="Calibri"/>
-          <w:b/>
-          <w:i w:val="false"/>
-          <w:color w:val="2E5090"/>
-          <w:sz w:val="21"/>
-        </w:rPr>
-        <w:t xml:space="preserve">Deputy Head of Economics and Finance / CFO roles — </w:t>
-      </w:r>
-      <w:r>
-        <w:rPr>
-          <w:rFonts w:eastAsia="Calibri"/>
-          <w:b/>
-          <w:i w:val="false"/>
-          <w:sz w:val="21"/>
-        </w:rPr>
-        <w:t>CRAIC</w:t>
-      </w:r>
-      <w:r>
-        <w:rPr>
-          <w:rFonts w:eastAsia="Calibri"/>
-          <w:b w:val="false"/>
-          <w:i w:val="false"/>
-          <w:sz w:val="21"/>
-        </w:rPr>
-        <w:t xml:space="preserve">, </w:t>
-      </w:r>
-      <w:r>
-        <w:rPr>
-          <w:rFonts w:eastAsia="Calibri"/>
-          <w:b/>
-          <w:i w:val="false"/>
-          <w:sz w:val="21"/>
-        </w:rPr>
-        <w:t>Shanghai Aircraft Design</w:t>
-      </w:r>
-      <w:r>
-        <w:rPr>
-          <w:rFonts w:eastAsia="Calibri"/>
-          <w:b w:val="false"/>
-          <w:i w:val="false"/>
-          <w:sz w:val="21"/>
-        </w:rPr>
-        <w:t xml:space="preserve"> (China)</w:t>
-      </w:r>
-    </w:p>
-    <w:p>
-      <w:pPr>
-        <w:pStyle w:val="Normal"/>
-        <w:rPr/>
-      </w:pPr>
-      <w:r>
-        <w:rPr>
-          <w:rFonts w:eastAsia="Calibri"/>
-          <w:b w:val="false"/>
-          <w:i/>
-          <w:color w:val="555555"/>
-          <w:sz w:val="19"/>
-        </w:rPr>
-        <w:t>2017 — 2022</w:t>
-      </w:r>
-    </w:p>
-    <w:p>
-      <w:pPr>
-        <w:pStyle w:val="ListBullet"/>
-        <w:numPr>
-          <w:ilvl w:val="0"/>
-          <w:numId w:val="1"/>
-        </w:numPr>
-        <w:ind w:hanging="360" w:start="283"/>
-        <w:rPr/>
-      </w:pPr>
-      <w:r>
-        <w:rPr>
-          <w:rFonts w:eastAsia="Calibri"/>
-          <w:b w:val="false"/>
-          <w:i w:val="false"/>
-          <w:sz w:val="20"/>
-        </w:rPr>
-        <w:t xml:space="preserve">Led </w:t>
-      </w:r>
-      <w:r>
-        <w:rPr>
-          <w:rFonts w:eastAsia="Calibri"/>
-          <w:b/>
-          <w:i w:val="false"/>
-          <w:sz w:val="20"/>
-        </w:rPr>
-        <w:t>financial reporting, payment controls, treasury operations</w:t>
-      </w:r>
-      <w:r>
-        <w:rPr>
-          <w:rFonts w:eastAsia="Calibri"/>
-          <w:b w:val="false"/>
-          <w:i w:val="false"/>
-          <w:sz w:val="20"/>
-        </w:rPr>
-        <w:t>, and banking workflows in international regulated environments; plan-fact analysis, IFRS/CAS reporting support, ERP (QAD) reporting configuration.</w:t>
-      </w:r>
-    </w:p>
-    <w:p>
-      <w:pPr>
-        <w:pStyle w:val="ListBullet"/>
-        <w:numPr>
-          <w:ilvl w:val="0"/>
-          <w:numId w:val="1"/>
-        </w:numPr>
-        <w:ind w:hanging="360" w:start="283"/>
-        <w:rPr/>
-      </w:pPr>
-      <w:r>
-        <w:rPr>
-          <w:rFonts w:eastAsia="Calibri"/>
-          <w:b w:val="false"/>
-          <w:i w:val="false"/>
-          <w:sz w:val="20"/>
-        </w:rPr>
-        <w:t xml:space="preserve">Designed </w:t>
-      </w:r>
-      <w:r>
-        <w:rPr>
-          <w:rFonts w:eastAsia="Calibri"/>
-          <w:b/>
-          <w:i w:val="false"/>
-          <w:sz w:val="20"/>
-        </w:rPr>
-        <w:t>multi-layer payment authorization controls</w:t>
-      </w:r>
-      <w:r>
-        <w:rPr>
-          <w:rFonts w:eastAsia="Calibri"/>
-          <w:b w:val="false"/>
-          <w:i w:val="false"/>
-          <w:sz w:val="20"/>
-        </w:rPr>
-        <w:t xml:space="preserve"> and compliance frameworks — directly relevant to understanding payment and risk data in banking contexts.</w:t>
-      </w:r>
-    </w:p>
-    <w:p>
-      <w:pPr>
-        <w:pStyle w:val="Normal"/>
-        <w:rPr/>
-      </w:pPr>
-      <w:r>
-        <w:rPr>
-          <w:rFonts w:eastAsia="Calibri"/>
-          <w:b/>
-          <w:i w:val="false"/>
-          <w:color w:val="2E5090"/>
-          <w:sz w:val="21"/>
-        </w:rPr>
-        <w:t xml:space="preserve">Head of IT and Finance / Head of IT Department — </w:t>
-      </w:r>
-      <w:r>
-        <w:rPr>
-          <w:rFonts w:eastAsia="Calibri"/>
-          <w:b/>
-          <w:i w:val="false"/>
-          <w:sz w:val="21"/>
-        </w:rPr>
-        <w:t>Engineering Solutions</w:t>
-      </w:r>
-      <w:r>
-        <w:rPr>
-          <w:rFonts w:eastAsia="Calibri"/>
-          <w:b w:val="false"/>
-          <w:i w:val="false"/>
-          <w:sz w:val="21"/>
-        </w:rPr>
-        <w:t xml:space="preserve">, </w:t>
-      </w:r>
-      <w:r>
-        <w:rPr>
-          <w:rFonts w:eastAsia="Calibri"/>
-          <w:b/>
-          <w:i w:val="false"/>
-          <w:sz w:val="21"/>
-        </w:rPr>
-        <w:t>New Engineering Solution</w:t>
-      </w:r>
-      <w:r>
-        <w:rPr>
-          <w:rFonts w:eastAsia="Calibri"/>
-          <w:b w:val="false"/>
-          <w:i w:val="false"/>
-          <w:sz w:val="21"/>
-        </w:rPr>
-        <w:t xml:space="preserve"> (Russia)</w:t>
-      </w:r>
-    </w:p>
-    <w:p>
-      <w:pPr>
-        <w:pStyle w:val="Normal"/>
-        <w:rPr/>
-      </w:pPr>
-      <w:r>
-        <w:rPr>
-          <w:rFonts w:eastAsia="Calibri"/>
-          <w:b w:val="false"/>
-          <w:i/>
-          <w:color w:val="555555"/>
-          <w:sz w:val="19"/>
-        </w:rPr>
-        <w:t>2003 — 2017</w:t>
-      </w:r>
-    </w:p>
-    <w:p>
-      <w:pPr>
-        <w:pStyle w:val="ListBullet"/>
-        <w:numPr>
-          <w:ilvl w:val="0"/>
-          <w:numId w:val="1"/>
-        </w:numPr>
-        <w:ind w:hanging="360" w:start="283"/>
-        <w:rPr/>
-      </w:pPr>
-      <w:r>
-        <w:rPr>
-          <w:rFonts w:eastAsia="Calibri"/>
-          <w:b w:val="false"/>
-          <w:i w:val="false"/>
-          <w:sz w:val="20"/>
-        </w:rPr>
-        <w:t xml:space="preserve">Owned </w:t>
-      </w:r>
-      <w:r>
-        <w:rPr>
-          <w:rFonts w:eastAsia="Calibri"/>
-          <w:b/>
-          <w:i w:val="false"/>
-          <w:sz w:val="20"/>
-        </w:rPr>
-        <w:t>ERP and management reporting systems</w:t>
-      </w:r>
-      <w:r>
-        <w:rPr>
-          <w:rFonts w:eastAsia="Calibri"/>
-          <w:b w:val="false"/>
-          <w:i w:val="false"/>
-          <w:sz w:val="20"/>
-        </w:rPr>
-        <w:t>; built structured internal reporting, KPI tracking, and data-management practices for leadership decision-making.</w:t>
+        <w:t xml:space="preserve"> (formerly Rostov State University) — PhD, Mathematical Sciences *(September 1994 — May 2003)*</w:t>
       </w:r>
     </w:p>
     <w:tbl>
@@ -1906,7 +4213,7 @@
           <w:color w:val="1F497D"/>
           <w:sz w:val="24"/>
         </w:rPr>
-        <w:t>Education</w:t>
+        <w:t>Certifications and additional training</w:t>
       </w:r>
     </w:p>
     <w:p>
@@ -1926,7 +4233,36 @@
           <w:i w:val="false"/>
           <w:sz w:val="20"/>
         </w:rPr>
-        <w:t>PhD in Physics and Mathematics</w:t>
+        <w:t>Certified Accountant Practitioner (CAP)</w:t>
+      </w:r>
+    </w:p>
+    <w:p>
+      <w:pPr>
+        <w:pStyle w:val="ListBullet"/>
+        <w:numPr>
+          <w:ilvl w:val="0"/>
+          <w:numId w:val="1"/>
+        </w:numPr>
+        <w:ind w:hanging="360" w:start="283"/>
+        <w:rPr/>
+      </w:pPr>
+      <w:r>
+        <w:rPr>
+          <w:rFonts w:eastAsia="Calibri"/>
+          <w:b w:val="false"/>
+          <w:i w:val="false"/>
+          <w:sz w:val="20"/>
+        </w:rPr>
+        <w:t xml:space="preserve">Advanced training: </w:t>
+      </w:r>
+      <w:r>
+        <w:rPr>
+          <w:rFonts w:eastAsia="Calibri"/>
+          <w:b/>
+          <w:i w:val="false"/>
+          <w:sz w:val="20"/>
+        </w:rPr>
+        <w:t>Financial accounting and reporting (IFRS)</w:t>
       </w:r>
       <w:r>
         <w:rPr>
@@ -1935,35 +4271,8 @@
           <w:i w:val="false"/>
           <w:sz w:val="20"/>
         </w:rPr>
-        <w:t>, Southern Federal University, 2000–2003</w:t>
+        <w:t xml:space="preserve">, </w:t>
       </w:r>
-    </w:p>
-    <w:p>
-      <w:pPr>
-        <w:pStyle w:val="Normal"/>
-        <w:rPr/>
-      </w:pPr>
-      <w:r>
-        <w:rPr>
-          <w:rFonts w:eastAsia="Calibri"/>
-          <w:b w:val="false"/>
-          <w:i/>
-          <w:color w:val="555555"/>
-          <w:sz w:val="19"/>
-        </w:rPr>
-        <w:t>Probability theory, statistical modeling, mathematical analysis</w:t>
-      </w:r>
-    </w:p>
-    <w:p>
-      <w:pPr>
-        <w:pStyle w:val="ListBullet"/>
-        <w:numPr>
-          <w:ilvl w:val="0"/>
-          <w:numId w:val="1"/>
-        </w:numPr>
-        <w:ind w:hanging="360" w:start="283"/>
-        <w:rPr/>
-      </w:pPr>
       <w:r>
         <w:rPr>
           <w:rFonts w:eastAsia="Calibri"/>
@@ -1971,45 +4280,7 @@
           <w:i w:val="false"/>
           <w:sz w:val="20"/>
         </w:rPr>
-        <w:t>Physics Diploma (Specialist)</w:t>
-      </w:r>
-      <w:r>
-        <w:rPr>
-          <w:rFonts w:eastAsia="Calibri"/>
-          <w:b w:val="false"/>
-          <w:i w:val="false"/>
-          <w:sz w:val="20"/>
-        </w:rPr>
-        <w:t>, Southern Federal University, 1994–1999</w:t>
-      </w:r>
-    </w:p>
-    <w:p>
-      <w:pPr>
-        <w:pStyle w:val="ListBullet"/>
-        <w:numPr>
-          <w:ilvl w:val="0"/>
-          <w:numId w:val="1"/>
-        </w:numPr>
-        <w:ind w:hanging="360" w:start="283"/>
-        <w:rPr/>
-      </w:pPr>
-      <w:r>
-        <w:rPr>
-          <w:rFonts w:eastAsia="Calibri"/>
-          <w:b/>
-          <w:i w:val="false"/>
-          <w:sz w:val="20"/>
-        </w:rPr>
-        <w:t>MBA</w:t>
-      </w:r>
-      <w:r>
-        <w:rPr>
-          <w:rFonts w:eastAsia="Calibri"/>
-          <w:b w:val="false"/>
-          <w:i w:val="false"/>
-          <w:sz w:val="20"/>
-        </w:rPr>
-        <w:t>, RANEPA, 2005–2007</w:t>
+        <w:t>Management accounting</w:t>
       </w:r>
     </w:p>
     <w:tbl>
@@ -2064,7 +4335,7 @@
           <w:color w:val="1F497D"/>
           <w:sz w:val="24"/>
         </w:rPr>
-        <w:t>Certifications</w:t>
+        <w:t>Additional Information</w:t>
       </w:r>
     </w:p>
     <w:p>
@@ -2080,11 +4351,20 @@
       <w:r>
         <w:rPr>
           <w:rFonts w:eastAsia="Calibri"/>
+          <w:b w:val="false"/>
+          <w:i w:val="false"/>
+          <w:sz w:val="20"/>
+        </w:rPr>
+        <w:t xml:space="preserve">Strong bridge between </w:t>
+      </w:r>
+      <w:r>
+        <w:rPr>
+          <w:rFonts w:eastAsia="Calibri"/>
           <w:b/>
           <w:i w:val="false"/>
           <w:sz w:val="20"/>
         </w:rPr>
-        <w:t>CAP</w:t>
+        <w:t>business metrics</w:t>
       </w:r>
       <w:r>
         <w:rPr>
@@ -2093,19 +4373,8 @@
           <w:i w:val="false"/>
           <w:sz w:val="20"/>
         </w:rPr>
-        <w:t xml:space="preserve"> — Certified Accountant Practitioner</w:t>
+        <w:t xml:space="preserve">, </w:t>
       </w:r>
-    </w:p>
-    <w:p>
-      <w:pPr>
-        <w:pStyle w:val="ListBullet"/>
-        <w:numPr>
-          <w:ilvl w:val="0"/>
-          <w:numId w:val="1"/>
-        </w:numPr>
-        <w:ind w:hanging="360" w:start="283"/>
-        <w:rPr/>
-      </w:pPr>
       <w:r>
         <w:rPr>
           <w:rFonts w:eastAsia="Calibri"/>
@@ -2113,7 +4382,7 @@
           <w:i w:val="false"/>
           <w:sz w:val="20"/>
         </w:rPr>
-        <w:t>CPA Russia Professional Development Courses:</w:t>
+        <w:t>analyst requirements</w:t>
       </w:r>
       <w:r>
         <w:rPr>
@@ -2122,74 +4391,8 @@
           <w:i w:val="false"/>
           <w:sz w:val="20"/>
         </w:rPr>
-        <w:t xml:space="preserve"> financial accounting and IFRS reporting, management accounting</w:t>
+        <w:t xml:space="preserve">, and </w:t>
       </w:r>
-    </w:p>
-    <w:tbl>
-      <w:tblPr>
-        <w:tblW w:w="10200" w:type="dxa"/>
-        <w:jc w:val="center"/>
-        <w:tblInd w:w="0" w:type="dxa"/>
-        <w:tblLayout w:type="fixed"/>
-        <w:tblCellMar>
-          <w:top w:w="0" w:type="dxa"/>
-          <w:start w:w="108" w:type="dxa"/>
-          <w:bottom w:w="0" w:type="dxa"/>
-          <w:end w:w="108" w:type="dxa"/>
-        </w:tblCellMar>
-        <w:tblLook w:val="04a0" w:firstRow="1" w:noVBand="1" w:lastRow="0" w:firstColumn="1" w:lastColumn="0" w:noHBand="0"/>
-      </w:tblPr>
-      <w:tblGrid>
-        <w:gridCol w:w="10200"/>
-      </w:tblGrid>
-      <w:tr>
-        <w:trPr/>
-        <w:tc>
-          <w:tcPr>
-            <w:tcW w:w="10200" w:type="dxa"/>
-            <w:tcBorders>
-              <w:bottom w:val="single" w:sz="6" w:space="0" w:color="2E5090"/>
-            </w:tcBorders>
-          </w:tcPr>
-          <w:p>
-            <w:pPr>
-              <w:pStyle w:val="Normal"/>
-              <w:widowControl/>
-              <w:bidi w:val="0"/>
-              <w:spacing w:lineRule="auto" w:line="276" w:before="0" w:after="200"/>
-              <w:jc w:val="start"/>
-              <w:rPr/>
-            </w:pPr>
-            <w:r>
-              <w:rPr/>
-            </w:r>
-          </w:p>
-        </w:tc>
-      </w:tr>
-    </w:tbl>
-    <w:p>
-      <w:pPr>
-        <w:pStyle w:val="Heading1"/>
-        <w:rPr/>
-      </w:pPr>
-      <w:r>
-        <w:rPr>
-          <w:color w:val="1F497D"/>
-          <w:sz w:val="24"/>
-        </w:rPr>
-        <w:t>Additional Information</w:t>
-      </w:r>
-    </w:p>
-    <w:p>
-      <w:pPr>
-        <w:pStyle w:val="ListBullet"/>
-        <w:numPr>
-          <w:ilvl w:val="0"/>
-          <w:numId w:val="1"/>
-        </w:numPr>
-        <w:ind w:hanging="360" w:start="283"/>
-        <w:rPr/>
-      </w:pPr>
       <w:r>
         <w:rPr>
           <w:rFonts w:eastAsia="Calibri"/>
@@ -2197,7 +4400,7 @@
           <w:i w:val="false"/>
           <w:sz w:val="20"/>
         </w:rPr>
-        <w:t>Open to relocation</w:t>
+        <w:t>production data pipelines</w:t>
       </w:r>
       <w:r>
         <w:rPr>
@@ -2206,7 +4409,7 @@
           <w:i w:val="false"/>
           <w:sz w:val="20"/>
         </w:rPr>
-        <w:t xml:space="preserve"> to Cyprus, Serbia, Georgia, or Kazakhstan with remote/hybrid flexibility.</w:t>
+        <w:t xml:space="preserve"> — comfortable owning the full path from requirement to tested mart.</w:t>
       </w:r>
     </w:p>
     <w:p>
@@ -2216,7 +4419,9 @@
           <w:ilvl w:val="0"/>
           <w:numId w:val="1"/>
         </w:numPr>
+        <w:spacing w:before="0" w:after="200"/>
         <w:ind w:hanging="360" w:start="283"/>
+        <w:contextualSpacing/>
         <w:rPr/>
       </w:pPr>
       <w:r>
@@ -2226,125 +4431,9 @@
           <w:i w:val="false"/>
           <w:sz w:val="20"/>
         </w:rPr>
-        <w:t xml:space="preserve">Rare combination of </w:t>
-      </w:r>
-      <w:r>
-        <w:rPr>
-          <w:rFonts w:eastAsia="Calibri"/>
-          <w:b/>
-          <w:i w:val="false"/>
-          <w:sz w:val="20"/>
-        </w:rPr>
-        <w:t>production analytics engineering</w:t>
-      </w:r>
-      <w:r>
-        <w:rPr>
-          <w:rFonts w:eastAsia="Calibri"/>
-          <w:b w:val="false"/>
-          <w:i w:val="false"/>
-          <w:sz w:val="20"/>
-        </w:rPr>
-        <w:t xml:space="preserve"> on a </w:t>
-      </w:r>
-      <w:r>
-        <w:rPr>
-          <w:rFonts w:eastAsia="Calibri"/>
-          <w:b/>
-          <w:i w:val="false"/>
-          <w:sz w:val="20"/>
-        </w:rPr>
-        <w:t>risk-heavy fintech platform</w:t>
-      </w:r>
-      <w:r>
-        <w:rPr>
-          <w:rFonts w:eastAsia="Calibri"/>
-          <w:b w:val="false"/>
-          <w:i w:val="false"/>
-          <w:sz w:val="20"/>
-        </w:rPr>
-        <w:t xml:space="preserve"> and </w:t>
-      </w:r>
-      <w:r>
-        <w:rPr>
-          <w:rFonts w:eastAsia="Calibri"/>
-          <w:b/>
-          <w:i w:val="false"/>
-          <w:sz w:val="20"/>
-        </w:rPr>
-        <w:t>deep finance domain</w:t>
-      </w:r>
-      <w:r>
-        <w:rPr>
-          <w:rFonts w:eastAsia="Calibri"/>
-          <w:b w:val="false"/>
-          <w:i w:val="false"/>
-          <w:sz w:val="20"/>
-        </w:rPr>
-        <w:t xml:space="preserve"> — well suited to enable Risk Domain teams on a modern DWH.</w:t>
+        <w:t>High-load, partner-facing product context: real-time order/webhook ingestion, billing quotas, and ML-adjacent feature pipelines feeding downstream analytics.</w:t>
       </w:r>
     </w:p>
-    <w:p>
-      <w:pPr>
-        <w:pStyle w:val="ListBullet"/>
-        <w:numPr>
-          <w:ilvl w:val="0"/>
-          <w:numId w:val="1"/>
-        </w:numPr>
-        <w:ind w:hanging="360" w:start="283"/>
-        <w:rPr/>
-      </w:pPr>
-      <w:r>
-        <w:rPr>
-          <w:rFonts w:eastAsia="Calibri"/>
-          <w:b w:val="false"/>
-          <w:i w:val="false"/>
-          <w:sz w:val="20"/>
-        </w:rPr>
-        <w:t>High-load context: real-time order and webhook ingestion, billing events, and ML-adjacent feature pipelines feeding downstream risk analytics.</w:t>
-      </w:r>
-    </w:p>
-    <w:tbl>
-      <w:tblPr>
-        <w:tblW w:w="10200" w:type="dxa"/>
-        <w:jc w:val="center"/>
-        <w:tblInd w:w="0" w:type="dxa"/>
-        <w:tblLayout w:type="fixed"/>
-        <w:tblCellMar>
-          <w:top w:w="0" w:type="dxa"/>
-          <w:start w:w="108" w:type="dxa"/>
-          <w:bottom w:w="0" w:type="dxa"/>
-          <w:end w:w="108" w:type="dxa"/>
-        </w:tblCellMar>
-        <w:tblLook w:val="04a0" w:firstRow="1" w:noVBand="1" w:lastRow="0" w:firstColumn="1" w:lastColumn="0" w:noHBand="0"/>
-      </w:tblPr>
-      <w:tblGrid>
-        <w:gridCol w:w="10200"/>
-      </w:tblGrid>
-      <w:tr>
-        <w:trPr/>
-        <w:tc>
-          <w:tcPr>
-            <w:tcW w:w="10200" w:type="dxa"/>
-            <w:tcBorders>
-              <w:bottom w:val="single" w:sz="6" w:space="0" w:color="2E5090"/>
-            </w:tcBorders>
-          </w:tcPr>
-          <w:p>
-            <w:pPr>
-              <w:pStyle w:val="Normal"/>
-              <w:widowControl/>
-              <w:bidi w:val="0"/>
-              <w:spacing w:lineRule="auto" w:line="276" w:before="0" w:after="200"/>
-              <w:jc w:val="start"/>
-              <w:rPr/>
-            </w:pPr>
-            <w:r>
-              <w:rPr/>
-            </w:r>
-          </w:p>
-        </w:tc>
-      </w:tr>
-    </w:tbl>
     <w:sectPr>
       <w:type w:val="nextPage"/>
       <w:pgSz w:w="12240" w:h="15840"/>
@@ -2387,7 +4476,6 @@
         </w:tabs>
         <w:ind w:start="1080" w:hanging="360"/>
       </w:pPr>
-      <w:rPr/>
     </w:lvl>
     <w:lvl w:ilvl="2">
       <w:start w:val="1"/>
@@ -2400,7 +4488,6 @@
         </w:tabs>
         <w:ind w:start="1440" w:hanging="360"/>
       </w:pPr>
-      <w:rPr/>
     </w:lvl>
     <w:lvl w:ilvl="3">
       <w:start w:val="1"/>
@@ -2413,7 +4500,6 @@
         </w:tabs>
         <w:ind w:start="1800" w:hanging="360"/>
       </w:pPr>
-      <w:rPr/>
     </w:lvl>
     <w:lvl w:ilvl="4">
       <w:start w:val="1"/>
@@ -2426,7 +4512,6 @@
         </w:tabs>
         <w:ind w:start="2160" w:hanging="360"/>
       </w:pPr>
-      <w:rPr/>
     </w:lvl>
     <w:lvl w:ilvl="5">
       <w:start w:val="1"/>
@@ -2439,7 +4524,6 @@
         </w:tabs>
         <w:ind w:start="2520" w:hanging="360"/>
       </w:pPr>
-      <w:rPr/>
     </w:lvl>
     <w:lvl w:ilvl="6">
       <w:start w:val="1"/>
@@ -2452,7 +4536,6 @@
         </w:tabs>
         <w:ind w:start="2880" w:hanging="360"/>
       </w:pPr>
-      <w:rPr/>
     </w:lvl>
     <w:lvl w:ilvl="7">
       <w:start w:val="1"/>
@@ -2465,7 +4548,6 @@
         </w:tabs>
         <w:ind w:start="3240" w:hanging="360"/>
       </w:pPr>
-      <w:rPr/>
     </w:lvl>
     <w:lvl w:ilvl="8">
       <w:start w:val="1"/>
@@ -2478,7 +4560,6 @@
         </w:tabs>
         <w:ind w:start="3600" w:hanging="360"/>
       </w:pPr>
-      <w:rPr/>
     </w:lvl>
   </w:abstractNum>
   <w:abstractNum w:abstractNumId="2">
@@ -2508,7 +4589,6 @@
         </w:tabs>
         <w:ind w:start="1080" w:hanging="360"/>
       </w:pPr>
-      <w:rPr/>
     </w:lvl>
     <w:lvl w:ilvl="2">
       <w:start w:val="1"/>
@@ -2521,7 +4601,6 @@
         </w:tabs>
         <w:ind w:start="1440" w:hanging="360"/>
       </w:pPr>
-      <w:rPr/>
     </w:lvl>
     <w:lvl w:ilvl="3">
       <w:start w:val="1"/>
@@ -2534,7 +4613,6 @@
         </w:tabs>
         <w:ind w:start="1800" w:hanging="360"/>
       </w:pPr>
-      <w:rPr/>
     </w:lvl>
     <w:lvl w:ilvl="4">
       <w:start w:val="1"/>
@@ -2547,7 +4625,6 @@
         </w:tabs>
         <w:ind w:start="2160" w:hanging="360"/>
       </w:pPr>
-      <w:rPr/>
     </w:lvl>
     <w:lvl w:ilvl="5">
       <w:start w:val="1"/>
@@ -2560,7 +4637,6 @@
         </w:tabs>
         <w:ind w:start="2520" w:hanging="360"/>
       </w:pPr>
-      <w:rPr/>
     </w:lvl>
     <w:lvl w:ilvl="6">
       <w:start w:val="1"/>
@@ -2573,7 +4649,6 @@
         </w:tabs>
         <w:ind w:start="2880" w:hanging="360"/>
       </w:pPr>
-      <w:rPr/>
     </w:lvl>
     <w:lvl w:ilvl="7">
       <w:start w:val="1"/>
@@ -2586,7 +4661,6 @@
         </w:tabs>
         <w:ind w:start="3240" w:hanging="360"/>
       </w:pPr>
-      <w:rPr/>
     </w:lvl>
     <w:lvl w:ilvl="8">
       <w:start w:val="1"/>
@@ -2599,7 +4673,6 @@
         </w:tabs>
         <w:ind w:start="3600" w:hanging="360"/>
       </w:pPr>
-      <w:rPr/>
     </w:lvl>
   </w:abstractNum>
   <w:abstractNum w:abstractNumId="3">
@@ -2629,7 +4702,6 @@
         </w:tabs>
         <w:ind w:start="1080" w:hanging="360"/>
       </w:pPr>
-      <w:rPr/>
     </w:lvl>
     <w:lvl w:ilvl="2">
       <w:start w:val="1"/>
@@ -2642,7 +4714,6 @@
         </w:tabs>
         <w:ind w:start="1440" w:hanging="360"/>
       </w:pPr>
-      <w:rPr/>
     </w:lvl>
     <w:lvl w:ilvl="3">
       <w:start w:val="1"/>
@@ -2655,7 +4726,6 @@
         </w:tabs>
         <w:ind w:start="1800" w:hanging="360"/>
       </w:pPr>
-      <w:rPr/>
     </w:lvl>
     <w:lvl w:ilvl="4">
       <w:start w:val="1"/>
@@ -2668,7 +4738,6 @@
         </w:tabs>
         <w:ind w:start="2160" w:hanging="360"/>
       </w:pPr>
-      <w:rPr/>
     </w:lvl>
     <w:lvl w:ilvl="5">
       <w:start w:val="1"/>
@@ -2681,7 +4750,6 @@
         </w:tabs>
         <w:ind w:start="2520" w:hanging="360"/>
       </w:pPr>
-      <w:rPr/>
     </w:lvl>
     <w:lvl w:ilvl="6">
       <w:start w:val="1"/>
@@ -2694,7 +4762,6 @@
         </w:tabs>
         <w:ind w:start="2880" w:hanging="360"/>
       </w:pPr>
-      <w:rPr/>
     </w:lvl>
     <w:lvl w:ilvl="7">
       <w:start w:val="1"/>
@@ -2707,7 +4774,6 @@
         </w:tabs>
         <w:ind w:start="3240" w:hanging="360"/>
       </w:pPr>
-      <w:rPr/>
     </w:lvl>
     <w:lvl w:ilvl="8">
       <w:start w:val="1"/>
@@ -2720,7 +4786,6 @@
         </w:tabs>
         <w:ind w:start="3600" w:hanging="360"/>
       </w:pPr>
-      <w:rPr/>
     </w:lvl>
   </w:abstractNum>
   <w:abstractNum w:abstractNumId="4">
@@ -2748,7 +4813,6 @@
         </w:tabs>
         <w:ind w:start="1080" w:hanging="360"/>
       </w:pPr>
-      <w:rPr/>
     </w:lvl>
     <w:lvl w:ilvl="2">
       <w:start w:val="1"/>
@@ -2761,7 +4825,6 @@
         </w:tabs>
         <w:ind w:start="1440" w:hanging="360"/>
       </w:pPr>
-      <w:rPr/>
     </w:lvl>
     <w:lvl w:ilvl="3">
       <w:start w:val="1"/>
@@ -2774,7 +4837,6 @@
         </w:tabs>
         <w:ind w:start="1800" w:hanging="360"/>
       </w:pPr>
-      <w:rPr/>
     </w:lvl>
     <w:lvl w:ilvl="4">
       <w:start w:val="1"/>
@@ -2787,7 +4849,6 @@
         </w:tabs>
         <w:ind w:start="2160" w:hanging="360"/>
       </w:pPr>
-      <w:rPr/>
     </w:lvl>
     <w:lvl w:ilvl="5">
       <w:start w:val="1"/>
@@ -2800,7 +4861,6 @@
         </w:tabs>
         <w:ind w:start="2520" w:hanging="360"/>
       </w:pPr>
-      <w:rPr/>
     </w:lvl>
     <w:lvl w:ilvl="6">
       <w:start w:val="1"/>
@@ -2813,7 +4873,6 @@
         </w:tabs>
         <w:ind w:start="2880" w:hanging="360"/>
       </w:pPr>
-      <w:rPr/>
     </w:lvl>
     <w:lvl w:ilvl="7">
       <w:start w:val="1"/>
@@ -2826,7 +4885,6 @@
         </w:tabs>
         <w:ind w:start="3240" w:hanging="360"/>
       </w:pPr>
-      <w:rPr/>
     </w:lvl>
     <w:lvl w:ilvl="8">
       <w:start w:val="1"/>
@@ -2839,7 +4897,6 @@
         </w:tabs>
         <w:ind w:start="3600" w:hanging="360"/>
       </w:pPr>
-      <w:rPr/>
     </w:lvl>
   </w:abstractNum>
   <w:abstractNum w:abstractNumId="5">
@@ -2867,7 +4924,6 @@
         </w:tabs>
         <w:ind w:start="1080" w:hanging="360"/>
       </w:pPr>
-      <w:rPr/>
     </w:lvl>
     <w:lvl w:ilvl="2">
       <w:start w:val="1"/>
@@ -2880,7 +4936,6 @@
         </w:tabs>
         <w:ind w:start="1440" w:hanging="360"/>
       </w:pPr>
-      <w:rPr/>
     </w:lvl>
     <w:lvl w:ilvl="3">
       <w:start w:val="1"/>
@@ -2893,7 +4948,6 @@
         </w:tabs>
         <w:ind w:start="1800" w:hanging="360"/>
       </w:pPr>
-      <w:rPr/>
     </w:lvl>
     <w:lvl w:ilvl="4">
       <w:start w:val="1"/>
@@ -2906,7 +4960,6 @@
         </w:tabs>
         <w:ind w:start="2160" w:hanging="360"/>
       </w:pPr>
-      <w:rPr/>
     </w:lvl>
     <w:lvl w:ilvl="5">
       <w:start w:val="1"/>
@@ -2919,7 +4972,6 @@
         </w:tabs>
         <w:ind w:start="2520" w:hanging="360"/>
       </w:pPr>
-      <w:rPr/>
     </w:lvl>
     <w:lvl w:ilvl="6">
       <w:start w:val="1"/>
@@ -2932,7 +4984,6 @@
         </w:tabs>
         <w:ind w:start="2880" w:hanging="360"/>
       </w:pPr>
-      <w:rPr/>
     </w:lvl>
     <w:lvl w:ilvl="7">
       <w:start w:val="1"/>
@@ -2945,7 +4996,6 @@
         </w:tabs>
         <w:ind w:start="3240" w:hanging="360"/>
       </w:pPr>
-      <w:rPr/>
     </w:lvl>
     <w:lvl w:ilvl="8">
       <w:start w:val="1"/>
@@ -2958,7 +5008,6 @@
         </w:tabs>
         <w:ind w:start="3600" w:hanging="360"/>
       </w:pPr>
-      <w:rPr/>
     </w:lvl>
   </w:abstractNum>
   <w:abstractNum w:abstractNumId="6">
@@ -2986,7 +5035,6 @@
         </w:tabs>
         <w:ind w:start="1080" w:hanging="360"/>
       </w:pPr>
-      <w:rPr/>
     </w:lvl>
     <w:lvl w:ilvl="2">
       <w:start w:val="1"/>
@@ -2999,7 +5047,6 @@
         </w:tabs>
         <w:ind w:start="1440" w:hanging="360"/>
       </w:pPr>
-      <w:rPr/>
     </w:lvl>
     <w:lvl w:ilvl="3">
       <w:start w:val="1"/>
@@ -3012,7 +5059,6 @@
         </w:tabs>
         <w:ind w:start="1800" w:hanging="360"/>
       </w:pPr>
-      <w:rPr/>
     </w:lvl>
     <w:lvl w:ilvl="4">
       <w:start w:val="1"/>
@@ -3025,7 +5071,6 @@
         </w:tabs>
         <w:ind w:start="2160" w:hanging="360"/>
       </w:pPr>
-      <w:rPr/>
     </w:lvl>
     <w:lvl w:ilvl="5">
       <w:start w:val="1"/>
@@ -3038,7 +5083,6 @@
         </w:tabs>
         <w:ind w:start="2520" w:hanging="360"/>
       </w:pPr>
-      <w:rPr/>
     </w:lvl>
     <w:lvl w:ilvl="6">
       <w:start w:val="1"/>
@@ -3051,7 +5095,6 @@
         </w:tabs>
         <w:ind w:start="2880" w:hanging="360"/>
       </w:pPr>
-      <w:rPr/>
     </w:lvl>
     <w:lvl w:ilvl="7">
       <w:start w:val="1"/>
@@ -3064,7 +5107,6 @@
         </w:tabs>
         <w:ind w:start="3240" w:hanging="360"/>
       </w:pPr>
-      <w:rPr/>
     </w:lvl>
     <w:lvl w:ilvl="8">
       <w:start w:val="1"/>
@@ -3077,7 +5119,6 @@
         </w:tabs>
         <w:ind w:start="3600" w:hanging="360"/>
       </w:pPr>
-      <w:rPr/>
     </w:lvl>
   </w:abstractNum>
   <w:abstractNum w:abstractNumId="7">
@@ -3228,7 +5269,7 @@
   <w:docDefaults>
     <w:rPrDefault>
       <w:rPr>
-        <w:rFonts w:ascii="Cambria" w:hAnsi="Cambria" w:eastAsia="" w:cs="" w:asciiTheme="minorHAnsi" w:cstheme="minorBidi" w:eastAsiaTheme="minorEastAsia" w:hAnsiTheme="minorHAnsi"/>
+        <w:rFonts w:ascii="Cambria" w:hAnsi="Cambria" w:eastAsia="ＭＳ 明朝" w:cs="" w:asciiTheme="minorHAnsi" w:cstheme="minorBidi" w:eastAsiaTheme="minorEastAsia" w:hAnsiTheme="minorHAnsi"/>
         <w:sz w:val="22"/>
         <w:szCs w:val="22"/>
         <w:lang w:val="en-US" w:eastAsia="en-US" w:bidi="ar-SA"/>
@@ -3385,7 +5426,6 @@
     <w:rsid w:val="00fc693f"/>
     <w:pPr>
       <w:widowControl/>
-      <w:suppressAutoHyphens w:val="true"/>
       <w:bidi w:val="0"/>
       <w:spacing w:lineRule="auto" w:line="276" w:before="0" w:after="200"/>
       <w:jc w:val="start"/>
@@ -3414,7 +5454,7 @@
       <w:outlineLvl w:val="0"/>
     </w:pPr>
     <w:rPr>
-      <w:rFonts w:ascii="Calibri" w:hAnsi="Calibri" w:eastAsia="" w:cs="" w:asciiTheme="majorHAnsi" w:cstheme="majorBidi" w:eastAsiaTheme="majorEastAsia" w:hAnsiTheme="majorHAnsi"/>
+      <w:rFonts w:ascii="Calibri" w:hAnsi="Calibri" w:eastAsia="ＭＳ ゴシック" w:cs="" w:asciiTheme="majorHAnsi" w:cstheme="majorBidi" w:eastAsiaTheme="majorEastAsia" w:hAnsiTheme="majorHAnsi"/>
       <w:b/>
       <w:bCs/>
       <w:color w:themeColor="accent1" w:themeShade="bf" w:val="365F91"/>
@@ -3438,7 +5478,7 @@
       <w:outlineLvl w:val="1"/>
     </w:pPr>
     <w:rPr>
-      <w:rFonts w:ascii="Calibri" w:hAnsi="Calibri" w:eastAsia="" w:cs="" w:asciiTheme="majorHAnsi" w:cstheme="majorBidi" w:eastAsiaTheme="majorEastAsia" w:hAnsiTheme="majorHAnsi"/>
+      <w:rFonts w:ascii="Calibri" w:hAnsi="Calibri" w:eastAsia="ＭＳ ゴシック" w:cs="" w:asciiTheme="majorHAnsi" w:cstheme="majorBidi" w:eastAsiaTheme="majorEastAsia" w:hAnsiTheme="majorHAnsi"/>
       <w:b/>
       <w:bCs/>
       <w:color w:themeColor="accent1" w:val="4F81BD"/>
@@ -3462,7 +5502,7 @@
       <w:outlineLvl w:val="2"/>
     </w:pPr>
     <w:rPr>
-      <w:rFonts w:ascii="Calibri" w:hAnsi="Calibri" w:eastAsia="" w:cs="" w:asciiTheme="majorHAnsi" w:cstheme="majorBidi" w:eastAsiaTheme="majorEastAsia" w:hAnsiTheme="majorHAnsi"/>
+      <w:rFonts w:ascii="Calibri" w:hAnsi="Calibri" w:eastAsia="ＭＳ ゴシック" w:cs="" w:asciiTheme="majorHAnsi" w:cstheme="majorBidi" w:eastAsiaTheme="majorEastAsia" w:hAnsiTheme="majorHAnsi"/>
       <w:b/>
       <w:bCs/>
       <w:color w:themeColor="accent1" w:val="4F81BD"/>
@@ -3485,7 +5525,7 @@
       <w:outlineLvl w:val="3"/>
     </w:pPr>
     <w:rPr>
-      <w:rFonts w:ascii="Calibri" w:hAnsi="Calibri" w:eastAsia="" w:cs="" w:asciiTheme="majorHAnsi" w:cstheme="majorBidi" w:eastAsiaTheme="majorEastAsia" w:hAnsiTheme="majorHAnsi"/>
+      <w:rFonts w:ascii="Calibri" w:hAnsi="Calibri" w:eastAsia="ＭＳ ゴシック" w:cs="" w:asciiTheme="majorHAnsi" w:cstheme="majorBidi" w:eastAsiaTheme="majorEastAsia" w:hAnsiTheme="majorHAnsi"/>
       <w:b/>
       <w:bCs/>
       <w:i/>
@@ -3510,7 +5550,7 @@
       <w:outlineLvl w:val="4"/>
     </w:pPr>
     <w:rPr>
-      <w:rFonts w:ascii="Calibri" w:hAnsi="Calibri" w:eastAsia="" w:cs="" w:asciiTheme="majorHAnsi" w:cstheme="majorBidi" w:eastAsiaTheme="majorEastAsia" w:hAnsiTheme="majorHAnsi"/>
+      <w:rFonts w:ascii="Calibri" w:hAnsi="Calibri" w:eastAsia="ＭＳ ゴシック" w:cs="" w:asciiTheme="majorHAnsi" w:cstheme="majorBidi" w:eastAsiaTheme="majorEastAsia" w:hAnsiTheme="majorHAnsi"/>
       <w:color w:themeColor="accent1" w:themeShade="7f" w:val="243F60"/>
     </w:rPr>
   </w:style>
@@ -3531,7 +5571,7 @@
       <w:outlineLvl w:val="5"/>
     </w:pPr>
     <w:rPr>
-      <w:rFonts w:ascii="Calibri" w:hAnsi="Calibri" w:eastAsia="" w:cs="" w:asciiTheme="majorHAnsi" w:cstheme="majorBidi" w:eastAsiaTheme="majorEastAsia" w:hAnsiTheme="majorHAnsi"/>
+      <w:rFonts w:ascii="Calibri" w:hAnsi="Calibri" w:eastAsia="ＭＳ ゴシック" w:cs="" w:asciiTheme="majorHAnsi" w:cstheme="majorBidi" w:eastAsiaTheme="majorEastAsia" w:hAnsiTheme="majorHAnsi"/>
       <w:i/>
       <w:iCs/>
       <w:color w:themeColor="accent1" w:themeShade="7f" w:val="243F60"/>
@@ -3554,7 +5594,7 @@
       <w:outlineLvl w:val="6"/>
     </w:pPr>
     <w:rPr>
-      <w:rFonts w:ascii="Calibri" w:hAnsi="Calibri" w:eastAsia="" w:cs="" w:asciiTheme="majorHAnsi" w:cstheme="majorBidi" w:eastAsiaTheme="majorEastAsia" w:hAnsiTheme="majorHAnsi"/>
+      <w:rFonts w:ascii="Calibri" w:hAnsi="Calibri" w:eastAsia="ＭＳ ゴシック" w:cs="" w:asciiTheme="majorHAnsi" w:cstheme="majorBidi" w:eastAsiaTheme="majorEastAsia" w:hAnsiTheme="majorHAnsi"/>
       <w:i/>
       <w:iCs/>
       <w:color w:themeColor="text1" w:themeTint="bf" w:val="404040"/>
@@ -3577,7 +5617,7 @@
       <w:outlineLvl w:val="7"/>
     </w:pPr>
     <w:rPr>
-      <w:rFonts w:ascii="Calibri" w:hAnsi="Calibri" w:eastAsia="" w:cs="" w:asciiTheme="majorHAnsi" w:cstheme="majorBidi" w:eastAsiaTheme="majorEastAsia" w:hAnsiTheme="majorHAnsi"/>
+      <w:rFonts w:ascii="Calibri" w:hAnsi="Calibri" w:eastAsia="ＭＳ ゴシック" w:cs="" w:asciiTheme="majorHAnsi" w:cstheme="majorBidi" w:eastAsiaTheme="majorEastAsia" w:hAnsiTheme="majorHAnsi"/>
       <w:color w:themeColor="accent1" w:val="4F81BD"/>
       <w:sz w:val="20"/>
       <w:szCs w:val="20"/>
@@ -3600,7 +5640,7 @@
       <w:outlineLvl w:val="8"/>
     </w:pPr>
     <w:rPr>
-      <w:rFonts w:ascii="Calibri" w:hAnsi="Calibri" w:eastAsia="" w:cs="" w:asciiTheme="majorHAnsi" w:cstheme="majorBidi" w:eastAsiaTheme="majorEastAsia" w:hAnsiTheme="majorHAnsi"/>
+      <w:rFonts w:ascii="Calibri" w:hAnsi="Calibri" w:eastAsia="ＭＳ ゴシック" w:cs="" w:asciiTheme="majorHAnsi" w:cstheme="majorBidi" w:eastAsiaTheme="majorEastAsia" w:hAnsiTheme="majorHAnsi"/>
       <w:i/>
       <w:iCs/>
       <w:color w:themeColor="text1" w:themeTint="bf" w:val="404040"/>
@@ -3642,7 +5682,7 @@
     <w:qFormat/>
     <w:rsid w:val="00fc693f"/>
     <w:rPr>
-      <w:rFonts w:ascii="Calibri" w:hAnsi="Calibri" w:eastAsia="" w:cs="" w:asciiTheme="majorHAnsi" w:cstheme="majorBidi" w:eastAsiaTheme="majorEastAsia" w:hAnsiTheme="majorHAnsi"/>
+      <w:rFonts w:ascii="Calibri" w:hAnsi="Calibri" w:eastAsia="ＭＳ ゴシック" w:cs="" w:asciiTheme="majorHAnsi" w:cstheme="majorBidi" w:eastAsiaTheme="majorEastAsia" w:hAnsiTheme="majorHAnsi"/>
       <w:b/>
       <w:bCs/>
       <w:color w:themeColor="accent1" w:themeShade="bf" w:val="365F91"/>
@@ -3658,7 +5698,7 @@
     <w:qFormat/>
     <w:rsid w:val="00fc693f"/>
     <w:rPr>
-      <w:rFonts w:ascii="Calibri" w:hAnsi="Calibri" w:eastAsia="" w:cs="" w:asciiTheme="majorHAnsi" w:cstheme="majorBidi" w:eastAsiaTheme="majorEastAsia" w:hAnsiTheme="majorHAnsi"/>
+      <w:rFonts w:ascii="Calibri" w:hAnsi="Calibri" w:eastAsia="ＭＳ ゴシック" w:cs="" w:asciiTheme="majorHAnsi" w:cstheme="majorBidi" w:eastAsiaTheme="majorEastAsia" w:hAnsiTheme="majorHAnsi"/>
       <w:b/>
       <w:bCs/>
       <w:color w:themeColor="accent1" w:val="4F81BD"/>
@@ -3674,7 +5714,7 @@
     <w:qFormat/>
     <w:rsid w:val="00fc693f"/>
     <w:rPr>
-      <w:rFonts w:ascii="Calibri" w:hAnsi="Calibri" w:eastAsia="" w:cs="" w:asciiTheme="majorHAnsi" w:cstheme="majorBidi" w:eastAsiaTheme="majorEastAsia" w:hAnsiTheme="majorHAnsi"/>
+      <w:rFonts w:ascii="Calibri" w:hAnsi="Calibri" w:eastAsia="ＭＳ ゴシック" w:cs="" w:asciiTheme="majorHAnsi" w:cstheme="majorBidi" w:eastAsiaTheme="majorEastAsia" w:hAnsiTheme="majorHAnsi"/>
       <w:b/>
       <w:bCs/>
       <w:color w:themeColor="accent1" w:val="4F81BD"/>
@@ -3688,7 +5728,7 @@
     <w:qFormat/>
     <w:rsid w:val="00fc693f"/>
     <w:rPr>
-      <w:rFonts w:ascii="Calibri" w:hAnsi="Calibri" w:eastAsia="" w:cs="" w:asciiTheme="majorHAnsi" w:cstheme="majorBidi" w:eastAsiaTheme="majorEastAsia" w:hAnsiTheme="majorHAnsi"/>
+      <w:rFonts w:ascii="Calibri" w:hAnsi="Calibri" w:eastAsia="ＭＳ ゴシック" w:cs="" w:asciiTheme="majorHAnsi" w:cstheme="majorBidi" w:eastAsiaTheme="majorEastAsia" w:hAnsiTheme="majorHAnsi"/>
       <w:color w:themeColor="text2" w:themeShade="bf" w:val="17365D"/>
       <w:spacing w:val="5"/>
       <w:kern w:val="2"/>
@@ -3704,7 +5744,7 @@
     <w:qFormat/>
     <w:rsid w:val="00fc693f"/>
     <w:rPr>
-      <w:rFonts w:ascii="Calibri" w:hAnsi="Calibri" w:eastAsia="" w:cs="" w:asciiTheme="majorHAnsi" w:cstheme="majorBidi" w:eastAsiaTheme="majorEastAsia" w:hAnsiTheme="majorHAnsi"/>
+      <w:rFonts w:ascii="Calibri" w:hAnsi="Calibri" w:eastAsia="ＭＳ ゴシック" w:cs="" w:asciiTheme="majorHAnsi" w:cstheme="majorBidi" w:eastAsiaTheme="majorEastAsia" w:hAnsiTheme="majorHAnsi"/>
       <w:i/>
       <w:iCs/>
       <w:color w:themeColor="accent1" w:val="4F81BD"/>
@@ -3777,7 +5817,7 @@
     <w:qFormat/>
     <w:rsid w:val="00fc693f"/>
     <w:rPr>
-      <w:rFonts w:ascii="Calibri" w:hAnsi="Calibri" w:eastAsia="" w:cs="" w:asciiTheme="majorHAnsi" w:cstheme="majorBidi" w:eastAsiaTheme="majorEastAsia" w:hAnsiTheme="majorHAnsi"/>
+      <w:rFonts w:ascii="Calibri" w:hAnsi="Calibri" w:eastAsia="ＭＳ ゴシック" w:cs="" w:asciiTheme="majorHAnsi" w:cstheme="majorBidi" w:eastAsiaTheme="majorEastAsia" w:hAnsiTheme="majorHAnsi"/>
       <w:b/>
       <w:bCs/>
       <w:i/>
@@ -3794,7 +5834,7 @@
     <w:qFormat/>
     <w:rsid w:val="00fc693f"/>
     <w:rPr>
-      <w:rFonts w:ascii="Calibri" w:hAnsi="Calibri" w:eastAsia="" w:cs="" w:asciiTheme="majorHAnsi" w:cstheme="majorBidi" w:eastAsiaTheme="majorEastAsia" w:hAnsiTheme="majorHAnsi"/>
+      <w:rFonts w:ascii="Calibri" w:hAnsi="Calibri" w:eastAsia="ＭＳ ゴシック" w:cs="" w:asciiTheme="majorHAnsi" w:cstheme="majorBidi" w:eastAsiaTheme="majorEastAsia" w:hAnsiTheme="majorHAnsi"/>
       <w:color w:themeColor="accent1" w:themeShade="7f" w:val="243F60"/>
     </w:rPr>
   </w:style>
@@ -3807,7 +5847,7 @@
     <w:qFormat/>
     <w:rsid w:val="00fc693f"/>
     <w:rPr>
-      <w:rFonts w:ascii="Calibri" w:hAnsi="Calibri" w:eastAsia="" w:cs="" w:asciiTheme="majorHAnsi" w:cstheme="majorBidi" w:eastAsiaTheme="majorEastAsia" w:hAnsiTheme="majorHAnsi"/>
+      <w:rFonts w:ascii="Calibri" w:hAnsi="Calibri" w:eastAsia="ＭＳ ゴシック" w:cs="" w:asciiTheme="majorHAnsi" w:cstheme="majorBidi" w:eastAsiaTheme="majorEastAsia" w:hAnsiTheme="majorHAnsi"/>
       <w:i/>
       <w:iCs/>
       <w:color w:themeColor="accent1" w:themeShade="7f" w:val="243F60"/>
@@ -3822,7 +5862,7 @@
     <w:qFormat/>
     <w:rsid w:val="00fc693f"/>
     <w:rPr>
-      <w:rFonts w:ascii="Calibri" w:hAnsi="Calibri" w:eastAsia="" w:cs="" w:asciiTheme="majorHAnsi" w:cstheme="majorBidi" w:eastAsiaTheme="majorEastAsia" w:hAnsiTheme="majorHAnsi"/>
+      <w:rFonts w:ascii="Calibri" w:hAnsi="Calibri" w:eastAsia="ＭＳ ゴシック" w:cs="" w:asciiTheme="majorHAnsi" w:cstheme="majorBidi" w:eastAsiaTheme="majorEastAsia" w:hAnsiTheme="majorHAnsi"/>
       <w:i/>
       <w:iCs/>
       <w:color w:themeColor="text1" w:themeTint="bf" w:val="404040"/>
@@ -3837,7 +5877,7 @@
     <w:qFormat/>
     <w:rsid w:val="00fc693f"/>
     <w:rPr>
-      <w:rFonts w:ascii="Calibri" w:hAnsi="Calibri" w:eastAsia="" w:cs="" w:asciiTheme="majorHAnsi" w:cstheme="majorBidi" w:eastAsiaTheme="majorEastAsia" w:hAnsiTheme="majorHAnsi"/>
+      <w:rFonts w:ascii="Calibri" w:hAnsi="Calibri" w:eastAsia="ＭＳ ゴシック" w:cs="" w:asciiTheme="majorHAnsi" w:cstheme="majorBidi" w:eastAsiaTheme="majorEastAsia" w:hAnsiTheme="majorHAnsi"/>
       <w:color w:themeColor="accent1" w:val="4F81BD"/>
       <w:sz w:val="20"/>
       <w:szCs w:val="20"/>
@@ -3852,7 +5892,7 @@
     <w:qFormat/>
     <w:rsid w:val="00fc693f"/>
     <w:rPr>
-      <w:rFonts w:ascii="Calibri" w:hAnsi="Calibri" w:eastAsia="" w:cs="" w:asciiTheme="majorHAnsi" w:cstheme="majorBidi" w:eastAsiaTheme="majorEastAsia" w:hAnsiTheme="majorHAnsi"/>
+      <w:rFonts w:ascii="Calibri" w:hAnsi="Calibri" w:eastAsia="ＭＳ ゴシック" w:cs="" w:asciiTheme="majorHAnsi" w:cstheme="majorBidi" w:eastAsiaTheme="majorEastAsia" w:hAnsiTheme="majorHAnsi"/>
       <w:i/>
       <w:iCs/>
       <w:color w:themeColor="text1" w:themeTint="bf" w:val="404040"/>
@@ -4082,13 +6122,12 @@
     <w:rsid w:val="00fc693f"/>
     <w:pPr>
       <w:widowControl/>
-      <w:suppressAutoHyphens w:val="true"/>
       <w:bidi w:val="0"/>
       <w:spacing w:lineRule="auto" w:line="240" w:before="0" w:after="0"/>
       <w:jc w:val="start"/>
     </w:pPr>
     <w:rPr>
-      <w:rFonts w:ascii="Cambria" w:hAnsi="Cambria" w:eastAsia="" w:cs="" w:asciiTheme="minorHAnsi" w:cstheme="minorBidi" w:eastAsiaTheme="minorEastAsia" w:hAnsiTheme="minorHAnsi"/>
+      <w:rFonts w:ascii="Cambria" w:hAnsi="Cambria" w:eastAsia="ＭＳ 明朝" w:cs="" w:asciiTheme="minorHAnsi" w:cstheme="minorBidi" w:eastAsiaTheme="minorEastAsia" w:hAnsiTheme="minorHAnsi"/>
       <w:color w:val="auto"/>
       <w:kern w:val="0"/>
       <w:sz w:val="22"/>
@@ -4112,7 +6151,7 @@
       <w:contextualSpacing/>
     </w:pPr>
     <w:rPr>
-      <w:rFonts w:ascii="Calibri" w:hAnsi="Calibri" w:eastAsia="" w:cs="" w:asciiTheme="majorHAnsi" w:cstheme="majorBidi" w:eastAsiaTheme="majorEastAsia" w:hAnsiTheme="majorHAnsi"/>
+      <w:rFonts w:ascii="Calibri" w:hAnsi="Calibri" w:eastAsia="ＭＳ ゴシック" w:cs="" w:asciiTheme="majorHAnsi" w:cstheme="majorBidi" w:eastAsiaTheme="majorEastAsia" w:hAnsiTheme="majorHAnsi"/>
       <w:color w:themeColor="text2" w:themeShade="bf" w:val="17365D"/>
       <w:spacing w:val="5"/>
       <w:kern w:val="2"/>
@@ -4130,7 +6169,7 @@
     <w:rsid w:val="00fc693f"/>
     <w:pPr/>
     <w:rPr>
-      <w:rFonts w:ascii="Calibri" w:hAnsi="Calibri" w:eastAsia="" w:cs="" w:asciiTheme="majorHAnsi" w:cstheme="majorBidi" w:eastAsiaTheme="majorEastAsia" w:hAnsiTheme="majorHAnsi"/>
+      <w:rFonts w:ascii="Calibri" w:hAnsi="Calibri" w:eastAsia="ＭＳ ゴシック" w:cs="" w:asciiTheme="majorHAnsi" w:cstheme="majorBidi" w:eastAsiaTheme="majorEastAsia" w:hAnsiTheme="majorHAnsi"/>
       <w:i/>
       <w:iCs/>
       <w:color w:themeColor="accent1" w:val="4F81BD"/>
@@ -4363,13 +6402,12 @@
         <w:tab w:val="left" w:pos="3456" w:leader="none"/>
         <w:tab w:val="left" w:pos="4032" w:leader="none"/>
       </w:tabs>
-      <w:suppressAutoHyphens w:val="true"/>
       <w:bidi w:val="0"/>
       <w:spacing w:lineRule="auto" w:line="276" w:before="0" w:after="200"/>
       <w:jc w:val="start"/>
     </w:pPr>
     <w:rPr>
-      <w:rFonts w:ascii="Courier" w:hAnsi="Courier" w:eastAsia="" w:cs="" w:cstheme="minorBidi" w:eastAsiaTheme="minorEastAsia"/>
+      <w:rFonts w:ascii="Courier" w:hAnsi="Courier" w:eastAsia="ＭＳ 明朝" w:cs="" w:cstheme="minorBidi" w:eastAsiaTheme="minorEastAsia"/>
       <w:color w:val="auto"/>
       <w:kern w:val="0"/>
       <w:sz w:val="20"/>
@@ -7567,6 +9605,7 @@
       <w:pPr>
         <w:spacing w:before="0" w:after="0" w:line="240" w:lineRule="auto"/>
       </w:pPr>
+      <w:rPr/>
       <w:tblPr/>
       <w:tcPr>
         <w:tcBorders>
@@ -7712,6 +9751,7 @@
       <w:pPr>
         <w:spacing w:before="0" w:after="0" w:line="240" w:lineRule="auto"/>
       </w:pPr>
+      <w:rPr/>
       <w:tblPr/>
       <w:tcPr>
         <w:tcBorders>
@@ -7857,6 +9897,7 @@
       <w:pPr>
         <w:spacing w:before="0" w:after="0" w:line="240" w:lineRule="auto"/>
       </w:pPr>
+      <w:rPr/>
       <w:tblPr/>
       <w:tcPr>
         <w:tcBorders>
@@ -8002,6 +10043,7 @@
       <w:pPr>
         <w:spacing w:before="0" w:after="0" w:line="240" w:lineRule="auto"/>
       </w:pPr>
+      <w:rPr/>
       <w:tblPr/>
       <w:tcPr>
         <w:tcBorders>
@@ -8147,6 +10189,7 @@
       <w:pPr>
         <w:spacing w:before="0" w:after="0" w:line="240" w:lineRule="auto"/>
       </w:pPr>
+      <w:rPr/>
       <w:tblPr/>
       <w:tcPr>
         <w:tcBorders>
@@ -8292,6 +10335,7 @@
       <w:pPr>
         <w:spacing w:before="0" w:after="0" w:line="240" w:lineRule="auto"/>
       </w:pPr>
+      <w:rPr/>
       <w:tblPr/>
       <w:tcPr>
         <w:tcBorders>
@@ -8437,6 +10481,7 @@
       <w:pPr>
         <w:spacing w:before="0" w:after="0" w:line="240" w:lineRule="auto"/>
       </w:pPr>
+      <w:rPr/>
       <w:tblPr/>
       <w:tcPr>
         <w:tcBorders>
